--- a/papers/复核链/终版收口报告_交付态实跑_2026-10-25.docx
+++ b/papers/复核链/终版收口报告_交付态实跑_2026-10-25.docx
@@ -16,12 +16,6 @@
         <w:pStyle w:val="BlockText"/>
       </w:pPr>
       <w:r>
-        <w:t xml:space="preserve">★</w:t>
-      </w:r>
-      <w:r>
-        <w:t xml:space="preserve"> </w:t>
-      </w:r>
-      <w:r>
         <w:rPr>
           <w:bCs/>
           <w:b/>
@@ -29,7 +23,7 @@
         <w:t xml:space="preserve">审计员</w:t>
       </w:r>
       <w:r>
-        <w:t xml:space="preserve">：Verifier（独立审稿人）｜★</w:t>
+        <w:t xml:space="preserve">：Verifier（独立审稿人）｜</w:t>
       </w:r>
       <w:r>
         <w:t xml:space="preserve"> </w:t>
@@ -42,7 +36,7 @@
         <w:t xml:space="preserve">模式</w:t>
       </w:r>
       <w:r>
-        <w:t xml:space="preserve">：★</w:t>
+        <w:t xml:space="preserve">：</w:t>
       </w:r>
       <w:r>
         <w:t xml:space="preserve"> </w:t>
@@ -55,7 +49,7 @@
         <w:t xml:space="preserve">只读</w:t>
       </w:r>
       <w:r>
-        <w:t xml:space="preserve">（★ 仓内零写入；★ 所有写操作只发生在</w:t>
+        <w:t xml:space="preserve">（仓内零写入；所有写操作只发生在</w:t>
       </w:r>
       <w:r>
         <w:t xml:space="preserve"> </w:t>
@@ -85,7 +79,7 @@
         <w:t xml:space="preserve"> </w:t>
       </w:r>
       <w:r>
-        <w:t xml:space="preserve">两份副本上）｜★</w:t>
+        <w:t xml:space="preserve">两份副本上）｜</w:t>
       </w:r>
       <w:r>
         <w:t xml:space="preserve"> </w:t>
@@ -107,7 +101,7 @@
         <w:pStyle w:val="Heading2"/>
       </w:pPr>
       <w:r>
-        <w:t xml:space="preserve">★ 0 · 一句话结论</w:t>
+        <w:t xml:space="preserve">0 · 一句话结论</w:t>
       </w:r>
     </w:p>
     <w:p>
@@ -115,12 +109,6 @@
         <w:pStyle w:val="FirstParagraph"/>
       </w:pPr>
       <w:r>
-        <w:t xml:space="preserve">★</w:t>
-      </w:r>
-      <w:r>
-        <w:t xml:space="preserve"> </w:t>
-      </w:r>
-      <w:r>
         <w:rPr>
           <w:bCs/>
           <w:b/>
@@ -128,17 +116,17 @@
         <w:t xml:space="preserve">打包门禁有效，但它现在正拦着这次交付</w:t>
       </w:r>
       <w:r>
-        <w:t xml:space="preserve">：★</w:t>
-      </w:r>
-      <w:r>
-        <w:t xml:space="preserve"> </w:t>
-      </w:r>
-      <w:r>
-        <w:rPr>
-          <w:bCs/>
-          <w:b/>
-        </w:rPr>
-        <w:t xml:space="preserve">在冻结态树上打包，交付态验收 2 项不通过 ⇒ 打包器自己喊了「⛔ 不要交付」</w:t>
+        <w:t xml:space="preserve">：</w:t>
+      </w:r>
+      <w:r>
+        <w:t xml:space="preserve"> </w:t>
+      </w:r>
+      <w:r>
+        <w:rPr>
+          <w:bCs/>
+          <w:b/>
+        </w:rPr>
+        <w:t xml:space="preserve">在冻结态树上打包，交付态验收 2 项不通过，打包器自己喊了「⛔ 不要交付」</w:t>
       </w:r>
       <w:r>
         <w:t xml:space="preserve">。</w:t>
@@ -147,12 +135,6 @@
         <w:t xml:space="preserve"> </w:t>
       </w:r>
       <w:r>
-        <w:t xml:space="preserve">★</w:t>
-      </w:r>
-      <w:r>
-        <w:t xml:space="preserve"> </w:t>
-      </w:r>
-      <w:r>
         <w:rPr>
           <w:bCs/>
           <w:b/>
@@ -160,7 +142,7 @@
         <w:t xml:space="preserve">收口前必须做的 5 件事</w:t>
       </w:r>
       <w:r>
-        <w:t xml:space="preserve">（§4），★</w:t>
+        <w:t xml:space="preserve">（§4），</w:t>
       </w:r>
       <w:r>
         <w:t xml:space="preserve"> </w:t>
@@ -176,7 +158,7 @@
         <w:t xml:space="preserve"> </w:t>
       </w:r>
       <w:r>
-        <w:t xml:space="preserve">—— ★★</w:t>
+        <w:t xml:space="preserve">——</w:t>
       </w:r>
       <w:r>
         <w:t xml:space="preserve"> </w:t>
@@ -197,13 +179,13 @@
       </w:r>
     </w:p>
     <w:bookmarkEnd w:id="20"/>
-    <w:bookmarkStart w:id="21" w:name="审稿基线-2026-10-24-185x-当场重取-与父会话的冻结表逐位一致"/>
+    <w:bookmarkStart w:id="21" w:name="审稿基线2026-10-24-185x-当场重取与父会话的冻结表逐位一致"/>
     <w:p>
       <w:pPr>
         <w:pStyle w:val="Heading2"/>
       </w:pPr>
       <w:r>
-        <w:t xml:space="preserve">1 · ★★★ 审稿基线（★ 2026-10-24 18:5x</w:t>
+        <w:t xml:space="preserve">1 · 审稿基线（2026-10-24 18:5x</w:t>
       </w:r>
       <w:r>
         <w:t xml:space="preserve"> </w:t>
@@ -216,7 +198,7 @@
         <w:t xml:space="preserve">当场</w:t>
       </w:r>
       <w:r>
-        <w:t xml:space="preserve">重取，★ 与父会话的冻结表逐位一致）</w:t>
+        <w:t xml:space="preserve">重取，与父会话的冻结表逐位一致）</w:t>
       </w:r>
     </w:p>
     <w:tbl>
@@ -336,7 +318,7 @@
               <w:jc w:val="left"/>
             </w:pPr>
             <w:r>
-              <w:t xml:space="preserve">★ 注意力红线</w:t>
+              <w:t xml:space="preserve">注意力红线</w:t>
             </w:r>
             <w:r>
               <w:rPr>
@@ -403,7 +385,7 @@
               <w:jc w:val="left"/>
             </w:pPr>
             <w:r>
-              <w:t xml:space="preserve">★ 承重子层硬错</w:t>
+              <w:t xml:space="preserve">承重子层硬错</w:t>
             </w:r>
             <w:r>
               <w:rPr>
@@ -413,7 +395,7 @@
               <w:t xml:space="preserve">已改</w:t>
             </w:r>
             <w:r>
-              <w:t xml:space="preserve">；★</w:t>
+              <w:t xml:space="preserve">；</w:t>
             </w:r>
             <w:r>
               <w:t xml:space="preserve"> </w:t>
@@ -540,7 +522,7 @@
               <w:jc w:val="left"/>
             </w:pPr>
             <w:r>
-              <w:t xml:space="preserve">★ W4 第四轮 + 表格残行已修</w:t>
+              <w:t xml:space="preserve">W4 第四轮 + 表格残行已修</w:t>
             </w:r>
           </w:p>
         </w:tc>
@@ -597,7 +579,7 @@
               <w:jc w:val="left"/>
             </w:pPr>
             <w:r>
-              <w:t xml:space="preserve">★ 读数全复算通过；★</w:t>
+              <w:t xml:space="preserve">读数全复算通过；</w:t>
             </w:r>
             <w:r>
               <w:t xml:space="preserve"> </w:t>
@@ -621,12 +603,6 @@
         <w:pStyle w:val="BodyText"/>
       </w:pPr>
       <w:r>
-        <w:t xml:space="preserve">★</w:t>
-      </w:r>
-      <w:r>
-        <w:t xml:space="preserve"> </w:t>
-      </w:r>
-      <w:r>
         <w:rPr>
           <w:bCs/>
           <w:b/>
@@ -649,7 +625,7 @@
         <w:t xml:space="preserve">8649661</w:t>
       </w:r>
       <w:r>
-        <w:t xml:space="preserve">（改稿前）｜★</w:t>
+        <w:t xml:space="preserve">（改稿前）｜</w:t>
       </w:r>
       <w:r>
         <w:t xml:space="preserve"> </w:t>
@@ -716,12 +692,6 @@
         <w:t xml:space="preserve"> </w:t>
       </w:r>
       <w:r>
-        <w:t xml:space="preserve">★</w:t>
-      </w:r>
-      <w:r>
-        <w:t xml:space="preserve"> </w:t>
-      </w:r>
-      <w:r>
         <w:rPr>
           <w:bCs/>
           <w:b/>
@@ -768,23 +738,17 @@
         <w:t xml:space="preserve">198219ca</w:t>
       </w:r>
       <w:r>
-        <w:t xml:space="preserve">）⇒ ★</w:t>
-      </w:r>
-      <w:r>
-        <w:t xml:space="preserve"> </w:t>
-      </w:r>
-      <w:r>
-        <w:rPr>
-          <w:bCs/>
-          <w:b/>
-        </w:rPr>
-        <w:t xml:space="preserve">全部在改稿之后 ⇒ 基线钉死的设计依然正确</w:t>
-      </w:r>
-      <w:r>
-        <w:t xml:space="preserve">（★</w:t>
-      </w:r>
-      <w:r>
-        <w:t xml:space="preserve"> </w:t>
+        <w:t xml:space="preserve">），</w:t>
+      </w:r>
+      <w:r>
+        <w:rPr>
+          <w:bCs/>
+          <w:b/>
+        </w:rPr>
+        <w:t xml:space="preserve">全部在改稿之后，基线钉死的设计依然正确</w:t>
+      </w:r>
+      <w:r>
+        <w:t xml:space="preserve">（</w:t>
       </w:r>
       <w:r>
         <w:rPr>
@@ -805,25 +769,19 @@
       </w:r>
     </w:p>
     <w:bookmarkEnd w:id="21"/>
-    <w:bookmarkStart w:id="22" w:name="我自己的一处-sha-绑定错误先自曝-并已撤销一条裁决"/>
+    <w:bookmarkStart w:id="22" w:name="我自己的一处-sha-绑定错误先自曝并已撤销一条裁决"/>
     <w:p>
       <w:pPr>
         <w:pStyle w:val="Heading2"/>
       </w:pPr>
       <w:r>
-        <w:t xml:space="preserve">2 · ★★★ 我自己的一处 sha 绑定错误（先自曝，★ 并已撤销一条裁决）</w:t>
+        <w:t xml:space="preserve">2 · 我自己的一处 sha 绑定错误（先自曝，并已撤销一条裁决）</w:t>
       </w:r>
     </w:p>
     <w:p>
       <w:pPr>
         <w:pStyle w:val="FirstParagraph"/>
       </w:pPr>
-      <w:r>
-        <w:t xml:space="preserve">★</w:t>
-      </w:r>
-      <w:r>
-        <w:t xml:space="preserve"> </w:t>
-      </w:r>
       <w:r>
         <w:rPr>
           <w:bCs/>
@@ -1042,58 +1000,34 @@
         <w:pStyle w:val="BodyText"/>
       </w:pPr>
       <w:r>
-        <w:t xml:space="preserve">⇒ ★★★</w:t>
-      </w:r>
-      <w:r>
-        <w:t xml:space="preserve"> </w:t>
-      </w:r>
-      <w:r>
-        <w:rPr>
-          <w:bCs/>
-          <w:b/>
-        </w:rPr>
-        <w:t xml:space="preserve">⇒ 同一时刻文件已变，我绑错了</w:t>
-      </w:r>
-      <w:r>
-        <w:t xml:space="preserve"> </w:t>
-      </w:r>
-      <w:r>
-        <w:t xml:space="preserve">⇒ ★★</w:t>
-      </w:r>
-      <w:r>
-        <w:t xml:space="preserve"> </w:t>
-      </w:r>
-      <w:r>
-        <w:rPr>
-          <w:bCs/>
-          <w:b/>
-        </w:rPr>
-        <w:t xml:space="preserve">这正是我自己立的"结论必绑 sha"纪律的违反</w:t>
-      </w:r>
-      <w:r>
-        <w:t xml:space="preserve"> </w:t>
-      </w:r>
-      <w:r>
-        <w:t xml:space="preserve">⇒ ★★</w:t>
-      </w:r>
-      <w:r>
-        <w:t xml:space="preserve"> </w:t>
-      </w:r>
-      <w:r>
-        <w:rPr>
-          <w:bCs/>
-          <w:b/>
-        </w:rPr>
-        <w:t xml:space="preserve">⇒ 我阶段二报告的"第 5 条硬理由"（① 篇 F1 未落地）</w:t>
-      </w:r>
-      <w:r>
-        <w:t xml:space="preserve"> </w:t>
-      </w:r>
-      <w:r>
-        <w:t xml:space="preserve">⇒ ★</w:t>
-      </w:r>
-      <w:r>
-        <w:t xml:space="preserve"> </w:t>
+        <w:rPr>
+          <w:bCs/>
+          <w:b/>
+        </w:rPr>
+        <w:t xml:space="preserve">同一时刻文件已变，我绑错了</w:t>
+      </w:r>
+      <w:r>
+        <w:t xml:space="preserve">，</w:t>
+      </w:r>
+      <w:r>
+        <w:rPr>
+          <w:bCs/>
+          <w:b/>
+        </w:rPr>
+        <w:t xml:space="preserve">这正是我自己立的"结论必绑 sha"要求的违反</w:t>
+      </w:r>
+      <w:r>
+        <w:t xml:space="preserve">，</w:t>
+      </w:r>
+      <w:r>
+        <w:rPr>
+          <w:bCs/>
+          <w:b/>
+        </w:rPr>
+        <w:t xml:space="preserve">我阶段二报告的"第 5 条硬理由"（① 篇 F1 未落地）</w:t>
+      </w:r>
+      <w:r>
+        <w:t xml:space="preserve">，</w:t>
       </w:r>
       <w:r>
         <w:rPr>
@@ -1110,12 +1044,6 @@
       <w:pPr>
         <w:pStyle w:val="BodyText"/>
       </w:pPr>
-      <w:r>
-        <w:t xml:space="preserve">★</w:t>
-      </w:r>
-      <w:r>
-        <w:t xml:space="preserve"> </w:t>
-      </w:r>
       <w:r>
         <w:rPr>
           <w:bCs/>
@@ -1235,7 +1163,7 @@
               <w:jc w:val="center"/>
             </w:pPr>
             <w:r>
-              <w:t xml:space="preserve">✔「## 2 ★ 归因论证：四条机制假说与它们各自的可失败预测」</w:t>
+              <w:t xml:space="preserve">✔「## 2 归因论证：四条机制假说与它们各自的可失败预测」</w:t>
             </w:r>
           </w:p>
         </w:tc>
@@ -1261,7 +1189,7 @@
               <w:jc w:val="center"/>
             </w:pPr>
             <w:r>
-              <w:t xml:space="preserve">✔「…★ 本文给出的是【机制假说 + 已定版判决式】，★ 不是已完成的归因。」</w:t>
+              <w:t xml:space="preserve">✔「… 本文给出的是【机制假说 + 已定版判决式】，不是已完成的归因。」</w:t>
             </w:r>
           </w:p>
         </w:tc>
@@ -1390,49 +1318,37 @@
         <w:pStyle w:val="BodyText"/>
       </w:pPr>
       <w:r>
-        <w:t xml:space="preserve">★ ★</w:t>
-      </w:r>
-      <w:r>
-        <w:t xml:space="preserve"> </w:t>
-      </w:r>
-      <w:r>
-        <w:rPr>
-          <w:bCs/>
-          <w:b/>
-        </w:rPr>
-        <w:t xml:space="preserve">⇒ 父会话"负向测试当场抓出标题行被豁免 ⇒ 已修"这条评价是对的</w:t>
-      </w:r>
-      <w:r>
-        <w:t xml:space="preserve"> </w:t>
-      </w:r>
-      <w:r>
-        <w:t xml:space="preserve">—— ★</w:t>
-      </w:r>
-      <w:r>
-        <w:t xml:space="preserve"> </w:t>
-      </w:r>
-      <w:r>
-        <w:rPr>
-          <w:bCs/>
-          <w:b/>
-        </w:rPr>
-        <w:t xml:space="preserve">标题确实是被豁免放过的那一处，★ 而它恰是最严重的一处。</w:t>
-      </w:r>
-      <w:r>
-        <w:t xml:space="preserve"> </w:t>
-      </w:r>
-      <w:r>
-        <w:t xml:space="preserve">★ ★</w:t>
-      </w:r>
-      <w:r>
-        <w:t xml:space="preserve"> </w:t>
-      </w:r>
-      <w:r>
-        <w:rPr>
-          <w:bCs/>
-          <w:b/>
-        </w:rPr>
-        <w:t xml:space="preserve">⇒ ① 篇现在合规，我阶段二那条裁决撤销。</w:t>
+        <w:rPr>
+          <w:bCs/>
+          <w:b/>
+        </w:rPr>
+        <w:t xml:space="preserve">父会话"负向测试当场抓出标题行被豁免，已修"这条评价是对的</w:t>
+      </w:r>
+      <w:r>
+        <w:t xml:space="preserve"> </w:t>
+      </w:r>
+      <w:r>
+        <w:t xml:space="preserve">——</w:t>
+      </w:r>
+      <w:r>
+        <w:t xml:space="preserve"> </w:t>
+      </w:r>
+      <w:r>
+        <w:rPr>
+          <w:bCs/>
+          <w:b/>
+        </w:rPr>
+        <w:t xml:space="preserve">标题确实是被豁免放过的那一处，而它恰是最严重的一处。</w:t>
+      </w:r>
+      <w:r>
+        <w:t xml:space="preserve"> </w:t>
+      </w:r>
+      <w:r>
+        <w:rPr>
+          <w:bCs/>
+          <w:b/>
+        </w:rPr>
+        <w:t xml:space="preserve">① 篇现在合规，我阶段二那条裁决撤销。</w:t>
       </w:r>
     </w:p>
     <w:p>
@@ -1443,13 +1359,13 @@
       </w:r>
     </w:p>
     <w:bookmarkEnd w:id="22"/>
-    <w:bookmarkStart w:id="27" w:name="交付态实跑-全链-跑在解包后的包上"/>
+    <w:bookmarkStart w:id="27" w:name="交付态实跑全链跑在解包后的包上"/>
     <w:p>
       <w:pPr>
         <w:pStyle w:val="Heading2"/>
       </w:pPr>
       <w:r>
-        <w:t xml:space="preserve">3 · ★★★ 交付态实跑（★ 全链，★ 跑在</w:t>
+        <w:t xml:space="preserve">3 · 交付态实跑（全链，跑在</w:t>
       </w:r>
       <w:r>
         <w:rPr>
@@ -1462,7 +1378,7 @@
         <w:t xml:space="preserve">上）</w:t>
       </w:r>
     </w:p>
-    <w:bookmarkStart w:id="23" w:name="交付态失败-①②-篇-md-的表格结构伤-冻结态里仍在"/>
+    <w:bookmarkStart w:id="23" w:name="交付态失败-①②-篇-md-的表格结构伤冻结态里仍在"/>
     <w:p>
       <w:pPr>
         <w:pStyle w:val="Heading3"/>
@@ -1478,7 +1394,7 @@
         <w:t xml:space="preserve">② 篇 md 的表格结构伤</w:t>
       </w:r>
       <w:r>
-        <w:t xml:space="preserve">（★ 冻结态里</w:t>
+        <w:t xml:space="preserve">（冻结态里</w:t>
       </w:r>
       <w:r>
         <w:rPr>
@@ -1496,12 +1412,6 @@
         <w:pStyle w:val="FirstParagraph"/>
       </w:pPr>
       <w:r>
-        <w:t xml:space="preserve">★</w:t>
-      </w:r>
-      <w:r>
-        <w:t xml:space="preserve"> </w:t>
-      </w:r>
-      <w:r>
         <w:rPr>
           <w:rStyle w:val="VerbatimChar"/>
         </w:rPr>
@@ -1511,7 +1421,7 @@
         <w:t xml:space="preserve"> </w:t>
       </w:r>
       <w:r>
-        <w:t xml:space="preserve">在交付态的输出（★ 行号对应</w:t>
+        <w:t xml:space="preserve">在交付态的输出（行号对应</w:t>
       </w:r>
       <w:r>
         <w:t xml:space="preserve"> </w:t>
@@ -1538,17 +1448,17 @@
         <w:t xml:space="preserve">abdf0987…</w:t>
       </w:r>
       <w:r>
-        <w:t xml:space="preserve">，★</w:t>
-      </w:r>
-      <w:r>
-        <w:t xml:space="preserve"> </w:t>
-      </w:r>
-      <w:r>
-        <w:rPr>
-          <w:bCs/>
-          <w:b/>
-        </w:rPr>
-        <w:t xml:space="preserve">行号会随版本移位，★ 但伤本身在冻结态仍在</w:t>
+        <w:t xml:space="preserve">，</w:t>
+      </w:r>
+      <w:r>
+        <w:t xml:space="preserve"> </w:t>
+      </w:r>
+      <w:r>
+        <w:rPr>
+          <w:bCs/>
+          <w:b/>
+        </w:rPr>
+        <w:t xml:space="preserve">行号会随版本移位，但伤本身在冻结态仍在</w:t>
       </w:r>
       <w:r>
         <w:t xml:space="preserve">）：</w:t>
@@ -1669,17 +1579,11 @@
               <w:jc w:val="center"/>
             </w:pPr>
             <w:r>
-              <w:t xml:space="preserve">★★</w:t>
-            </w:r>
-            <w:r>
-              <w:t xml:space="preserve"> </w:t>
-            </w:r>
-            <w:r>
-              <w:rPr>
-                <w:bCs/>
-                <w:b/>
-              </w:rPr>
-              <w:t xml:space="preserve">pandoc 截列 ⇒ 整列内容消失</w:t>
+              <w:rPr>
+                <w:bCs/>
+                <w:b/>
+              </w:rPr>
+              <w:t xml:space="preserve">pandoc 截列，整列内容消失</w:t>
             </w:r>
           </w:p>
         </w:tc>
@@ -1724,12 +1628,6 @@
               <w:jc w:val="center"/>
             </w:pPr>
             <w:r>
-              <w:t xml:space="preserve">★★★</w:t>
-            </w:r>
-            <w:r>
-              <w:t xml:space="preserve"> </w:t>
-            </w:r>
-            <w:r>
               <w:rPr>
                 <w:bCs/>
                 <w:b/>
@@ -1737,20 +1635,7 @@
               <w:t xml:space="preserve">这正是净增益的恒等式，被写成了裸竖线的"表格"</w:t>
             </w:r>
             <w:r>
-              <w:t xml:space="preserve"> </w:t>
-            </w:r>
-            <w:r>
-              <w:t xml:space="preserve">⇒ pandoc 会吃掉列 ⇒</w:t>
-            </w:r>
-            <w:r>
-              <w:t xml:space="preserve"> </w:t>
-            </w:r>
-            <w:r>
-              <w:rPr>
-                <w:bCs/>
-                <w:b/>
-              </w:rPr>
-              <w:t xml:space="preserve">★ ② 篇的核心公式在交付态会缺列</w:t>
+              <w:t xml:space="preserve">，pandoc 会吃掉列，** ② 篇的核心公式在交付态会缺列**</w:t>
             </w:r>
           </w:p>
         </w:tc>
@@ -1799,26 +1684,14 @@
         <w:pStyle w:val="BodyText"/>
       </w:pPr>
       <w:r>
-        <w:t xml:space="preserve">⇒ ★★★</w:t>
-      </w:r>
-      <w:r>
-        <w:t xml:space="preserve"> </w:t>
-      </w:r>
-      <w:r>
-        <w:rPr>
-          <w:bCs/>
-          <w:b/>
-        </w:rPr>
-        <w:t xml:space="preserve">⇒ 这 4 处必须在重建 docx 之前先修 md</w:t>
-      </w:r>
-      <w:r>
-        <w:t xml:space="preserve"> </w:t>
-      </w:r>
-      <w:r>
-        <w:t xml:space="preserve">⇒ ★</w:t>
-      </w:r>
-      <w:r>
-        <w:t xml:space="preserve"> </w:t>
+        <w:rPr>
+          <w:bCs/>
+          <w:b/>
+        </w:rPr>
+        <w:t xml:space="preserve">这 4 处必须在重建 docx 之前先修 md</w:t>
+      </w:r>
+      <w:r>
+        <w:t xml:space="preserve">，</w:t>
       </w:r>
       <w:r>
         <w:rPr>
@@ -1831,17 +1704,11 @@
         <w:t xml:space="preserve"> </w:t>
       </w:r>
       <w:r>
-        <w:t xml:space="preserve">⇒ ★★</w:t>
-      </w:r>
-      <w:r>
-        <w:t xml:space="preserve"> </w:t>
-      </w:r>
-      <w:r>
-        <w:rPr>
-          <w:bCs/>
-          <w:b/>
-        </w:rPr>
-        <w:t xml:space="preserve">⇒ 而父会话说的"② 篇作者已把三条硬错改完"指的是【承重子层口径 /</w:t>
+        <w:rPr>
+          <w:bCs/>
+          <w:b/>
+        </w:rPr>
+        <w:t xml:space="preserve">而父会话说的"② 篇作者已把三条硬错改完"指的是【承重子层口径 /</w:t>
       </w:r>
       <w:r>
         <w:rPr>
@@ -1907,16 +1774,10 @@
           <w:bCs/>
           <w:b/>
         </w:rPr>
-        <w:t xml:space="preserve">】，★ 【表格结构伤】不在其中</w:t>
-      </w:r>
-      <w:r>
-        <w:t xml:space="preserve"> </w:t>
-      </w:r>
-      <w:r>
-        <w:t xml:space="preserve">⇒ ⇒</w:t>
-      </w:r>
-      <w:r>
-        <w:t xml:space="preserve"> </w:t>
+        <w:t xml:space="preserve">】， 【表格结构伤】不在其中</w:t>
+      </w:r>
+      <w:r>
+        <w:t xml:space="preserve">，</w:t>
       </w:r>
       <w:r>
         <w:rPr>
@@ -1969,12 +1830,6 @@
         <w:pStyle w:val="FirstParagraph"/>
       </w:pPr>
       <w:r>
-        <w:t xml:space="preserve">★</w:t>
-      </w:r>
-      <w:r>
-        <w:t xml:space="preserve"> </w:t>
-      </w:r>
-      <w:r>
         <w:rPr>
           <w:bCs/>
           <w:b/>
@@ -1982,7 +1837,7 @@
         <w:t xml:space="preserve">先纠正我自己</w:t>
       </w:r>
       <w:r>
-        <w:t xml:space="preserve">：★ 我一度把失败归给"A2 逐字计数断言"—— ★</w:t>
+        <w:t xml:space="preserve">：我一度把失败归给"A2 逐字计数断言"——</w:t>
       </w:r>
       <w:r>
         <w:t xml:space="preserve"> </w:t>
@@ -1995,7 +1850,7 @@
         <w:t xml:space="preserve">错</w:t>
       </w:r>
       <w:r>
-        <w:t xml:space="preserve">：★</w:t>
+        <w:t xml:space="preserve">：</w:t>
       </w:r>
       <w:r>
         <w:t xml:space="preserve"> </w:t>
@@ -2275,12 +2130,6 @@
               <w:jc w:val="center"/>
             </w:pPr>
             <w:r>
-              <w:t xml:space="preserve">★</w:t>
-            </w:r>
-            <w:r>
-              <w:t xml:space="preserve"> </w:t>
-            </w:r>
-            <w:r>
               <w:rPr>
                 <w:bCs/>
                 <w:b/>
@@ -2366,12 +2215,6 @@
               <w:jc w:val="center"/>
             </w:pPr>
             <w:r>
-              <w:t xml:space="preserve">★</w:t>
-            </w:r>
-            <w:r>
-              <w:t xml:space="preserve"> </w:t>
-            </w:r>
-            <w:r>
               <w:rPr>
                 <w:bCs/>
                 <w:b/>
@@ -2388,17 +2231,11 @@
               <w:jc w:val="left"/>
             </w:pPr>
             <w:r>
-              <w:t xml:space="preserve">★</w:t>
-            </w:r>
-            <w:r>
-              <w:t xml:space="preserve"> </w:t>
-            </w:r>
-            <w:r>
-              <w:rPr>
-                <w:bCs/>
-                <w:b/>
-              </w:rPr>
-              <w:t xml:space="preserve">③ 篇把「共线」改成了更准确的「完全退化 / 形态 A·B」⇒ 旧关键词已不存在 ⇒ 同步判据 + 写明"为什么变"</w:t>
+              <w:rPr>
+                <w:bCs/>
+                <w:b/>
+              </w:rPr>
+              <w:t xml:space="preserve">③ 篇把「共线」改成了更准确的「完全退化 / 形态 A·B」，旧关键词已不存在，同步判据 + 写明"为什么变"</w:t>
             </w:r>
           </w:p>
         </w:tc>
@@ -2455,12 +2292,6 @@
               <w:jc w:val="center"/>
             </w:pPr>
             <w:r>
-              <w:t xml:space="preserve">★</w:t>
-            </w:r>
-            <w:r>
-              <w:t xml:space="preserve"> </w:t>
-            </w:r>
-            <w:r>
               <w:rPr>
                 <w:bCs/>
                 <w:b/>
@@ -2477,7 +2308,7 @@
               <w:jc w:val="left"/>
             </w:pPr>
             <w:r>
-              <w:t xml:space="preserve">③ 篇重排了章节 ⇒ 判据与正文对齐一次</w:t>
+              <w:t xml:space="preserve">③ 篇重排了章节，判据与正文对齐一次</w:t>
             </w:r>
           </w:p>
         </w:tc>
@@ -2534,12 +2365,6 @@
               <w:jc w:val="center"/>
             </w:pPr>
             <w:r>
-              <w:t xml:space="preserve">★</w:t>
-            </w:r>
-            <w:r>
-              <w:t xml:space="preserve"> </w:t>
-            </w:r>
-            <w:r>
               <w:rPr>
                 <w:bCs/>
                 <w:b/>
@@ -2619,12 +2444,6 @@
               <w:jc w:val="center"/>
             </w:pPr>
             <w:r>
-              <w:t xml:space="preserve">★★</w:t>
-            </w:r>
-            <w:r>
-              <w:t xml:space="preserve"> </w:t>
-            </w:r>
-            <w:r>
               <w:rPr>
                 <w:bCs/>
                 <w:b/>
@@ -2641,17 +2460,11 @@
               <w:jc w:val="left"/>
             </w:pPr>
             <w:r>
-              <w:t xml:space="preserve">★</w:t>
-            </w:r>
-            <w:r>
-              <w:t xml:space="preserve"> </w:t>
-            </w:r>
-            <w:r>
-              <w:rPr>
-                <w:bCs/>
-                <w:b/>
-              </w:rPr>
-              <w:t xml:space="preserve">原句是「本文在任何一轴上都【不】主张"层3 与层2 等效"」⇒ 是否定用法 ⇒ 禁写串判据需按 S6 同款加【NEG 上下文跳过】</w:t>
+              <w:rPr>
+                <w:bCs/>
+                <w:b/>
+              </w:rPr>
+              <w:t xml:space="preserve">原句是「本文在任何一轴上都【不】主张"层3 与层2 等效"」，是否定用法，禁写串判据需按 S6 同款加【NEG 上下文跳过】</w:t>
             </w:r>
           </w:p>
         </w:tc>
@@ -2663,7 +2476,7 @@
         <w:pStyle w:val="Heading4"/>
       </w:pPr>
       <w:r>
-        <w:t xml:space="preserve">★★ A3 的 5 个数字：</w:t>
+        <w:t xml:space="preserve">A3 的 5 个数字：</w:t>
       </w:r>
       <w:r>
         <w:rPr>
@@ -2733,7 +2546,7 @@
               <w:jc w:val="left"/>
             </w:pPr>
             <w:r>
-              <w:t xml:space="preserve">处置</w:t>
+              <w:t xml:space="preserve">处理</w:t>
             </w:r>
           </w:p>
         </w:tc>
@@ -2795,12 +2608,6 @@
               <w:jc w:val="center"/>
             </w:pPr>
             <w:r>
-              <w:t xml:space="preserve">★★</w:t>
-            </w:r>
-            <w:r>
-              <w:t xml:space="preserve"> </w:t>
-            </w:r>
-            <w:r>
               <w:rPr>
                 <w:bCs/>
                 <w:b/>
@@ -2816,12 +2623,6 @@
               <w:pStyle w:val="Compact"/>
               <w:jc w:val="left"/>
             </w:pPr>
-            <w:r>
-              <w:t xml:space="preserve">★</w:t>
-            </w:r>
-            <w:r>
-              <w:t xml:space="preserve"> </w:t>
-            </w:r>
             <w:r>
               <w:rPr>
                 <w:bCs/>
@@ -2873,43 +2674,79 @@
               <w:t xml:space="preserve">:64-82</w:t>
             </w:r>
             <w:r>
-              <w:t xml:space="preserve">（★</w:t>
+              <w:t xml:space="preserve">（</w:t>
+            </w:r>
+            <w:r>
+              <w:rPr>
+                <w:bCs/>
+                <w:b/>
+              </w:rPr>
+              <w:t xml:space="preserve">裸</w:t>
             </w:r>
             <w:r>
               <w:t xml:space="preserve"> </w:t>
             </w:r>
             <w:r>
               <w:rPr>
-                <w:bCs/>
-                <w:b/>
-              </w:rPr>
-              <w:t xml:space="preserve">裸</w:t>
-            </w:r>
-            <w:r>
+                <w:rStyle w:val="VerbatimChar"/>
+              </w:rPr>
+              <w:t xml:space="preserve">:68</w:t>
+            </w:r>
+            <w:r>
+              <w:t xml:space="preserve">）</w:t>
+            </w:r>
+          </w:p>
+        </w:tc>
+        <w:tc>
+          <w:tcPr/>
+          <w:p>
+            <w:pPr>
+              <w:pStyle w:val="Compact"/>
+              <w:jc w:val="center"/>
+            </w:pPr>
+            <w:r>
+              <w:rPr>
+                <w:bCs/>
+                <w:b/>
+              </w:rPr>
+              <w:t xml:space="preserve">判据假阳</w:t>
+            </w:r>
+          </w:p>
+        </w:tc>
+        <w:tc>
+          <w:tcPr/>
+          <w:p>
+            <w:pPr>
+              <w:pStyle w:val="Compact"/>
+              <w:jc w:val="left"/>
+            </w:pPr>
+            <w:r>
+              <w:rPr>
+                <w:bCs/>
+                <w:b/>
+              </w:rPr>
+              <w:t xml:space="preserve">A3 现有</w:t>
+            </w:r>
+            <w:r>
+              <w:rPr>
+                <w:bCs/>
+                <w:b/>
+              </w:rPr>
               <w:t xml:space="preserve"> </w:t>
             </w:r>
             <w:r>
               <w:rPr>
                 <w:rStyle w:val="VerbatimChar"/>
-              </w:rPr>
-              <w:t xml:space="preserve">:68</w:t>
-            </w:r>
-            <w:r>
-              <w:t xml:space="preserve">）</w:t>
-            </w:r>
-          </w:p>
-        </w:tc>
-        <w:tc>
-          <w:tcPr/>
-          <w:p>
-            <w:pPr>
-              <w:pStyle w:val="Compact"/>
-              <w:jc w:val="center"/>
-            </w:pPr>
-            <w:r>
-              <w:t xml:space="preserve">★★</w:t>
-            </w:r>
-            <w:r>
+                <w:bCs/>
+                <w:b/>
+              </w:rPr>
+              <w:t xml:space="preserve">file.ext:NN</w:t>
+            </w:r>
+            <w:r>
+              <w:rPr>
+                <w:bCs/>
+                <w:b/>
+              </w:rPr>
               <w:t xml:space="preserve"> </w:t>
             </w:r>
             <w:r>
@@ -2917,58 +2754,7 @@
                 <w:bCs/>
                 <w:b/>
               </w:rPr>
-              <w:t xml:space="preserve">判据假阳</w:t>
-            </w:r>
-          </w:p>
-        </w:tc>
-        <w:tc>
-          <w:tcPr/>
-          <w:p>
-            <w:pPr>
-              <w:pStyle w:val="Compact"/>
-              <w:jc w:val="left"/>
-            </w:pPr>
-            <w:r>
-              <w:t xml:space="preserve">★</w:t>
-            </w:r>
-            <w:r>
-              <w:t xml:space="preserve"> </w:t>
-            </w:r>
-            <w:r>
-              <w:rPr>
-                <w:bCs/>
-                <w:b/>
-              </w:rPr>
-              <w:t xml:space="preserve">A3 现有</w:t>
-            </w:r>
-            <w:r>
-              <w:rPr>
-                <w:bCs/>
-                <w:b/>
-              </w:rPr>
-              <w:t xml:space="preserve"> </w:t>
-            </w:r>
-            <w:r>
-              <w:rPr>
-                <w:rStyle w:val="VerbatimChar"/>
-                <w:bCs/>
-                <w:b/>
-              </w:rPr>
-              <w:t xml:space="preserve">file.ext:NN</w:t>
-            </w:r>
-            <w:r>
-              <w:rPr>
-                <w:bCs/>
-                <w:b/>
-              </w:rPr>
-              <w:t xml:space="preserve"> </w:t>
-            </w:r>
-            <w:r>
-              <w:rPr>
-                <w:bCs/>
-                <w:b/>
-              </w:rPr>
-              <w:t xml:space="preserve">通道只认带文件名的写法 ⇒ 裸行号漏网 ⇒ 通道要扩到裸行号</w:t>
+              <w:t xml:space="preserve">通道只认带文件名的写法，裸行号漏网，通道要扩到裸行号</w:t>
             </w:r>
           </w:p>
         </w:tc>
@@ -3024,12 +2810,6 @@
               <w:jc w:val="center"/>
             </w:pPr>
             <w:r>
-              <w:t xml:space="preserve">★</w:t>
-            </w:r>
-            <w:r>
-              <w:t xml:space="preserve"> </w:t>
-            </w:r>
-            <w:r>
               <w:rPr>
                 <w:bCs/>
                 <w:b/>
@@ -3046,12 +2826,6 @@
               <w:jc w:val="left"/>
             </w:pPr>
             <w:r>
-              <w:t xml:space="preserve">★</w:t>
-            </w:r>
-            <w:r>
-              <w:t xml:space="preserve"> </w:t>
-            </w:r>
-            <w:r>
               <w:rPr>
                 <w:bCs/>
                 <w:b/>
@@ -3059,10 +2833,7 @@
               <w:t xml:space="preserve">登记进台账</w:t>
             </w:r>
             <w:r>
-              <w:t xml:space="preserve">（★</w:t>
-            </w:r>
-            <w:r>
-              <w:t xml:space="preserve"> </w:t>
+              <w:t xml:space="preserve">（</w:t>
             </w:r>
             <w:r>
               <w:rPr>
@@ -3128,12 +2899,6 @@
               <w:jc w:val="center"/>
             </w:pPr>
             <w:r>
-              <w:t xml:space="preserve">★</w:t>
-            </w:r>
-            <w:r>
-              <w:t xml:space="preserve"> </w:t>
-            </w:r>
-            <w:r>
               <w:rPr>
                 <w:bCs/>
                 <w:b/>
@@ -3150,12 +2915,6 @@
               <w:jc w:val="left"/>
             </w:pPr>
             <w:r>
-              <w:t xml:space="preserve">★</w:t>
-            </w:r>
-            <w:r>
-              <w:t xml:space="preserve"> </w:t>
-            </w:r>
-            <w:r>
               <w:rPr>
                 <w:bCs/>
                 <w:b/>
@@ -3163,10 +2922,7 @@
               <w:t xml:space="preserve">登记进台账</w:t>
             </w:r>
             <w:r>
-              <w:t xml:space="preserve">（★</w:t>
-            </w:r>
-            <w:r>
-              <w:t xml:space="preserve"> </w:t>
+              <w:t xml:space="preserve">（</w:t>
             </w:r>
             <w:r>
               <w:rPr>
@@ -3232,12 +2988,6 @@
               <w:jc w:val="center"/>
             </w:pPr>
             <w:r>
-              <w:t xml:space="preserve">★</w:t>
-            </w:r>
-            <w:r>
-              <w:t xml:space="preserve"> </w:t>
-            </w:r>
-            <w:r>
               <w:rPr>
                 <w:bCs/>
                 <w:b/>
@@ -3254,12 +3004,6 @@
               <w:jc w:val="left"/>
             </w:pPr>
             <w:r>
-              <w:t xml:space="preserve">★</w:t>
-            </w:r>
-            <w:r>
-              <w:t xml:space="preserve"> </w:t>
-            </w:r>
-            <w:r>
               <w:rPr>
                 <w:bCs/>
                 <w:b/>
@@ -3267,10 +3011,7 @@
               <w:t xml:space="preserve">登记进台账</w:t>
             </w:r>
             <w:r>
-              <w:t xml:space="preserve">（★</w:t>
-            </w:r>
-            <w:r>
-              <w:t xml:space="preserve"> </w:t>
+              <w:t xml:space="preserve">（</w:t>
             </w:r>
             <w:r>
               <w:rPr>
@@ -3291,17 +3032,11 @@
         <w:pStyle w:val="BodyText"/>
       </w:pPr>
       <w:r>
-        <w:t xml:space="preserve">⇒ ★★★</w:t>
-      </w:r>
-      <w:r>
-        <w:t xml:space="preserve"> </w:t>
-      </w:r>
-      <w:r>
-        <w:rPr>
-          <w:bCs/>
-          <w:b/>
-        </w:rPr>
-        <w:t xml:space="preserve">⇒ 收口动作两边各一半</w:t>
+        <w:rPr>
+          <w:bCs/>
+          <w:b/>
+        </w:rPr>
+        <w:t xml:space="preserve">收口动作两边各一半</w:t>
       </w:r>
       <w:r>
         <w:t xml:space="preserve">：</w:t>
@@ -3310,7 +3045,7 @@
         <w:t xml:space="preserve"> </w:t>
       </w:r>
       <w:r>
-        <w:t xml:space="preserve">&gt; ★</w:t>
+        <w:t xml:space="preserve">&gt;</w:t>
       </w:r>
       <w:r>
         <w:t xml:space="preserve"> </w:t>
@@ -3323,7 +3058,7 @@
         <w:t xml:space="preserve">判据侧</w:t>
       </w:r>
       <w:r>
-        <w:t xml:space="preserve">：★</w:t>
+        <w:t xml:space="preserve">：</w:t>
       </w:r>
       <w:r>
         <w:t xml:space="preserve"> </w:t>
@@ -3336,7 +3071,7 @@
         <w:t xml:space="preserve">A3 增设【commit sha / 裸行号】通道</w:t>
       </w:r>
       <w:r>
-        <w:t xml:space="preserve">（★ 否则永远假红）｜★</w:t>
+        <w:t xml:space="preserve">（否则永远假红）｜</w:t>
       </w:r>
       <w:r>
         <w:t xml:space="preserve"> </w:t>
@@ -3349,7 +3084,7 @@
         <w:t xml:space="preserve">禁写串加【NEG 上下文跳过】</w:t>
       </w:r>
       <w:r>
-        <w:t xml:space="preserve">｜★</w:t>
+        <w:t xml:space="preserve">｜</w:t>
       </w:r>
       <w:r>
         <w:t xml:space="preserve"> </w:t>
@@ -3362,7 +3097,7 @@
         <w:t xml:space="preserve">A5/A8/A12 与 ③ 篇新结构对齐</w:t>
       </w:r>
       <w:r>
-        <w:t xml:space="preserve">（★ 并在收口报告写"为什么变、变了多少"——★ 依</w:t>
+        <w:t xml:space="preserve">（并在收口报告写"为什么变、变了多少"—— 依</w:t>
       </w:r>
       <w:r>
         <w:t xml:space="preserve"> </w:t>
@@ -3380,7 +3115,7 @@
         <w:t xml:space="preserve"> </w:t>
       </w:r>
       <w:r>
-        <w:t xml:space="preserve">&gt; ★</w:t>
+        <w:t xml:space="preserve">&gt;</w:t>
       </w:r>
       <w:r>
         <w:t xml:space="preserve"> </w:t>
@@ -3393,7 +3128,7 @@
         <w:t xml:space="preserve">数据侧</w:t>
       </w:r>
       <w:r>
-        <w:t xml:space="preserve">：★</w:t>
+        <w:t xml:space="preserve">：</w:t>
       </w:r>
       <w:r>
         <w:t xml:space="preserve"> </w:t>
@@ -3479,17 +3214,14 @@
         <w:t xml:space="preserve">登记进数字台账</w:t>
       </w:r>
       <w:r>
-        <w:t xml:space="preserve">（★</w:t>
-      </w:r>
-      <w:r>
-        <w:t xml:space="preserve"> </w:t>
-      </w:r>
-      <w:r>
-        <w:rPr>
-          <w:bCs/>
-          <w:b/>
-        </w:rPr>
-        <w:t xml:space="preserve">这三个数我都独立复算过，是真读数，不是新增未验证数 ⇒ 只需登记，不需回退</w:t>
+        <w:t xml:space="preserve">（</w:t>
+      </w:r>
+      <w:r>
+        <w:rPr>
+          <w:bCs/>
+          <w:b/>
+        </w:rPr>
+        <w:t xml:space="preserve">这三个数我都独立复算过，是真读数，不是新增未验证数，只需登记，不需回退</w:t>
       </w:r>
       <w:r>
         <w:t xml:space="preserve">）。</w:t>
@@ -3500,76 +3232,63 @@
         <w:pStyle w:val="BodyText"/>
       </w:pPr>
       <w:r>
-        <w:t xml:space="preserve">⇒ ★★★</w:t>
-      </w:r>
-      <w:r>
-        <w:t xml:space="preserve"> </w:t>
-      </w:r>
-      <w:r>
-        <w:rPr>
-          <w:bCs/>
-          <w:b/>
-        </w:rPr>
-        <w:t xml:space="preserve">★ 本轮最有价值的一条结构观察</w:t>
-      </w:r>
-      <w:r>
+        <w:t xml:space="preserve">** 这一轮最有价值的一条结构观察</w:t>
+      </w:r>
+      <w:r>
+        <w:rPr>
+          <w:bCs/>
+          <w:b/>
+        </w:rPr>
         <w:t xml:space="preserve">：</w:t>
       </w:r>
       <w:r>
-        <w:t xml:space="preserve"> </w:t>
-      </w:r>
-      <w:r>
-        <w:t xml:space="preserve">&gt; ★</w:t>
-      </w:r>
-      <w:r>
-        <w:t xml:space="preserve"> </w:t>
-      </w:r>
-      <w:r>
-        <w:rPr>
-          <w:bCs/>
-          <w:b/>
-        </w:rPr>
-        <w:t xml:space="preserve">③ 篇的改稿质量是四篇里最高的（我阶段二逐条核过），★ 而它恰恰把原仪器判据打红了 5 处</w:t>
-      </w:r>
-      <w:r>
-        <w:t xml:space="preserve"> </w:t>
-      </w:r>
-      <w:r>
-        <w:t xml:space="preserve">⇒ ⇒ ★★</w:t>
-      </w:r>
-      <w:r>
-        <w:t xml:space="preserve"> </w:t>
-      </w:r>
-      <w:r>
-        <w:rPr>
-          <w:bCs/>
-          <w:b/>
-        </w:rPr>
-        <w:t xml:space="preserve">⇒ "改稿对不对"与"仪器红不红"是两件独立的事，★ 必须两件都过</w:t>
-      </w:r>
-      <w:r>
-        <w:t xml:space="preserve"> </w:t>
-      </w:r>
-      <w:r>
-        <w:t xml:space="preserve">⇒ ★★</w:t>
-      </w:r>
-      <w:r>
-        <w:t xml:space="preserve"> </w:t>
-      </w:r>
-      <w:r>
-        <w:rPr>
-          <w:bCs/>
-          <w:b/>
-        </w:rPr>
-        <w:t xml:space="preserve">这正是"设计关/实现关/数据关"三道关卡的价值</w:t>
-      </w:r>
-      <w:r>
-        <w:t xml:space="preserve">。</w:t>
+        <w:rPr>
+          <w:bCs/>
+          <w:b/>
+        </w:rPr>
+        <w:t xml:space="preserve"> </w:t>
+      </w:r>
+      <w:r>
+        <w:rPr>
+          <w:bCs/>
+          <w:b/>
+        </w:rPr>
+        <w:t xml:space="preserve">&gt;</w:t>
+      </w:r>
+      <w:r>
+        <w:rPr>
+          <w:bCs/>
+          <w:b/>
+        </w:rPr>
+        <w:t xml:space="preserve"> </w:t>
+      </w:r>
+      <w:r>
+        <w:t xml:space="preserve">③ 篇的改稿质量是四篇里最高的（我阶段二逐条核过），而它恰恰把原仪器判据打红了 5 处</w:t>
+      </w:r>
+      <w:r>
+        <w:rPr>
+          <w:bCs/>
+          <w:b/>
+        </w:rPr>
+        <w:t xml:space="preserve">，</w:t>
+      </w:r>
+      <w:r>
+        <w:t xml:space="preserve">"改稿对不对"与"仪器红不红"是两件独立的事，必须两件都过</w:t>
+      </w:r>
+      <w:r>
+        <w:rPr>
+          <w:bCs/>
+          <w:b/>
+        </w:rPr>
+        <w:t xml:space="preserve">，</w:t>
+      </w:r>
+      <w:r>
+        <w:t xml:space="preserve">这正是"设计关/实现关/数据关"三道关卡的价值**。</w:t>
       </w:r>
     </w:p>
     <w:bookmarkEnd w:id="24"/>
     <w:bookmarkEnd w:id="25"/>
-    <w:bookmarkStart w:id="26" w:name="交付态全绿的部分-全部我实跑"/>
+    <w:bookmarkStart w:id="26" w:name="交付态全绿的部分全部我实跑"/>
     <w:p>
       <w:pPr>
         <w:pStyle w:val="Heading3"/>
@@ -3585,7 +3304,7 @@
         <w:t xml:space="preserve">全绿</w:t>
       </w:r>
       <w:r>
-        <w:t xml:space="preserve">的部分（★ 全部我实跑）</w:t>
+        <w:t xml:space="preserve">的部分（全部我实跑）</w:t>
       </w:r>
     </w:p>
     <w:tbl>
@@ -3658,13 +3377,7 @@
               <w:t xml:space="preserve">--head 8649661</w:t>
             </w:r>
             <w:r>
-              <w:t xml:space="preserve"> </w:t>
-            </w:r>
-            <w:r>
-              <w:t xml:space="preserve">⇒</w:t>
-            </w:r>
-            <w:r>
-              <w:t xml:space="preserve"> </w:t>
+              <w:t xml:space="preserve">，</w:t>
             </w:r>
             <w:r>
               <w:rPr>
@@ -3710,36 +3423,27 @@
               <w:t xml:space="preserve">--baseline-dir baseline</w:t>
             </w:r>
             <w:r>
+              <w:t xml:space="preserve">，</w:t>
+            </w:r>
+            <w:r>
+              <w:rPr>
+                <w:bCs/>
+                <w:b/>
+              </w:rPr>
+              <w:t xml:space="preserve">失败 0 / 告警 0 / EXIT=0</w:t>
+            </w:r>
+            <w:r>
               <w:t xml:space="preserve"> </w:t>
             </w:r>
             <w:r>
-              <w:t xml:space="preserve">⇒</w:t>
-            </w:r>
-            <w:r>
-              <w:t xml:space="preserve"> </w:t>
-            </w:r>
-            <w:r>
-              <w:rPr>
-                <w:bCs/>
-                <w:b/>
-              </w:rPr>
-              <w:t xml:space="preserve">失败 0 / 告警 0 / EXIT=0</w:t>
-            </w:r>
-            <w:r>
-              <w:t xml:space="preserve"> </w:t>
-            </w:r>
-            <w:r>
-              <w:t xml:space="preserve">✔（★</w:t>
-            </w:r>
-            <w:r>
-              <w:t xml:space="preserve"> </w:t>
-            </w:r>
-            <w:r>
-              <w:rPr>
-                <w:bCs/>
-                <w:b/>
-              </w:rPr>
-              <w:t xml:space="preserve">包内无 .git ⇒ 这条是本轮新修的</w:t>
+              <w:t xml:space="preserve">✔（</w:t>
+            </w:r>
+            <w:r>
+              <w:rPr>
+                <w:bCs/>
+                <w:b/>
+              </w:rPr>
+              <w:t xml:space="preserve">包内无 .git，这条是这一轮新修的</w:t>
             </w:r>
             <w:r>
               <w:t xml:space="preserve">）</w:t>
@@ -3922,11 +3626,7 @@
               <w:jc w:val="left"/>
             </w:pPr>
             <w:r>
-              <w:rPr>
-                <w:bCs/>
-                <w:b/>
-              </w:rPr>
-              <w:t xml:space="preserve">★ 可复现重建</w:t>
+              <w:t xml:space="preserve">** 可复现重建**</w:t>
             </w:r>
           </w:p>
         </w:tc>
@@ -3948,7 +3648,15 @@
                 <w:bCs/>
                 <w:b/>
               </w:rPr>
-              <w:t xml:space="preserve">仓内打包 vs 无 .git 解包后【不重建】直接重打包 ⇒</w:t>
+              <w:t xml:space="preserve">仓内打包 vs 无 .git 解包后【不重建】直接重打包，</w:t>
+            </w:r>
+            <w:r>
+              <w:rPr>
+                <w:rStyle w:val="VerbatimChar"/>
+                <w:bCs/>
+                <w:b/>
+              </w:rPr>
+              <w:t xml:space="preserve">6dee2593…</w:t>
             </w:r>
             <w:r>
               <w:rPr>
@@ -3959,43 +3667,25 @@
             </w:r>
             <w:r>
               <w:rPr>
+                <w:bCs/>
+                <w:b/>
+              </w:rPr>
+              <w:t xml:space="preserve">逐字节相同</w:t>
+            </w:r>
+            <w:r>
+              <w:t xml:space="preserve">（</w:t>
+            </w:r>
+            <w:r>
+              <w:rPr>
                 <w:rStyle w:val="VerbatimChar"/>
-                <w:bCs/>
-                <w:b/>
-              </w:rPr>
-              <w:t xml:space="preserve">6dee2593…</w:t>
-            </w:r>
-            <w:r>
-              <w:rPr>
-                <w:bCs/>
-                <w:b/>
-              </w:rPr>
+              </w:rPr>
+              <w:t xml:space="preserve">cmp</w:t>
+            </w:r>
+            <w:r>
               <w:t xml:space="preserve"> </w:t>
             </w:r>
             <w:r>
-              <w:rPr>
-                <w:bCs/>
-                <w:b/>
-              </w:rPr>
-              <w:t xml:space="preserve">逐字节相同</w:t>
-            </w:r>
-            <w:r>
-              <w:t xml:space="preserve">（★</w:t>
-            </w:r>
-            <w:r>
-              <w:t xml:space="preserve"> </w:t>
-            </w:r>
-            <w:r>
-              <w:rPr>
-                <w:rStyle w:val="VerbatimChar"/>
-              </w:rPr>
-              <w:t xml:space="preserve">cmp</w:t>
-            </w:r>
-            <w:r>
-              <w:t xml:space="preserve"> </w:t>
-            </w:r>
-            <w:r>
-              <w:t xml:space="preserve">通过）★</w:t>
+              <w:t xml:space="preserve">通过）</w:t>
             </w:r>
             <w:r>
               <w:t xml:space="preserve"> </w:t>
@@ -4019,11 +3709,7 @@
               <w:jc w:val="left"/>
             </w:pPr>
             <w:r>
-              <w:rPr>
-                <w:bCs/>
-                <w:b/>
-              </w:rPr>
-              <w:t xml:space="preserve">★ 重建边界</w:t>
+              <w:t xml:space="preserve">** 重建边界**</w:t>
             </w:r>
           </w:p>
         </w:tc>
@@ -4035,32 +3721,26 @@
               <w:jc w:val="center"/>
             </w:pPr>
             <w:r>
-              <w:t xml:space="preserve">★</w:t>
+              <w:rPr>
+                <w:bCs/>
+                <w:b/>
+              </w:rPr>
+              <w:t xml:space="preserve">解包后重建 docx 再打包，sha 变</w:t>
+            </w:r>
+            <w:r>
+              <w:t xml:space="preserve">（差在</w:t>
             </w:r>
             <w:r>
               <w:t xml:space="preserve"> </w:t>
             </w:r>
             <w:r>
               <w:rPr>
-                <w:bCs/>
-                <w:b/>
-              </w:rPr>
-              <w:t xml:space="preserve">解包后重建 docx 再打包 ⇒ sha 变</w:t>
-            </w:r>
-            <w:r>
-              <w:t xml:space="preserve">（★ 差在</w:t>
-            </w:r>
-            <w:r>
-              <w:t xml:space="preserve"> </w:t>
-            </w:r>
-            <w:r>
-              <w:rPr>
                 <w:rStyle w:val="VerbatimChar"/>
               </w:rPr>
               <w:t xml:space="preserve">dcterms:created</w:t>
             </w:r>
             <w:r>
-              <w:t xml:space="preserve">）★</w:t>
+              <w:t xml:space="preserve">）</w:t>
             </w:r>
             <w:r>
               <w:t xml:space="preserve"> </w:t>
@@ -4100,12 +3780,6 @@
               <w:jc w:val="center"/>
             </w:pPr>
             <w:r>
-              <w:t xml:space="preserve">★</w:t>
-            </w:r>
-            <w:r>
-              <w:t xml:space="preserve"> </w:t>
-            </w:r>
-            <w:r>
               <w:rPr>
                 <w:bCs/>
                 <w:b/>
@@ -4113,13 +3787,7 @@
               <w:t xml:space="preserve">EXIT=0 ｜ 逐行不一致数 = 0 ｜ McNemar 0.2500 / 0.0923 / 0.0063</w:t>
             </w:r>
             <w:r>
-              <w:t xml:space="preserve"> </w:t>
-            </w:r>
-            <w:r>
-              <w:t xml:space="preserve">⇒</w:t>
-            </w:r>
-            <w:r>
-              <w:t xml:space="preserve"> </w:t>
+              <w:t xml:space="preserve">，</w:t>
             </w:r>
             <w:r>
               <w:rPr>
@@ -4155,12 +3823,6 @@
               <w:pStyle w:val="Compact"/>
               <w:jc w:val="center"/>
             </w:pPr>
-            <w:r>
-              <w:t xml:space="preserve">★</w:t>
-            </w:r>
-            <w:r>
-              <w:t xml:space="preserve"> </w:t>
-            </w:r>
             <w:r>
               <w:rPr>
                 <w:bCs/>
@@ -4221,13 +3883,13 @@
     </w:p>
     <w:bookmarkEnd w:id="26"/>
     <w:bookmarkEnd w:id="27"/>
-    <w:bookmarkStart w:id="28" w:name="收口前必须做的-5-件事-全部由本轮实测反推-按顺序"/>
+    <w:bookmarkStart w:id="28" w:name="收口前必须做的-5-件事全部由这一轮实测反推按顺序"/>
     <w:p>
       <w:pPr>
         <w:pStyle w:val="Heading2"/>
       </w:pPr>
       <w:r>
-        <w:t xml:space="preserve">4 · ★★★★ 收口前必须做的 5 件事（★ 全部由本轮实测反推，★ 按顺序）</w:t>
+        <w:t xml:space="preserve">4 · 收口前必须做的 5 件事（全部由这一轮实测反推，按顺序）</w:t>
       </w:r>
     </w:p>
     <w:tbl>
@@ -4304,27 +3966,17 @@
               <w:jc w:val="center"/>
             </w:pPr>
             <w:r>
-              <w:rPr>
-                <w:bCs/>
-                <w:b/>
-              </w:rPr>
-              <w:t xml:space="preserve">★ S-1</w:t>
-            </w:r>
-          </w:p>
-        </w:tc>
-        <w:tc>
-          <w:tcPr/>
-          <w:p>
-            <w:pPr>
-              <w:pStyle w:val="Compact"/>
-              <w:jc w:val="left"/>
-            </w:pPr>
-            <w:r>
-              <w:t xml:space="preserve">★★★</w:t>
-            </w:r>
-            <w:r>
-              <w:t xml:space="preserve"> </w:t>
-            </w:r>
+              <w:t xml:space="preserve">** S-1**</w:t>
+            </w:r>
+          </w:p>
+        </w:tc>
+        <w:tc>
+          <w:tcPr/>
+          <w:p>
+            <w:pPr>
+              <w:pStyle w:val="Compact"/>
+              <w:jc w:val="left"/>
+            </w:pPr>
             <w:r>
               <w:rPr>
                 <w:bCs/>
@@ -4333,10 +3985,7 @@
               <w:t xml:space="preserve">修 ② 篇 md 的 4 处表格结构伤</w:t>
             </w:r>
             <w:r>
-              <w:t xml:space="preserve">（★</w:t>
-            </w:r>
-            <w:r>
-              <w:t xml:space="preserve"> </w:t>
+              <w:t xml:space="preserve">（</w:t>
             </w:r>
             <w:r>
               <w:rPr>
@@ -4384,23 +4033,26 @@
               <w:jc w:val="center"/>
             </w:pPr>
             <w:r>
-              <w:rPr>
-                <w:bCs/>
-                <w:b/>
-              </w:rPr>
-              <w:t xml:space="preserve">★ S-2</w:t>
-            </w:r>
-          </w:p>
-        </w:tc>
-        <w:tc>
-          <w:tcPr/>
-          <w:p>
-            <w:pPr>
-              <w:pStyle w:val="Compact"/>
-              <w:jc w:val="left"/>
-            </w:pPr>
-            <w:r>
-              <w:t xml:space="preserve">★★★</w:t>
+              <w:t xml:space="preserve">** S-2**</w:t>
+            </w:r>
+          </w:p>
+        </w:tc>
+        <w:tc>
+          <w:tcPr/>
+          <w:p>
+            <w:pPr>
+              <w:pStyle w:val="Compact"/>
+              <w:jc w:val="left"/>
+            </w:pPr>
+            <w:r>
+              <w:rPr>
+                <w:bCs/>
+                <w:b/>
+              </w:rPr>
+              <w:t xml:space="preserve">修 ③ 篇的 5 处仪器红</w:t>
+            </w:r>
+            <w:r>
+              <w:t xml:space="preserve">：</w:t>
             </w:r>
             <w:r>
               <w:t xml:space="preserve"> </w:t>
@@ -4410,10 +4062,37 @@
                 <w:bCs/>
                 <w:b/>
               </w:rPr>
-              <w:t xml:space="preserve">修 ③ 篇的 5 处仪器红</w:t>
-            </w:r>
-            <w:r>
-              <w:t xml:space="preserve">：★</w:t>
+              <w:t xml:space="preserve">3 个新数字入台账</w:t>
+            </w:r>
+            <w:r>
+              <w:t xml:space="preserve">（</w:t>
+            </w:r>
+            <w:r>
+              <w:rPr>
+                <w:rStyle w:val="VerbatimChar"/>
+              </w:rPr>
+              <w:t xml:space="preserve">216</w:t>
+            </w:r>
+            <w:r>
+              <w:t xml:space="preserve">/</w:t>
+            </w:r>
+            <w:r>
+              <w:rPr>
+                <w:rStyle w:val="VerbatimChar"/>
+              </w:rPr>
+              <w:t xml:space="preserve">97.7</w:t>
+            </w:r>
+            <w:r>
+              <w:t xml:space="preserve">/</w:t>
+            </w:r>
+            <w:r>
+              <w:rPr>
+                <w:rStyle w:val="VerbatimChar"/>
+              </w:rPr>
+              <w:t xml:space="preserve">98.0</w:t>
+            </w:r>
+            <w:r>
+              <w:t xml:space="preserve">）＋</w:t>
             </w:r>
             <w:r>
               <w:t xml:space="preserve"> </w:t>
@@ -4423,52 +4102,28 @@
                 <w:bCs/>
                 <w:b/>
               </w:rPr>
-              <w:t xml:space="preserve">3 个新数字入台账</w:t>
-            </w:r>
-            <w:r>
-              <w:t xml:space="preserve">（</w:t>
-            </w:r>
-            <w:r>
-              <w:rPr>
-                <w:rStyle w:val="VerbatimChar"/>
-              </w:rPr>
-              <w:t xml:space="preserve">216</w:t>
-            </w:r>
-            <w:r>
-              <w:t xml:space="preserve">/</w:t>
-            </w:r>
-            <w:r>
-              <w:rPr>
-                <w:rStyle w:val="VerbatimChar"/>
-              </w:rPr>
-              <w:t xml:space="preserve">97.7</w:t>
-            </w:r>
-            <w:r>
-              <w:t xml:space="preserve">/</w:t>
-            </w:r>
-            <w:r>
-              <w:rPr>
-                <w:rStyle w:val="VerbatimChar"/>
-              </w:rPr>
-              <w:t xml:space="preserve">98.0</w:t>
-            </w:r>
-            <w:r>
-              <w:t xml:space="preserve">）＋</w:t>
+              <w:t xml:space="preserve">A3 增设 commit sha / 裸行号通道</w:t>
             </w:r>
             <w:r>
               <w:t xml:space="preserve"> </w:t>
             </w:r>
             <w:r>
-              <w:rPr>
-                <w:bCs/>
-                <w:b/>
-              </w:rPr>
-              <w:t xml:space="preserve">A3 增设 commit sha / 裸行号通道</w:t>
+              <w:t xml:space="preserve">＋</w:t>
             </w:r>
             <w:r>
               <w:t xml:space="preserve"> </w:t>
             </w:r>
             <w:r>
+              <w:rPr>
+                <w:bCs/>
+                <w:b/>
+              </w:rPr>
+              <w:t xml:space="preserve">禁写串加 NEG 跳过</w:t>
+            </w:r>
+            <w:r>
+              <w:t xml:space="preserve"> </w:t>
+            </w:r>
+            <w:r>
               <w:t xml:space="preserve">＋</w:t>
             </w:r>
             <w:r>
@@ -4479,26 +4134,10 @@
                 <w:bCs/>
                 <w:b/>
               </w:rPr>
-              <w:t xml:space="preserve">禁写串加 NEG 跳过</w:t>
-            </w:r>
-            <w:r>
-              <w:t xml:space="preserve"> </w:t>
-            </w:r>
-            <w:r>
-              <w:t xml:space="preserve">＋</w:t>
-            </w:r>
-            <w:r>
-              <w:t xml:space="preserve"> </w:t>
-            </w:r>
-            <w:r>
-              <w:rPr>
-                <w:bCs/>
-                <w:b/>
-              </w:rPr>
               <w:t xml:space="preserve">A5/A8/A12 与新结构对齐</w:t>
             </w:r>
             <w:r>
-              <w:t xml:space="preserve">（★ 并写"为什么变、变了多少"）</w:t>
+              <w:t xml:space="preserve">（并写"为什么变、变了多少"）</w:t>
             </w:r>
           </w:p>
         </w:tc>
@@ -4536,33 +4175,38 @@
               <w:jc w:val="center"/>
             </w:pPr>
             <w:r>
-              <w:rPr>
-                <w:bCs/>
-                <w:b/>
-              </w:rPr>
-              <w:t xml:space="preserve">★ S-3</w:t>
-            </w:r>
-          </w:p>
-        </w:tc>
-        <w:tc>
-          <w:tcPr/>
-          <w:p>
-            <w:pPr>
-              <w:pStyle w:val="Compact"/>
-              <w:jc w:val="left"/>
-            </w:pPr>
-            <w:r>
-              <w:t xml:space="preserve">★★★★</w:t>
-            </w:r>
-            <w:r>
+              <w:t xml:space="preserve">** S-3**</w:t>
+            </w:r>
+          </w:p>
+        </w:tc>
+        <w:tc>
+          <w:tcPr/>
+          <w:p>
+            <w:pPr>
+              <w:pStyle w:val="Compact"/>
+              <w:jc w:val="left"/>
+            </w:pPr>
+            <w:r>
+              <w:rPr>
+                <w:bCs/>
+                <w:b/>
+              </w:rPr>
+              <w:t xml:space="preserve">重建 docx 之后必须</w:t>
+            </w:r>
+            <w:r>
+              <w:rPr>
+                <w:bCs/>
+                <w:b/>
+              </w:rPr>
               <w:t xml:space="preserve"> </w:t>
             </w:r>
             <w:r>
               <w:rPr>
-                <w:bCs/>
-                <w:b/>
-              </w:rPr>
-              <w:t xml:space="preserve">重建 docx 之后必须</w:t>
+                <w:rStyle w:val="VerbatimChar"/>
+                <w:bCs/>
+                <w:b/>
+              </w:rPr>
+              <w:t xml:space="preserve">git add</w:t>
             </w:r>
             <w:r>
               <w:rPr>
@@ -4573,44 +4217,23 @@
             </w:r>
             <w:r>
               <w:rPr>
-                <w:rStyle w:val="VerbatimChar"/>
-                <w:bCs/>
-                <w:b/>
-              </w:rPr>
-              <w:t xml:space="preserve">git add</w:t>
-            </w:r>
-            <w:r>
-              <w:rPr>
-                <w:bCs/>
-                <w:b/>
-              </w:rPr>
-              <w:t xml:space="preserve"> </w:t>
-            </w:r>
-            <w:r>
-              <w:rPr>
                 <w:bCs/>
                 <w:b/>
               </w:rPr>
               <w:t xml:space="preserve">全部 docx</w:t>
             </w:r>
             <w:r>
-              <w:t xml:space="preserve">（★ ★</w:t>
-            </w:r>
-            <w:r>
-              <w:t xml:space="preserve"> </w:t>
-            </w:r>
-            <w:r>
-              <w:rPr>
-                <w:bCs/>
-                <w:b/>
-              </w:rPr>
-              <w:t xml:space="preserve">这一步漏了 ⇒ 包里装的是旧 docx</w:t>
-            </w:r>
-            <w:r>
-              <w:t xml:space="preserve"> </w:t>
-            </w:r>
-            <w:r>
-              <w:t xml:space="preserve">⇒ 交付态指纹必红）</w:t>
+              <w:t xml:space="preserve">（</w:t>
+            </w:r>
+            <w:r>
+              <w:rPr>
+                <w:bCs/>
+                <w:b/>
+              </w:rPr>
+              <w:t xml:space="preserve">这一步漏了，包里装的是旧 docx</w:t>
+            </w:r>
+            <w:r>
+              <w:t xml:space="preserve">，交付态指纹必红）</w:t>
             </w:r>
           </w:p>
         </w:tc>
@@ -4648,50 +4271,37 @@
               <w:jc w:val="center"/>
             </w:pPr>
             <w:r>
-              <w:rPr>
-                <w:bCs/>
-                <w:b/>
-              </w:rPr>
-              <w:t xml:space="preserve">★ S-4</w:t>
-            </w:r>
-          </w:p>
-        </w:tc>
-        <w:tc>
-          <w:tcPr/>
-          <w:p>
-            <w:pPr>
-              <w:pStyle w:val="Compact"/>
-              <w:jc w:val="left"/>
-            </w:pPr>
-            <w:r>
-              <w:t xml:space="preserve">★</w:t>
+              <w:t xml:space="preserve">** S-4**</w:t>
+            </w:r>
+          </w:p>
+        </w:tc>
+        <w:tc>
+          <w:tcPr/>
+          <w:p>
+            <w:pPr>
+              <w:pStyle w:val="Compact"/>
+              <w:jc w:val="left"/>
+            </w:pPr>
+            <w:r>
+              <w:rPr>
+                <w:bCs/>
+                <w:b/>
+              </w:rPr>
+              <w:t xml:space="preserve">全链标题一致</w:t>
+            </w:r>
+            <w:r>
+              <w:t xml:space="preserve">（</w:t>
+            </w:r>
+            <w:r>
+              <w:rPr>
+                <w:rStyle w:val="VerbatimChar"/>
+              </w:rPr>
+              <w:t xml:space="preserve">tools/四篇提纲_2026-10-25.md:81</w:t>
             </w:r>
             <w:r>
               <w:t xml:space="preserve"> </w:t>
             </w:r>
             <w:r>
-              <w:rPr>
-                <w:bCs/>
-                <w:b/>
-              </w:rPr>
-              <w:t xml:space="preserve">全链标题一致</w:t>
-            </w:r>
-            <w:r>
-              <w:t xml:space="preserve">（★</w:t>
-            </w:r>
-            <w:r>
-              <w:t xml:space="preserve"> </w:t>
-            </w:r>
-            <w:r>
-              <w:rPr>
-                <w:rStyle w:val="VerbatimChar"/>
-              </w:rPr>
-              <w:t xml:space="preserve">tools/四篇提纲_2026-10-25.md:81</w:t>
-            </w:r>
-            <w:r>
-              <w:t xml:space="preserve"> </w:t>
-            </w:r>
-            <w:r>
               <w:t xml:space="preserve">仍写《搜索空间</w:t>
             </w:r>
             <w:r>
@@ -4712,10 +4322,7 @@
               <w:t xml:space="preserve">根因在 Transformer 的注意力机制</w:t>
             </w:r>
             <w:r>
-              <w:t xml:space="preserve">》，★ 而 ① 篇 H1 是《搜索空间过早闭合：注意力层归因假说与判决式》⇒</w:t>
-            </w:r>
-            <w:r>
-              <w:t xml:space="preserve"> </w:t>
+              <w:t xml:space="preserve">》，而 ① 篇 H1 是《搜索空间过早闭合：注意力层归因假说与判决式》，</w:t>
             </w:r>
             <w:r>
               <w:rPr>
@@ -4725,10 +4332,7 @@
               <w:t xml:space="preserve">连"塌缩"都不同</w:t>
             </w:r>
             <w:r>
-              <w:t xml:space="preserve">）⇒ ★</w:t>
-            </w:r>
-            <w:r>
-              <w:t xml:space="preserve"> </w:t>
+              <w:t xml:space="preserve">），</w:t>
             </w:r>
             <w:r>
               <w:rPr>
@@ -4782,69 +4386,56 @@
               <w:jc w:val="center"/>
             </w:pPr>
             <w:r>
-              <w:rPr>
-                <w:bCs/>
-                <w:b/>
-              </w:rPr>
-              <w:t xml:space="preserve">★ S-5</w:t>
-            </w:r>
-          </w:p>
-        </w:tc>
-        <w:tc>
-          <w:tcPr/>
-          <w:p>
-            <w:pPr>
-              <w:pStyle w:val="Compact"/>
-              <w:jc w:val="left"/>
-            </w:pPr>
-            <w:r>
-              <w:t xml:space="preserve">★</w:t>
-            </w:r>
-            <w:r>
+              <w:t xml:space="preserve">** S-5**</w:t>
+            </w:r>
+          </w:p>
+        </w:tc>
+        <w:tc>
+          <w:tcPr/>
+          <w:p>
+            <w:pPr>
+              <w:pStyle w:val="Compact"/>
+              <w:jc w:val="left"/>
+            </w:pPr>
+            <w:r>
+              <w:rPr>
+                <w:rStyle w:val="VerbatimChar"/>
+                <w:bCs/>
+                <w:b/>
+              </w:rPr>
+              <w:t xml:space="preserve">git add</w:t>
+            </w:r>
+            <w:r>
+              <w:rPr>
+                <w:bCs/>
+                <w:b/>
+              </w:rPr>
               <w:t xml:space="preserve"> </w:t>
             </w:r>
             <w:r>
               <w:rPr>
+                <w:bCs/>
+                <w:b/>
+              </w:rPr>
+              <w:t xml:space="preserve">我的</w:t>
+            </w:r>
+            <w:r>
+              <w:rPr>
+                <w:bCs/>
+                <w:b/>
+              </w:rPr>
+              <w:t xml:space="preserve"> </w:t>
+            </w:r>
+            <w:r>
+              <w:rPr>
                 <w:rStyle w:val="VerbatimChar"/>
                 <w:bCs/>
                 <w:b/>
               </w:rPr>
-              <w:t xml:space="preserve">git add</w:t>
-            </w:r>
-            <w:r>
-              <w:rPr>
-                <w:bCs/>
-                <w:b/>
-              </w:rPr>
-              <w:t xml:space="preserve"> </w:t>
-            </w:r>
-            <w:r>
-              <w:rPr>
-                <w:bCs/>
-                <w:b/>
-              </w:rPr>
-              <w:t xml:space="preserve">我的</w:t>
-            </w:r>
-            <w:r>
-              <w:rPr>
-                <w:bCs/>
-                <w:b/>
-              </w:rPr>
-              <w:t xml:space="preserve"> </w:t>
-            </w:r>
-            <w:r>
-              <w:rPr>
-                <w:rStyle w:val="VerbatimChar"/>
-                <w:bCs/>
-                <w:b/>
-              </w:rPr>
               <w:t xml:space="preserve">evidence/my_own_d1.py</w:t>
             </w:r>
             <w:r>
-              <w:t xml:space="preserve">（★</w:t>
-            </w:r>
-            <w:r>
-              <w:t xml:space="preserve"> </w:t>
+              <w:t xml:space="preserve">（</w:t>
             </w:r>
             <w:r>
               <w:rPr>
@@ -4854,10 +4445,7 @@
               <w:t xml:space="preserve">它现在不在包内</w:t>
             </w:r>
             <w:r>
-              <w:t xml:space="preserve"> </w:t>
-            </w:r>
-            <w:r>
-              <w:t xml:space="preserve">⇒ ★ "两个独立复算"第三方只能验一个）＋ 收口报告入包</w:t>
+              <w:t xml:space="preserve">，"两个独立复算"第三方只能验一个）＋ 收口报告入包</w:t>
             </w:r>
           </w:p>
         </w:tc>
@@ -4907,20 +4495,7 @@
         <w:pStyle w:val="BodyText"/>
       </w:pPr>
       <w:r>
-        <w:t xml:space="preserve">★ ★</w:t>
-      </w:r>
-      <w:r>
-        <w:t xml:space="preserve"> </w:t>
-      </w:r>
-      <w:r>
-        <w:rPr>
-          <w:bCs/>
-          <w:b/>
-        </w:rPr>
-        <w:t xml:space="preserve">★★ 收口顺序（★ 顺序错 ⇒ 白跑）★★</w:t>
-      </w:r>
-      <w:r>
-        <w:t xml:space="preserve">：</w:t>
+        <w:t xml:space="preserve">** 收口顺序（顺序错，白跑）**：</w:t>
       </w:r>
     </w:p>
     <w:p>
@@ -5011,68 +4586,58 @@
         <w:pStyle w:val="FirstParagraph"/>
       </w:pPr>
       <w:r>
-        <w:t xml:space="preserve">⇒ ★★★</w:t>
-      </w:r>
-      <w:r>
-        <w:t xml:space="preserve"> </w:t>
-      </w:r>
-      <w:r>
-        <w:rPr>
-          <w:bCs/>
-          <w:b/>
-        </w:rPr>
-        <w:t xml:space="preserve">★ ⑥ 必须在 ⑤⑦ 之后、⑦ 必须在 ⑧ 之前</w:t>
-      </w:r>
-      <w:r>
-        <w:t xml:space="preserve"> </w:t>
-      </w:r>
-      <w:r>
-        <w:t xml:space="preserve">⇒ ★★</w:t>
-      </w:r>
-      <w:r>
-        <w:t xml:space="preserve"> </w:t>
-      </w:r>
-      <w:r>
-        <w:rPr>
-          <w:bCs/>
-          <w:b/>
-        </w:rPr>
-        <w:t xml:space="preserve">⇒ 这不是流程偏好，★ 是本轮实测的硬结论</w:t>
-      </w:r>
-      <w:r>
+        <w:t xml:space="preserve">** ⑥ 必须在 ⑤⑦ 之后、⑦ 必须在 ⑧ 之前</w:t>
+      </w:r>
+      <w:r>
+        <w:rPr>
+          <w:bCs/>
+          <w:b/>
+        </w:rPr>
+        <w:t xml:space="preserve">，</w:t>
+      </w:r>
+      <w:r>
+        <w:t xml:space="preserve">这不是流程偏好，是这一轮实测的硬结论</w:t>
+      </w:r>
+      <w:r>
+        <w:rPr>
+          <w:bCs/>
+          <w:b/>
+        </w:rPr>
         <w:t xml:space="preserve">：</w:t>
       </w:r>
       <w:r>
-        <w:t xml:space="preserve"> </w:t>
-      </w:r>
-      <w:r>
-        <w:t xml:space="preserve">&gt; ★</w:t>
-      </w:r>
-      <w:r>
-        <w:t xml:space="preserve"> </w:t>
-      </w:r>
-      <w:r>
-        <w:rPr>
-          <w:bCs/>
-          <w:b/>
-        </w:rPr>
-        <w:t xml:space="preserve">我在副本上打包时，交付态验收直接喊了「⛔ 交付态验收失败：2 项不通过 ⇒ 不要交付」</w:t>
-      </w:r>
-      <w:r>
-        <w:t xml:space="preserve"> </w:t>
-      </w:r>
-      <w:r>
-        <w:t xml:space="preserve">⇒ ★★</w:t>
-      </w:r>
-      <w:r>
-        <w:t xml:space="preserve"> </w:t>
-      </w:r>
-      <w:r>
-        <w:rPr>
-          <w:bCs/>
-          <w:b/>
-        </w:rPr>
-        <w:t xml:space="preserve">⇒ 打包器这个门禁是有效的，★ 它替 owner 拦住了这次交付。</w:t>
+        <w:rPr>
+          <w:bCs/>
+          <w:b/>
+        </w:rPr>
+        <w:t xml:space="preserve"> </w:t>
+      </w:r>
+      <w:r>
+        <w:rPr>
+          <w:bCs/>
+          <w:b/>
+        </w:rPr>
+        <w:t xml:space="preserve">&gt;</w:t>
+      </w:r>
+      <w:r>
+        <w:rPr>
+          <w:bCs/>
+          <w:b/>
+        </w:rPr>
+        <w:t xml:space="preserve"> </w:t>
+      </w:r>
+      <w:r>
+        <w:t xml:space="preserve">我在副本上打包时，交付态验收直接喊了「⛔ 交付态验收失败：2 项不通过，不要交付」</w:t>
+      </w:r>
+      <w:r>
+        <w:rPr>
+          <w:bCs/>
+          <w:b/>
+        </w:rPr>
+        <w:t xml:space="preserve">，</w:t>
+      </w:r>
+      <w:r>
+        <w:t xml:space="preserve">打包器这个门禁是有效的，它替 owner 拦住了这次交付。**</w:t>
       </w:r>
     </w:p>
     <w:p>
@@ -5083,13 +4648,13 @@
       </w:r>
     </w:p>
     <w:bookmarkEnd w:id="28"/>
-    <w:bookmarkStart w:id="29" w:name="本轮最关键的收口发现-不在任何人的清单上-我实测复现"/>
+    <w:bookmarkStart w:id="29" w:name="这一轮最关键的收口发现不在任何人的清单上我实测复现"/>
     <w:p>
       <w:pPr>
         <w:pStyle w:val="Heading2"/>
       </w:pPr>
       <w:r>
-        <w:t xml:space="preserve">5 · ★★★★ 本轮最关键的收口发现（★ 不在任何人的清单上，★ 我实测复现）</w:t>
+        <w:t xml:space="preserve">5 · 这一轮最关键的收口发现（不在任何人的清单上，我实测复现）</w:t>
       </w:r>
     </w:p>
     <w:p>
@@ -5097,12 +4662,6 @@
         <w:pStyle w:val="FirstParagraph"/>
       </w:pPr>
       <w:r>
-        <w:t xml:space="preserve">★</w:t>
-      </w:r>
-      <w:r>
-        <w:t xml:space="preserve"> </w:t>
-      </w:r>
-      <w:r>
         <w:rPr>
           <w:bCs/>
           <w:b/>
@@ -5110,7 +4669,7 @@
         <w:t xml:space="preserve">现象</w:t>
       </w:r>
       <w:r>
-        <w:t xml:space="preserve">：★</w:t>
+        <w:t xml:space="preserve">：</w:t>
       </w:r>
       <w:r>
         <w:t xml:space="preserve"> </w:t>
@@ -5148,7 +4707,7 @@
         <w:t xml:space="preserve"> </w:t>
       </w:r>
       <w:r>
-        <w:t xml:space="preserve">✔）｜★</w:t>
+        <w:t xml:space="preserve">✔）｜</w:t>
       </w:r>
       <w:r>
         <w:t xml:space="preserve"> </w:t>
@@ -5225,17 +4784,11 @@
         <w:pStyle w:val="FirstParagraph"/>
       </w:pPr>
       <w:r>
-        <w:t xml:space="preserve">⇒ ★★★</w:t>
-      </w:r>
-      <w:r>
-        <w:t xml:space="preserve"> </w:t>
-      </w:r>
-      <w:r>
-        <w:rPr>
-          <w:bCs/>
-          <w:b/>
-        </w:rPr>
-        <w:t xml:space="preserve">⇒ 打包器按</w:t>
+        <w:rPr>
+          <w:bCs/>
+          <w:b/>
+        </w:rPr>
+        <w:t xml:space="preserve">打包器按</w:t>
       </w:r>
       <w:r>
         <w:rPr>
@@ -5264,65 +4817,53 @@
           <w:bCs/>
           <w:b/>
         </w:rPr>
-        <w:t xml:space="preserve">取内容 ⇒ 包里装的是【索引里的旧 docx】⇒ ⇒ 交付态指纹必然过期 ⇒ ⇒ 打包器正确地喊了"不要交付"。</w:t>
-      </w:r>
-      <w:r>
-        <w:t xml:space="preserve"> </w:t>
-      </w:r>
-      <w:r>
-        <w:t xml:space="preserve">⇒ ★★★</w:t>
-      </w:r>
-      <w:r>
-        <w:t xml:space="preserve"> </w:t>
-      </w:r>
-      <w:r>
-        <w:rPr>
-          <w:bCs/>
-          <w:b/>
-        </w:rPr>
-        <w:t xml:space="preserve">⇒ 这解释了父会话"docx 指纹 28/28 一致"与"交付态 check_docx 红"的矛盾</w:t>
-      </w:r>
-      <w:r>
-        <w:t xml:space="preserve">：★</w:t>
-      </w:r>
-      <w:r>
-        <w:t xml:space="preserve"> </w:t>
-      </w:r>
-      <w:r>
-        <w:rPr>
-          <w:bCs/>
-          <w:b/>
-        </w:rPr>
-        <w:t xml:space="preserve">前者量的是【工作树】、★ 后者量的是【包 = 索引】⇒ ⇒ 两个都是真的，★ 差一格。</w:t>
-      </w:r>
-      <w:r>
-        <w:t xml:space="preserve"> </w:t>
-      </w:r>
-      <w:r>
-        <w:t xml:space="preserve">⇒ ★★</w:t>
-      </w:r>
-      <w:r>
-        <w:t xml:space="preserve"> </w:t>
-      </w:r>
-      <w:r>
-        <w:rPr>
-          <w:bCs/>
-          <w:b/>
-        </w:rPr>
-        <w:t xml:space="preserve">⇒ 一句话</w:t>
-      </w:r>
-      <w:r>
-        <w:t xml:space="preserve">：★</w:t>
-      </w:r>
-      <w:r>
-        <w:t xml:space="preserve"> </w:t>
-      </w:r>
-      <w:r>
-        <w:rPr>
-          <w:bCs/>
-          <w:b/>
-        </w:rPr>
-        <w:t xml:space="preserve">"重建 docx 改了字节 ⇒ 必须</w:t>
+        <w:t xml:space="preserve">取内容，包里装的是【索引里的旧 docx】，交付态指纹必然过期，打包器正确地喊了"不要交付"。</w:t>
+      </w:r>
+      <w:r>
+        <w:t xml:space="preserve"> </w:t>
+      </w:r>
+      <w:r>
+        <w:rPr>
+          <w:bCs/>
+          <w:b/>
+        </w:rPr>
+        <w:t xml:space="preserve">这解释了父会话"docx 指纹 28/28 一致"与"交付态 check_docx 红"的矛盾</w:t>
+      </w:r>
+      <w:r>
+        <w:t xml:space="preserve">：</w:t>
+      </w:r>
+      <w:r>
+        <w:t xml:space="preserve"> </w:t>
+      </w:r>
+      <w:r>
+        <w:rPr>
+          <w:bCs/>
+          <w:b/>
+        </w:rPr>
+        <w:t xml:space="preserve">前者量的是【工作树】、后者量的是【包 = 索引】，两个都是真的，差一格。</w:t>
+      </w:r>
+      <w:r>
+        <w:t xml:space="preserve"> </w:t>
+      </w:r>
+      <w:r>
+        <w:rPr>
+          <w:bCs/>
+          <w:b/>
+        </w:rPr>
+        <w:t xml:space="preserve">一句话</w:t>
+      </w:r>
+      <w:r>
+        <w:t xml:space="preserve">：</w:t>
+      </w:r>
+      <w:r>
+        <w:t xml:space="preserve"> </w:t>
+      </w:r>
+      <w:r>
+        <w:rPr>
+          <w:bCs/>
+          <w:b/>
+        </w:rPr>
+        <w:t xml:space="preserve">"重建 docx 改了字节，必须</w:t>
       </w:r>
       <w:r>
         <w:rPr>
@@ -5357,7 +4898,7 @@
         <w:t xml:space="preserve"> </w:t>
       </w:r>
       <w:r>
-        <w:t xml:space="preserve">—— ★★</w:t>
+        <w:t xml:space="preserve">——</w:t>
       </w:r>
       <w:r>
         <w:t xml:space="preserve"> </w:t>
@@ -5389,14 +4930,7 @@
           <w:bCs/>
           <w:b/>
         </w:rPr>
-        <w:t xml:space="preserve"> </w:t>
-      </w:r>
-      <w:r>
-        <w:rPr>
-          <w:bCs/>
-          <w:b/>
-        </w:rPr>
-        <w:t xml:space="preserve">⇒ 包 sha 必变"那条边界的</w:t>
+        <w:t xml:space="preserve">，包 sha 必变"那条边界的</w:t>
       </w:r>
       <w:r>
         <w:t xml:space="preserve">同族但更狠的形态</w:t>
@@ -5406,51 +4940,37 @@
           <w:bCs/>
           <w:b/>
         </w:rPr>
-        <w:t xml:space="preserve">：★</w:t>
-      </w:r>
-      <w:r>
-        <w:rPr>
-          <w:bCs/>
-          <w:b/>
-        </w:rPr>
-        <w:t xml:space="preserve"> </w:t>
-      </w:r>
-      <w:r>
-        <w:t xml:space="preserve">不是包 sha 变，★ 是包【内容】错（装的是旧 docx）。</w:t>
-      </w:r>
-      <w:r>
-        <w:rPr>
-          <w:bCs/>
-          <w:b/>
-        </w:rPr>
-        <w:t xml:space="preserve"> </w:t>
-      </w:r>
-      <w:r>
-        <w:rPr>
-          <w:bCs/>
-          <w:b/>
-        </w:rPr>
-        <w:t xml:space="preserve">⇒ ★★★</w:t>
-      </w:r>
-      <w:r>
-        <w:rPr>
-          <w:bCs/>
-          <w:b/>
-        </w:rPr>
-        <w:t xml:space="preserve"> </w:t>
-      </w:r>
-      <w:r>
-        <w:t xml:space="preserve">⇒ 这也说明"验收全绿"必须在【交付态】上跑，★ 在工作树上跑绿了不算数** —— ★</w:t>
-      </w:r>
-      <w:r>
-        <w:t xml:space="preserve"> </w:t>
-      </w:r>
-      <w:r>
-        <w:rPr>
-          <w:bCs/>
-          <w:b/>
-        </w:rPr>
-        <w:t xml:space="preserve">这正是 G6 的价值，★ 而本轮它真的拦下了一次错误交付。</w:t>
+        <w:t xml:space="preserve">：</w:t>
+      </w:r>
+      <w:r>
+        <w:rPr>
+          <w:bCs/>
+          <w:b/>
+        </w:rPr>
+        <w:t xml:space="preserve"> </w:t>
+      </w:r>
+      <w:r>
+        <w:t xml:space="preserve">不是包 sha 变，是包【内容】错（装的是旧 docx）。</w:t>
+      </w:r>
+      <w:r>
+        <w:rPr>
+          <w:bCs/>
+          <w:b/>
+        </w:rPr>
+        <w:t xml:space="preserve"> </w:t>
+      </w:r>
+      <w:r>
+        <w:t xml:space="preserve">，这也说明"验收全绿"必须在【交付态】上跑，在工作树上跑绿了不算数** ——</w:t>
+      </w:r>
+      <w:r>
+        <w:t xml:space="preserve"> </w:t>
+      </w:r>
+      <w:r>
+        <w:rPr>
+          <w:bCs/>
+          <w:b/>
+        </w:rPr>
+        <w:t xml:space="preserve">这正是 G6 的价值，而这一轮它真的拦下了一次错误交付。</w:t>
       </w:r>
     </w:p>
     <w:p>
@@ -5461,13 +4981,13 @@
       </w:r>
     </w:p>
     <w:bookmarkEnd w:id="29"/>
-    <w:bookmarkStart w:id="32" w:name="承重子层-三个独立来源-包内机器结果逐位一致"/>
+    <w:bookmarkStart w:id="32" w:name="承重子层三个独立来源-包内机器结果逐位一致"/>
     <w:p>
       <w:pPr>
         <w:pStyle w:val="Heading2"/>
       </w:pPr>
       <w:r>
-        <w:t xml:space="preserve">6 · ★★★ 承重子层：★ 三个独立来源 + 包内机器结果，逐位一致</w:t>
+        <w:t xml:space="preserve">6 · 承重子层：三个独立来源 + 包内机器结果，逐位一致</w:t>
       </w:r>
     </w:p>
     <w:p>
@@ -5475,12 +4995,6 @@
         <w:pStyle w:val="FirstParagraph"/>
       </w:pPr>
       <w:r>
-        <w:t xml:space="preserve">★</w:t>
-      </w:r>
-      <w:r>
-        <w:t xml:space="preserve"> </w:t>
-      </w:r>
-      <w:r>
         <w:rPr>
           <w:bCs/>
           <w:b/>
@@ -5517,26 +5031,7 @@
         <w:t xml:space="preserve">的机器结果直抽）与我的、与 W2 的，全部逐位一致。</w:t>
       </w:r>
       <w:r>
-        <w:t xml:space="preserve"> </w:t>
-      </w:r>
-      <w:r>
-        <w:t xml:space="preserve">★</w:t>
-      </w:r>
-      <w:r>
-        <w:t xml:space="preserve"> </w:t>
-      </w:r>
-      <w:r>
-        <w:rPr>
-          <w:bCs/>
-          <w:b/>
-        </w:rPr>
-        <w:t xml:space="preserve">我又做了第四个提取：从【交付包内的机器结果】直抽</w:t>
-      </w:r>
-      <w:r>
-        <w:t xml:space="preserve">（★</w:t>
-      </w:r>
-      <w:r>
-        <w:t xml:space="preserve"> </w:t>
+        <w:t xml:space="preserve">我又做了第四个提取：从【交付包内的机器结果】直抽**（</w:t>
       </w:r>
       <w:r>
         <w:rPr>
@@ -5627,17 +5122,11 @@
         <w:pStyle w:val="FirstParagraph"/>
       </w:pPr>
       <w:r>
-        <w:t xml:space="preserve">⇒ ★★★</w:t>
-      </w:r>
-      <w:r>
-        <w:t xml:space="preserve"> </w:t>
-      </w:r>
-      <w:r>
-        <w:rPr>
-          <w:bCs/>
-          <w:b/>
-        </w:rPr>
-        <w:t xml:space="preserve">⇒ 由此得出的硬结论（★ 写进终版）</w:t>
+        <w:rPr>
+          <w:bCs/>
+          <w:b/>
+        </w:rPr>
+        <w:t xml:space="preserve">，由此得出的硬结论（写进终版）</w:t>
       </w:r>
       <w:r>
         <w:t xml:space="preserve">：</w:t>
@@ -5646,7 +5135,7 @@
         <w:t xml:space="preserve"> </w:t>
       </w:r>
       <w:r>
-        <w:t xml:space="preserve">&gt; ★</w:t>
+        <w:t xml:space="preserve">&gt;</w:t>
       </w:r>
       <w:r>
         <w:t xml:space="preserve"> </w:t>
@@ -5659,104 +5148,79 @@
         <w:t xml:space="preserve">承重子层的符号【随口径翻转】</w:t>
       </w:r>
       <w:r>
-        <w:t xml:space="preserve">：★</w:t>
-      </w:r>
-      <w:r>
-        <w:t xml:space="preserve"> </w:t>
-      </w:r>
-      <w:r>
-        <w:rPr>
-          <w:bCs/>
-          <w:b/>
-        </w:rPr>
-        <w:t xml:space="preserve">OR（主口径）下为正（+6 / +7，★ 承重新增 20 / 21）</w:t>
-      </w:r>
-      <w:r>
-        <w:t xml:space="preserve">；★</w:t>
-      </w:r>
-      <w:r>
-        <w:t xml:space="preserve"> </w:t>
-      </w:r>
-      <w:r>
-        <w:rPr>
-          <w:bCs/>
-          <w:b/>
-        </w:rPr>
-        <w:t xml:space="preserve">AND（敏感性变体）下为负（−7 / −2，★ 承重新增 7 / 12）</w:t>
-      </w:r>
-      <w:r>
-        <w:t xml:space="preserve"> </w:t>
-      </w:r>
-      <w:r>
-        <w:t xml:space="preserve">⇒ ⇒ ★★</w:t>
-      </w:r>
-      <w:r>
-        <w:t xml:space="preserve"> </w:t>
-      </w:r>
-      <w:r>
-        <w:rPr>
-          <w:bCs/>
-          <w:b/>
-        </w:rPr>
-        <w:t xml:space="preserve">⇒ 因此"承重子层为负"这句话本身【不是一个可脱离口径的结论】</w:t>
-      </w:r>
-      <w:r>
-        <w:t xml:space="preserve"> </w:t>
-      </w:r>
-      <w:r>
-        <w:t xml:space="preserve">⇒ ⇒ ★★</w:t>
-      </w:r>
-      <w:r>
-        <w:t xml:space="preserve"> </w:t>
-      </w:r>
-      <w:r>
-        <w:rPr>
-          <w:bCs/>
-          <w:b/>
-        </w:rPr>
-        <w:t xml:space="preserve">必须写成「承重子层在 OR 主口径下为正、在 AND 敏感性变体下为负 ⇒ 承重子层的方向【本批不稳健】」。</w:t>
-      </w:r>
-      <w:r>
-        <w:t xml:space="preserve"> </w:t>
-      </w:r>
-      <w:r>
-        <w:t xml:space="preserve">&gt; ★★</w:t>
-      </w:r>
-      <w:r>
-        <w:t xml:space="preserve"> </w:t>
-      </w:r>
-      <w:r>
-        <w:rPr>
-          <w:bCs/>
-          <w:b/>
-        </w:rPr>
-        <w:t xml:space="preserve">⇒ 这比"某个数错了"更重要</w:t>
-      </w:r>
-      <w:r>
-        <w:t xml:space="preserve">：★</w:t>
-      </w:r>
-      <w:r>
-        <w:t xml:space="preserve"> </w:t>
-      </w:r>
-      <w:r>
-        <w:rPr>
-          <w:bCs/>
-          <w:b/>
-        </w:rPr>
-        <w:t xml:space="preserve">即使 W2 当时写的那个数是对的，★ "承重子层为负"这个【表述】仍然是错的</w:t>
-      </w:r>
-      <w:r>
-        <w:t xml:space="preserve">（★ 因为它隐含了一个可自由选择的口径）⇒ ★★</w:t>
-      </w:r>
-      <w:r>
-        <w:t xml:space="preserve"> </w:t>
-      </w:r>
-      <w:r>
-        <w:rPr>
-          <w:bCs/>
-          <w:b/>
-        </w:rPr>
-        <w:t xml:space="preserve">⇒ 你的核验点 A 判据在这里升级成：★ 【口径可自由选择时，任何单一口径的方向都不得进结论句】。</w:t>
+        <w:t xml:space="preserve">：</w:t>
+      </w:r>
+      <w:r>
+        <w:t xml:space="preserve"> </w:t>
+      </w:r>
+      <w:r>
+        <w:rPr>
+          <w:bCs/>
+          <w:b/>
+        </w:rPr>
+        <w:t xml:space="preserve">OR（主口径）下为正（+6 / +7，承重新增 20 / 21）</w:t>
+      </w:r>
+      <w:r>
+        <w:t xml:space="preserve">；</w:t>
+      </w:r>
+      <w:r>
+        <w:t xml:space="preserve"> </w:t>
+      </w:r>
+      <w:r>
+        <w:rPr>
+          <w:bCs/>
+          <w:b/>
+        </w:rPr>
+        <w:t xml:space="preserve">AND（敏感性变体）下为负（−7 / −2，承重新增 7 / 12）</w:t>
+      </w:r>
+      <w:r>
+        <w:t xml:space="preserve">，因此"承重子层为负"这句话本身【不是一个可脱离口径的结论】</w:t>
+      </w:r>
+      <w:r>
+        <w:rPr>
+          <w:bCs/>
+          <w:b/>
+        </w:rPr>
+        <w:t xml:space="preserve">必须写成「承重子层在 OR 主口径下为正、在 AND 敏感性变体下为负，承重子层的方向【本批不稳健】」。</w:t>
+      </w:r>
+      <w:r>
+        <w:t xml:space="preserve"> </w:t>
+      </w:r>
+      <w:r>
+        <w:t xml:space="preserve">&gt;</w:t>
+      </w:r>
+      <w:r>
+        <w:t xml:space="preserve"> </w:t>
+      </w:r>
+      <w:r>
+        <w:rPr>
+          <w:bCs/>
+          <w:b/>
+        </w:rPr>
+        <w:t xml:space="preserve">，这比"某个数错了"更重要</w:t>
+      </w:r>
+      <w:r>
+        <w:t xml:space="preserve">：</w:t>
+      </w:r>
+      <w:r>
+        <w:t xml:space="preserve"> </w:t>
+      </w:r>
+      <w:r>
+        <w:rPr>
+          <w:bCs/>
+          <w:b/>
+        </w:rPr>
+        <w:t xml:space="preserve">即使 W2 当时写的那个数是对的， "承重子层为负"这个【表述】仍然是错的</w:t>
+      </w:r>
+      <w:r>
+        <w:t xml:space="preserve">（因为它隐含了一个可自由选择的口径），</w:t>
+      </w:r>
+      <w:r>
+        <w:rPr>
+          <w:bCs/>
+          <w:b/>
+        </w:rPr>
+        <w:t xml:space="preserve">，你的核验点 A 判据在这里升级成： 【口径可自由选择时，任何单一口径的方向都不得进结论句】。</w:t>
       </w:r>
     </w:p>
     <w:bookmarkStart w:id="30" w:name="顺带回一条给父会话e1-的-a2-4是可复算的"/>
@@ -5765,7 +5229,7 @@
         <w:pStyle w:val="Heading3"/>
       </w:pPr>
       <w:r>
-        <w:t xml:space="preserve">6.1 ★★ 顺带回一条给父会话：</w:t>
+        <w:t xml:space="preserve">6.1 顺带回一条给父会话：</w:t>
       </w:r>
       <w:r>
         <w:rPr>
@@ -5780,7 +5244,7 @@
         <w:pStyle w:val="FirstParagraph"/>
       </w:pPr>
       <w:r>
-        <w:t xml:space="preserve">★ 父会话说「★</w:t>
+        <w:t xml:space="preserve">父会话说「</w:t>
       </w:r>
       <w:r>
         <w:t xml:space="preserve"> </w:t>
@@ -5808,17 +5272,14 @@
         <w:t xml:space="preserve">）汇总 −4 我复算不出来</w:t>
       </w:r>
       <w:r>
-        <w:t xml:space="preserve">」⇒ ★★</w:t>
-      </w:r>
-      <w:r>
-        <w:t xml:space="preserve"> </w:t>
-      </w:r>
-      <w:r>
-        <w:rPr>
-          <w:bCs/>
-          <w:b/>
-        </w:rPr>
-        <w:t xml:space="preserve">实际能抽出来，★ 关键是选对键</w:t>
+        <w:t xml:space="preserve">」，</w:t>
+      </w:r>
+      <w:r>
+        <w:rPr>
+          <w:bCs/>
+          <w:b/>
+        </w:rPr>
+        <w:t xml:space="preserve">实际能抽出来，关键是选对键</w:t>
       </w:r>
       <w:r>
         <w:t xml:space="preserve">：</w:t>
@@ -5827,7 +5288,7 @@
         <w:t xml:space="preserve"> </w:t>
       </w:r>
       <w:r>
-        <w:t xml:space="preserve">&gt; ★</w:t>
+        <w:t xml:space="preserve">&gt;</w:t>
       </w:r>
       <w:r>
         <w:t xml:space="preserve"> </w:t>
@@ -5884,7 +5345,7 @@
         <w:t xml:space="preserve">L0_per_pair</w:t>
       </w:r>
       <w:r>
-        <w:t xml:space="preserve">；★</w:t>
+        <w:t xml:space="preserve">；</w:t>
       </w:r>
       <w:r>
         <w:t xml:space="preserve"> </w:t>
@@ -5941,83 +5402,45 @@
         <w:t xml:space="preserve">L1_per_pair</w:t>
       </w:r>
       <w:r>
-        <w:t xml:space="preserve"> </w:t>
-      </w:r>
-      <w:r>
-        <w:t xml:space="preserve">⇒ ★</w:t>
-      </w:r>
-      <w:r>
-        <w:t xml:space="preserve"> </w:t>
-      </w:r>
-      <w:r>
-        <w:rPr>
-          <w:rStyle w:val="VerbatimChar"/>
-          <w:bCs/>
-          <w:b/>
+        <w:rPr>
+          <w:rStyle w:val="VerbatimChar"/>
         </w:rPr>
         <w:t xml:space="preserve">L1_net</w:t>
       </w:r>
       <w:r>
-        <w:rPr>
-          <w:bCs/>
-          <w:b/>
-        </w:rPr>
-        <w:t xml:space="preserve"> </w:t>
-      </w:r>
-      <w:r>
-        <w:rPr>
-          <w:bCs/>
-          <w:b/>
-        </w:rPr>
+        <w:t xml:space="preserve"> </w:t>
+      </w:r>
+      <w:r>
         <w:t xml:space="preserve">= −2 / −4 ✔，</w:t>
       </w:r>
       <w:r>
         <w:rPr>
           <w:rStyle w:val="VerbatimChar"/>
-          <w:bCs/>
-          <w:b/>
         </w:rPr>
         <w:t xml:space="preserve">L1_per_pair</w:t>
       </w:r>
       <w:r>
-        <w:rPr>
-          <w:bCs/>
-          <w:b/>
-        </w:rPr>
-        <w:t xml:space="preserve"> </w:t>
-      </w:r>
-      <w:r>
-        <w:rPr>
-          <w:bCs/>
-          <w:b/>
-        </w:rPr>
+        <w:t xml:space="preserve"> </w:t>
+      </w:r>
+      <w:r>
         <w:t xml:space="preserve">= [−3,2,−8,7] / [−1,3,−7,1] ✔</w:t>
       </w:r>
       <w:r>
-        <w:t xml:space="preserve"> </w:t>
-      </w:r>
-      <w:r>
-        <w:t xml:space="preserve">⇒ ★★</w:t>
-      </w:r>
-      <w:r>
-        <w:t xml:space="preserve"> </w:t>
-      </w:r>
-      <w:r>
-        <w:rPr>
-          <w:bCs/>
-          <w:b/>
-        </w:rPr>
-        <w:t xml:space="preserve">⇒ 与我阶段一报告里写的 A′ = −2 / −4 完全一致 ⇒ 我那条没有错。</w:t>
+        <w:rPr>
+          <w:bCs/>
+          <w:b/>
+        </w:rPr>
+        <w:t xml:space="preserve">，与我阶段一报告里写的 A′ = −2 / −4 完全一致，我那条没有错。</w:t>
       </w:r>
     </w:p>
     <w:bookmarkEnd w:id="30"/>
-    <w:bookmarkStart w:id="31" w:name="Xda0f535a4a9c6beb0863662711196ac934b5799"/>
+    <w:bookmarkStart w:id="31" w:name="X5ecd29f499516371c110281e6228b17aece17d8"/>
     <w:p>
       <w:pPr>
         <w:pStyle w:val="Heading3"/>
       </w:pPr>
       <w:r>
-        <w:t xml:space="preserve">6.2 ★★★ 但我同时在</w:t>
+        <w:t xml:space="preserve">6.2 但我同时在</w:t>
       </w:r>
       <w:r>
         <w:rPr>
@@ -6027,7 +5450,7 @@
         <w:t xml:space="preserve">交付包的机器结果里抓到一个真实的抽键陷阱</w:t>
       </w:r>
       <w:r>
-        <w:t xml:space="preserve">（★ 父会话自己警告过的那一类，★ 现在客观存在）</w:t>
+        <w:t xml:space="preserve">（父会话自己警告过的那一类，现在客观存在）</w:t>
       </w:r>
     </w:p>
     <w:p>
@@ -6035,12 +5458,6 @@
         <w:pStyle w:val="FirstParagraph"/>
       </w:pPr>
       <w:r>
-        <w:t xml:space="preserve">★</w:t>
-      </w:r>
-      <w:r>
-        <w:t xml:space="preserve"> </w:t>
-      </w:r>
-      <w:r>
         <w:rPr>
           <w:rStyle w:val="VerbatimChar"/>
           <w:bCs/>
@@ -6189,17 +5606,11 @@
         <w:pStyle w:val="FirstParagraph"/>
       </w:pPr>
       <w:r>
-        <w:t xml:space="preserve">⇒ ★★★</w:t>
-      </w:r>
-      <w:r>
-        <w:t xml:space="preserve"> </w:t>
-      </w:r>
-      <w:r>
-        <w:rPr>
-          <w:bCs/>
-          <w:b/>
-        </w:rPr>
-        <w:t xml:space="preserve">⇒ 第三方若按键名直抽</w:t>
+        <w:rPr>
+          <w:bCs/>
+          <w:b/>
+        </w:rPr>
+        <w:t xml:space="preserve">，第三方若按键名直抽</w:t>
       </w:r>
       <w:r>
         <w:rPr>
@@ -6221,39 +5632,27 @@
           <w:bCs/>
           <w:b/>
         </w:rPr>
-        <w:t xml:space="preserve">（★ "AND 承重净"）⇒ 会得到 14 ⇒ ⇒ 得出「承重子层 = +14 ⇒ 为正 ⇒ ② 篇的『承重子层为负』不成立」的【完全错误】结论。</w:t>
-      </w:r>
-      <w:r>
-        <w:t xml:space="preserve"> </w:t>
-      </w:r>
-      <w:r>
-        <w:t xml:space="preserve">⇒ ★★</w:t>
-      </w:r>
-      <w:r>
-        <w:t xml:space="preserve"> </w:t>
-      </w:r>
-      <w:r>
-        <w:rPr>
-          <w:bCs/>
-          <w:b/>
-        </w:rPr>
-        <w:t xml:space="preserve">⇒ 这正是父会话写的"抽错键会得到一个『看起来合理但完全不同的数』"—— ★ 而它现在在交付包内可复现。</w:t>
-      </w:r>
-      <w:r>
-        <w:t xml:space="preserve"> </w:t>
-      </w:r>
-      <w:r>
-        <w:t xml:space="preserve">⇒ ★★★</w:t>
-      </w:r>
-      <w:r>
-        <w:t xml:space="preserve"> </w:t>
-      </w:r>
-      <w:r>
-        <w:rPr>
-          <w:bCs/>
-          <w:b/>
-        </w:rPr>
-        <w:t xml:space="preserve">⇒ 收口必须修（★ 零成本）</w:t>
+        <w:t xml:space="preserve">（"AND 承重净"），会得到 14，得出「承重子层 = +14，为正，② 篇的『承重子层为负』不成立」的【完全错误】结论。</w:t>
+      </w:r>
+      <w:r>
+        <w:t xml:space="preserve"> </w:t>
+      </w:r>
+      <w:r>
+        <w:rPr>
+          <w:bCs/>
+          <w:b/>
+        </w:rPr>
+        <w:t xml:space="preserve">，这正是父会话写的"抽错键会得到一个『看起来合理但完全不同的数』"—— 而它现在在交付包内可复现。</w:t>
+      </w:r>
+      <w:r>
+        <w:t xml:space="preserve"> </w:t>
+      </w:r>
+      <w:r>
+        <w:rPr>
+          <w:bCs/>
+          <w:b/>
+        </w:rPr>
+        <w:t xml:space="preserve">，收口必须修（零成本）</w:t>
       </w:r>
       <w:r>
         <w:t xml:space="preserve">：</w:t>
@@ -6262,7 +5661,7 @@
         <w:t xml:space="preserve"> </w:t>
       </w:r>
       <w:r>
-        <w:t xml:space="preserve">&gt; ★</w:t>
+        <w:t xml:space="preserve">&gt;</w:t>
       </w:r>
       <w:r>
         <w:t xml:space="preserve"> </w:t>
@@ -6304,7 +5703,7 @@
         <w:t xml:space="preserve">输出里给承重子层的两个口径各一对明确命名的【新增/丢失】键</w:t>
       </w:r>
       <w:r>
-        <w:t xml:space="preserve">（★ 如</w:t>
+        <w:t xml:space="preserve">（如</w:t>
       </w:r>
       <w:r>
         <w:t xml:space="preserve"> </w:t>
@@ -6367,7 +5766,7 @@
         <w:t xml:space="preserve"> </w:t>
       </w:r>
       <w:r>
-        <w:t xml:space="preserve">&gt; ★</w:t>
+        <w:t xml:space="preserve">&gt;</w:t>
       </w:r>
       <w:r>
         <w:t xml:space="preserve"> </w:t>
@@ -6438,10 +5837,7 @@
         <w:t xml:space="preserve">改名或标 deprecated</w:t>
       </w:r>
       <w:r>
-        <w:t xml:space="preserve">（★ ★</w:t>
-      </w:r>
-      <w:r>
-        <w:t xml:space="preserve"> </w:t>
+        <w:t xml:space="preserve">（</w:t>
       </w:r>
       <w:r>
         <w:rPr>
@@ -6457,7 +5853,7 @@
         <w:t xml:space="preserve"> </w:t>
       </w:r>
       <w:r>
-        <w:t xml:space="preserve">&gt; ★</w:t>
+        <w:t xml:space="preserve">&gt;</w:t>
       </w:r>
       <w:r>
         <w:t xml:space="preserve"> </w:t>
@@ -6558,10 +5954,7 @@
         <w:t xml:space="preserve">W_train_L3</w:t>
       </w:r>
       <w:r>
-        <w:t xml:space="preserve">）」⇒ ★</w:t>
-      </w:r>
-      <w:r>
-        <w:t xml:space="preserve"> </w:t>
+        <w:t xml:space="preserve">）」，</w:t>
       </w:r>
       <w:r>
         <w:rPr>
@@ -6577,17 +5970,17 @@
         <w:t xml:space="preserve"> </w:t>
       </w:r>
       <w:r>
-        <w:t xml:space="preserve">&gt; ★★</w:t>
-      </w:r>
-      <w:r>
-        <w:t xml:space="preserve"> </w:t>
-      </w:r>
-      <w:r>
-        <w:rPr>
-          <w:bCs/>
-          <w:b/>
-        </w:rPr>
-        <w:t xml:space="preserve">⇒ 这也顺带回答了父会话问的"是否还有表格/结构静默剔除类盲区"（见 §7）。</w:t>
+        <w:t xml:space="preserve">&gt;</w:t>
+      </w:r>
+      <w:r>
+        <w:t xml:space="preserve"> </w:t>
+      </w:r>
+      <w:r>
+        <w:rPr>
+          <w:bCs/>
+          <w:b/>
+        </w:rPr>
+        <w:t xml:space="preserve">，这也顺带回答了父会话问的"是否还有表格/结构静默剔除类盲区"（见 §7）。</w:t>
       </w:r>
     </w:p>
     <w:p>
@@ -6605,7 +5998,7 @@
         <w:pStyle w:val="Heading2"/>
       </w:pPr>
       <w:r>
-        <w:t xml:space="preserve">7 · ★★ 回答父会话的问题：</w:t>
+        <w:t xml:space="preserve">7 · 回答父会话的问题：</w:t>
       </w:r>
       <w:r>
         <w:rPr>
@@ -6620,17 +6013,11 @@
         <w:pStyle w:val="FirstParagraph"/>
       </w:pPr>
       <w:r>
-        <w:t xml:space="preserve">★</w:t>
-      </w:r>
-      <w:r>
-        <w:t xml:space="preserve"> </w:t>
-      </w:r>
-      <w:r>
-        <w:rPr>
-          <w:bCs/>
-          <w:b/>
-        </w:rPr>
-        <w:t xml:space="preserve">有，★ 而且分两层。</w:t>
+        <w:rPr>
+          <w:bCs/>
+          <w:b/>
+        </w:rPr>
+        <w:t xml:space="preserve">有，而且分两层。</w:t>
       </w:r>
     </w:p>
     <w:bookmarkStart w:id="33" w:name="第一层check_docx.py-是内容级对拍不是结构级对拍"/>
@@ -6679,7 +6066,7 @@
         <w:pStyle w:val="FirstParagraph"/>
       </w:pPr>
       <w:r>
-        <w:t xml:space="preserve">★ 我读了</w:t>
+        <w:t xml:space="preserve">我读了</w:t>
       </w:r>
       <w:r>
         <w:t xml:space="preserve"> </w:t>
@@ -6718,10 +6105,7 @@
         <w:t xml:space="preserve">:93</w:t>
       </w:r>
       <w:r>
-        <w:t xml:space="preserve">）⇒</w:t>
-      </w:r>
-      <w:r>
-        <w:t xml:space="preserve"> </w:t>
+        <w:t xml:space="preserve">），</w:t>
       </w:r>
       <w:r>
         <w:rPr>
@@ -6758,7 +6142,7 @@
         <w:t xml:space="preserve">:73</w:t>
       </w:r>
       <w:r>
-        <w:t xml:space="preserve">）⇒ 无表头碎片 ✔</w:t>
+        <w:t xml:space="preserve">），无表头碎片 ✔</w:t>
       </w:r>
       <w:r>
         <w:t xml:space="preserve"> </w:t>
@@ -6785,7 +6169,7 @@
         <w:t xml:space="preserve">:131</w:t>
       </w:r>
       <w:r>
-        <w:t xml:space="preserve">）⇒ 代码块表 ✔</w:t>
+        <w:t xml:space="preserve">），代码块表 ✔</w:t>
       </w:r>
       <w:r>
         <w:t xml:space="preserve"> </w:t>
@@ -6812,13 +6196,13 @@
         <w:t xml:space="preserve">:80</w:t>
       </w:r>
       <w:r>
-        <w:t xml:space="preserve">）⇒ 缺空行 ✔</w:t>
-      </w:r>
-      <w:r>
-        <w:t xml:space="preserve"> </w:t>
-      </w:r>
-      <w:r>
-        <w:t xml:space="preserve">- ★</w:t>
+        <w:t xml:space="preserve">），缺空行 ✔</w:t>
+      </w:r>
+      <w:r>
+        <w:t xml:space="preserve"> </w:t>
+      </w:r>
+      <w:r>
+        <w:t xml:space="preserve">-</w:t>
       </w:r>
       <w:r>
         <w:t xml:space="preserve"> </w:t>
@@ -6843,23 +6227,10 @@
           <w:bCs/>
           <w:b/>
         </w:rPr>
-        <w:t xml:space="preserve">的 docx 侧只做一件事：★ 每个 md 单元格的字符串必须出现在 docx 文本里（"单元格零丢失"）</w:t>
-      </w:r>
-      <w:r>
-        <w:t xml:space="preserve"> </w:t>
-      </w:r>
-      <w:r>
-        <w:t xml:space="preserve">⇒ ★★</w:t>
-      </w:r>
-      <w:r>
-        <w:t xml:space="preserve"> </w:t>
-      </w:r>
-      <w:r>
-        <w:rPr>
-          <w:bCs/>
-          <w:b/>
-        </w:rPr>
-        <w:t xml:space="preserve">这是【内容级】对拍</w:t>
+        <w:t xml:space="preserve">的 docx 侧只做一件事：每个 md 单元格的字符串必须出现在 docx 文本里（"单元格零丢失"）</w:t>
+      </w:r>
+      <w:r>
+        <w:t xml:space="preserve">这是【内容级】对拍**</w:t>
       </w:r>
     </w:p>
     <w:p>
@@ -6867,20 +6238,14 @@
         <w:pStyle w:val="BodyText"/>
       </w:pPr>
       <w:r>
-        <w:t xml:space="preserve">⇒ ★★★</w:t>
-      </w:r>
-      <w:r>
-        <w:t xml:space="preserve"> </w:t>
-      </w:r>
-      <w:r>
-        <w:rPr>
-          <w:bCs/>
-          <w:b/>
-        </w:rPr>
-        <w:t xml:space="preserve">⇒ 盲区 ①</w:t>
-      </w:r>
-      <w:r>
-        <w:t xml:space="preserve">：★</w:t>
+        <w:rPr>
+          <w:bCs/>
+          <w:b/>
+        </w:rPr>
+        <w:t xml:space="preserve">，盲区 ①</w:t>
+      </w:r>
+      <w:r>
+        <w:t xml:space="preserve">：</w:t>
       </w:r>
       <w:r>
         <w:t xml:space="preserve"> </w:t>
@@ -6893,40 +6258,18 @@
         <w:t xml:space="preserve">没有任何判据比对【md 每表的列数序列】与【docx 该表每行的实际单元格数】</w:t>
       </w:r>
       <w:r>
-        <w:t xml:space="preserve"> </w:t>
-      </w:r>
-      <w:r>
-        <w:t xml:space="preserve">⇒ ★★</w:t>
-      </w:r>
-      <w:r>
-        <w:t xml:space="preserve"> </w:t>
-      </w:r>
-      <w:r>
-        <w:rPr>
-          <w:bCs/>
-          <w:b/>
-        </w:rPr>
-        <w:t xml:space="preserve">⇒ md 侧检查抓得住"pandoc 截列"（被截的单元格内容会消失 ⇒ 内容级检查会红）✔，★ 但抓不住"内容还在、列结构被重排"的情形</w:t>
-      </w:r>
-      <w:r>
-        <w:t xml:space="preserve"> </w:t>
-      </w:r>
-      <w:r>
-        <w:t xml:space="preserve">⇒ ★★</w:t>
-      </w:r>
-      <w:r>
-        <w:t xml:space="preserve"> </w:t>
-      </w:r>
-      <w:r>
-        <w:rPr>
-          <w:bCs/>
-          <w:b/>
-        </w:rPr>
-        <w:t xml:space="preserve">⇒ 建议加一条【结构级】判据：★ 逐表比对 md 的列数序列 vs docx 每行的实际单元格数。</w:t>
+        <w:t xml:space="preserve">，md 侧检查抓得住"pandoc 截列"（被截的单元格内容会消失，内容级检查会红）✔，但抓不住"内容还在、列结构被重排"的情形</w:t>
+      </w:r>
+      <w:r>
+        <w:rPr>
+          <w:bCs/>
+          <w:b/>
+        </w:rPr>
+        <w:t xml:space="preserve">，建议加一条【结构级】判据：逐表比对 md 的列数序列 vs docx 每行的实际单元格数。</w:t>
       </w:r>
     </w:p>
     <w:bookmarkEnd w:id="33"/>
-    <w:bookmarkStart w:id="34" w:name="第二层表外的伪装成表格与伪装成表格碎片-这是-s11-那一族"/>
+    <w:bookmarkStart w:id="34" w:name="第二层表外的伪装成表格与伪装成表格碎片这是-s11-那一族"/>
     <w:p>
       <w:pPr>
         <w:pStyle w:val="Heading3"/>
@@ -6942,7 +6285,7 @@
         <w:t xml:space="preserve">表外的"伪装成表格"与"伪装成表格碎片"</w:t>
       </w:r>
       <w:r>
-        <w:t xml:space="preserve">（★ 这是 S11 那一族）</w:t>
+        <w:t xml:space="preserve">（这是 S11 那一族）</w:t>
       </w:r>
     </w:p>
     <w:tbl>
@@ -7031,17 +6374,26 @@
               <w:jc w:val="left"/>
             </w:pPr>
             <w:r>
-              <w:t xml:space="preserve">★</w:t>
-            </w:r>
-            <w:r>
+              <w:rPr>
+                <w:bCs/>
+                <w:b/>
+              </w:rPr>
+              <w:t xml:space="preserve">行首有</w:t>
+            </w:r>
+            <w:r>
+              <w:rPr>
+                <w:bCs/>
+                <w:b/>
+              </w:rPr>
               <w:t xml:space="preserve"> </w:t>
             </w:r>
             <w:r>
               <w:rPr>
-                <w:bCs/>
-                <w:b/>
-              </w:rPr>
-              <w:t xml:space="preserve">行首有</w:t>
+                <w:rStyle w:val="VerbatimChar"/>
+                <w:bCs/>
+                <w:b/>
+              </w:rPr>
+              <w:t xml:space="preserve">|</w:t>
             </w:r>
             <w:r>
               <w:rPr>
@@ -7052,6 +6404,20 @@
             </w:r>
             <w:r>
               <w:rPr>
+                <w:bCs/>
+                <w:b/>
+              </w:rPr>
+              <w:t xml:space="preserve">行尾无</w:t>
+            </w:r>
+            <w:r>
+              <w:rPr>
+                <w:bCs/>
+                <w:b/>
+              </w:rPr>
+              <w:t xml:space="preserve"> </w:t>
+            </w:r>
+            <w:r>
+              <w:rPr>
                 <w:rStyle w:val="VerbatimChar"/>
                 <w:bCs/>
                 <w:b/>
@@ -7059,50 +6425,21 @@
               <w:t xml:space="preserve">|</w:t>
             </w:r>
             <w:r>
-              <w:rPr>
-                <w:bCs/>
-                <w:b/>
-              </w:rPr>
+              <w:t xml:space="preserve">（④ 篇</w:t>
+            </w:r>
+            <w:r>
               <w:t xml:space="preserve"> </w:t>
             </w:r>
             <w:r>
               <w:rPr>
-                <w:bCs/>
-                <w:b/>
-              </w:rPr>
-              <w:t xml:space="preserve">行尾无</w:t>
-            </w:r>
-            <w:r>
-              <w:rPr>
-                <w:bCs/>
-                <w:b/>
-              </w:rPr>
+                <w:rStyle w:val="VerbatimChar"/>
+              </w:rPr>
+              <w:t xml:space="preserve">:1169</w:t>
+            </w:r>
+            <w:r>
               <w:t xml:space="preserve"> </w:t>
             </w:r>
             <w:r>
-              <w:rPr>
-                <w:rStyle w:val="VerbatimChar"/>
-                <w:bCs/>
-                <w:b/>
-              </w:rPr>
-              <w:t xml:space="preserve">|</w:t>
-            </w:r>
-            <w:r>
-              <w:t xml:space="preserve">（④ 篇</w:t>
-            </w:r>
-            <w:r>
-              <w:t xml:space="preserve"> </w:t>
-            </w:r>
-            <w:r>
-              <w:rPr>
-                <w:rStyle w:val="VerbatimChar"/>
-              </w:rPr>
-              <w:t xml:space="preserve">:1169</w:t>
-            </w:r>
-            <w:r>
-              <w:t xml:space="preserve"> </w:t>
-            </w:r>
-            <w:r>
               <w:t xml:space="preserve">那处）</w:t>
             </w:r>
           </w:p>
@@ -7115,10 +6452,7 @@
               <w:jc w:val="left"/>
             </w:pPr>
             <w:r>
-              <w:t xml:space="preserve">★ 静默退出表 ⇒</w:t>
-            </w:r>
-            <w:r>
-              <w:t xml:space="preserve"> </w:t>
+              <w:t xml:space="preserve">静默退出表，</w:t>
             </w:r>
             <w:r>
               <w:rPr>
@@ -7173,17 +6507,26 @@
               <w:jc w:val="left"/>
             </w:pPr>
             <w:r>
-              <w:t xml:space="preserve">★</w:t>
-            </w:r>
-            <w:r>
+              <w:rPr>
+                <w:bCs/>
+                <w:b/>
+              </w:rPr>
+              <w:t xml:space="preserve">行尾有</w:t>
+            </w:r>
+            <w:r>
+              <w:rPr>
+                <w:bCs/>
+                <w:b/>
+              </w:rPr>
               <w:t xml:space="preserve"> </w:t>
             </w:r>
             <w:r>
               <w:rPr>
-                <w:bCs/>
-                <w:b/>
-              </w:rPr>
-              <w:t xml:space="preserve">行尾有</w:t>
+                <w:rStyle w:val="VerbatimChar"/>
+                <w:bCs/>
+                <w:b/>
+              </w:rPr>
+              <w:t xml:space="preserve">|</w:t>
             </w:r>
             <w:r>
               <w:rPr>
@@ -7194,6 +6537,20 @@
             </w:r>
             <w:r>
               <w:rPr>
+                <w:bCs/>
+                <w:b/>
+              </w:rPr>
+              <w:t xml:space="preserve">行首无</w:t>
+            </w:r>
+            <w:r>
+              <w:rPr>
+                <w:bCs/>
+                <w:b/>
+              </w:rPr>
+              <w:t xml:space="preserve"> </w:t>
+            </w:r>
+            <w:r>
+              <w:rPr>
                 <w:rStyle w:val="VerbatimChar"/>
                 <w:bCs/>
                 <w:b/>
@@ -7201,10 +6558,33 @@
               <w:t xml:space="preserve">|</w:t>
             </w:r>
             <w:r>
-              <w:rPr>
-                <w:bCs/>
-                <w:b/>
-              </w:rPr>
+              <w:t xml:space="preserve">（反向残行）</w:t>
+            </w:r>
+          </w:p>
+        </w:tc>
+        <w:tc>
+          <w:tcPr/>
+          <w:p>
+            <w:pPr>
+              <w:pStyle w:val="Compact"/>
+              <w:jc w:val="left"/>
+            </w:pPr>
+            <w:r>
+              <w:t xml:space="preserve">同上</w:t>
+            </w:r>
+          </w:p>
+        </w:tc>
+        <w:tc>
+          <w:tcPr/>
+          <w:p>
+            <w:pPr>
+              <w:pStyle w:val="Compact"/>
+              <w:jc w:val="center"/>
+            </w:pPr>
+            <w:r>
+              <w:t xml:space="preserve">✘</w:t>
+            </w:r>
+            <w:r>
               <w:t xml:space="preserve"> </w:t>
             </w:r>
             <w:r>
@@ -7212,7 +6592,7 @@
                 <w:bCs/>
                 <w:b/>
               </w:rPr>
-              <w:t xml:space="preserve">行首无</w:t>
+              <w:t xml:space="preserve">S11 不覆盖（它只查"以</w:t>
             </w:r>
             <w:r>
               <w:rPr>
@@ -7230,33 +6610,10 @@
               <w:t xml:space="preserve">|</w:t>
             </w:r>
             <w:r>
-              <w:t xml:space="preserve">（反向残行）</w:t>
-            </w:r>
-          </w:p>
-        </w:tc>
-        <w:tc>
-          <w:tcPr/>
-          <w:p>
-            <w:pPr>
-              <w:pStyle w:val="Compact"/>
-              <w:jc w:val="left"/>
-            </w:pPr>
-            <w:r>
-              <w:t xml:space="preserve">同上</w:t>
-            </w:r>
-          </w:p>
-        </w:tc>
-        <w:tc>
-          <w:tcPr/>
-          <w:p>
-            <w:pPr>
-              <w:pStyle w:val="Compact"/>
-              <w:jc w:val="center"/>
-            </w:pPr>
-            <w:r>
-              <w:t xml:space="preserve">✘</w:t>
-            </w:r>
-            <w:r>
+              <w:rPr>
+                <w:bCs/>
+                <w:b/>
+              </w:rPr>
               <w:t xml:space="preserve"> </w:t>
             </w:r>
             <w:r>
@@ -7264,52 +6621,10 @@
                 <w:bCs/>
                 <w:b/>
               </w:rPr>
-              <w:t xml:space="preserve">S11 不覆盖（★ 它只查"以</w:t>
-            </w:r>
-            <w:r>
-              <w:rPr>
-                <w:bCs/>
-                <w:b/>
-              </w:rPr>
-              <w:t xml:space="preserve"> </w:t>
-            </w:r>
-            <w:r>
-              <w:rPr>
-                <w:rStyle w:val="VerbatimChar"/>
-                <w:bCs/>
-                <w:b/>
-              </w:rPr>
-              <w:t xml:space="preserve">|</w:t>
-            </w:r>
-            <w:r>
-              <w:rPr>
-                <w:bCs/>
-                <w:b/>
-              </w:rPr>
-              <w:t xml:space="preserve"> </w:t>
-            </w:r>
-            <w:r>
-              <w:rPr>
-                <w:bCs/>
-                <w:b/>
-              </w:rPr>
               <w:t xml:space="preserve">开头"）</w:t>
             </w:r>
             <w:r>
-              <w:t xml:space="preserve"> </w:t>
-            </w:r>
-            <w:r>
-              <w:t xml:space="preserve">⇒</w:t>
-            </w:r>
-            <w:r>
-              <w:t xml:space="preserve"> </w:t>
-            </w:r>
-            <w:r>
-              <w:rPr>
-                <w:bCs/>
-                <w:b/>
-              </w:rPr>
-              <w:t xml:space="preserve">建议补</w:t>
+              <w:t xml:space="preserve">建议补**</w:t>
             </w:r>
           </w:p>
         </w:tc>
@@ -7335,31 +6650,25 @@
               <w:jc w:val="left"/>
             </w:pPr>
             <w:r>
-              <w:t xml:space="preserve">★</w:t>
+              <w:rPr>
+                <w:bCs/>
+                <w:b/>
+              </w:rPr>
+              <w:t xml:space="preserve">单元格内裸竖线</w:t>
+            </w:r>
+            <w:r>
+              <w:t xml:space="preserve">（</w:t>
+            </w:r>
+            <w:r>
+              <w:rPr>
+                <w:rStyle w:val="VerbatimChar"/>
+              </w:rPr>
+              <w:t xml:space="preserve">|新增\|</w:t>
             </w:r>
             <w:r>
               <w:t xml:space="preserve"> </w:t>
             </w:r>
             <w:r>
-              <w:rPr>
-                <w:bCs/>
-                <w:b/>
-              </w:rPr>
-              <w:t xml:space="preserve">单元格内裸竖线</w:t>
-            </w:r>
-            <w:r>
-              <w:t xml:space="preserve">（</w:t>
-            </w:r>
-            <w:r>
-              <w:rPr>
-                <w:rStyle w:val="VerbatimChar"/>
-              </w:rPr>
-              <w:t xml:space="preserve">|新增\|</w:t>
-            </w:r>
-            <w:r>
-              <w:t xml:space="preserve"> </w:t>
-            </w:r>
-            <w:r>
               <w:t xml:space="preserve">未转义）</w:t>
             </w:r>
           </w:p>
@@ -7372,17 +6681,14 @@
               <w:jc w:val="left"/>
             </w:pPr>
             <w:r>
-              <w:t xml:space="preserve">★ 分隔行定列数 ⇒</w:t>
-            </w:r>
-            <w:r>
-              <w:t xml:space="preserve"> </w:t>
-            </w:r>
-            <w:r>
-              <w:rPr>
-                <w:bCs/>
-                <w:b/>
-              </w:rPr>
-              <w:t xml:space="preserve">多余列被截 ⇒ 整列消失</w:t>
+              <w:t xml:space="preserve">分隔行定列数，</w:t>
+            </w:r>
+            <w:r>
+              <w:rPr>
+                <w:bCs/>
+                <w:b/>
+              </w:rPr>
+              <w:t xml:space="preserve">多余列被截，整列消失</w:t>
             </w:r>
           </w:p>
         </w:tc>
@@ -7435,17 +6741,26 @@
               <w:jc w:val="left"/>
             </w:pPr>
             <w:r>
-              <w:t xml:space="preserve">★</w:t>
-            </w:r>
-            <w:r>
+              <w:rPr>
+                <w:bCs/>
+                <w:b/>
+              </w:rPr>
+              <w:t xml:space="preserve">全角竖线</w:t>
+            </w:r>
+            <w:r>
+              <w:rPr>
+                <w:bCs/>
+                <w:b/>
+              </w:rPr>
               <w:t xml:space="preserve"> </w:t>
             </w:r>
             <w:r>
               <w:rPr>
-                <w:bCs/>
-                <w:b/>
-              </w:rPr>
-              <w:t xml:space="preserve">全角竖线</w:t>
+                <w:rStyle w:val="VerbatimChar"/>
+                <w:bCs/>
+                <w:b/>
+              </w:rPr>
+              <w:t xml:space="preserve">｜</w:t>
             </w:r>
             <w:r>
               <w:rPr>
@@ -7456,11 +6771,25 @@
             </w:r>
             <w:r>
               <w:rPr>
+                <w:bCs/>
+                <w:b/>
+              </w:rPr>
+              <w:t xml:space="preserve">与半角</w:t>
+            </w:r>
+            <w:r>
+              <w:rPr>
+                <w:bCs/>
+                <w:b/>
+              </w:rPr>
+              <w:t xml:space="preserve"> </w:t>
+            </w:r>
+            <w:r>
+              <w:rPr>
                 <w:rStyle w:val="VerbatimChar"/>
                 <w:bCs/>
                 <w:b/>
               </w:rPr>
-              <w:t xml:space="preserve">｜</w:t>
+              <w:t xml:space="preserve">|</w:t>
             </w:r>
             <w:r>
               <w:rPr>
@@ -7474,91 +6803,56 @@
                 <w:bCs/>
                 <w:b/>
               </w:rPr>
-              <w:t xml:space="preserve">与半角</w:t>
-            </w:r>
-            <w:r>
-              <w:rPr>
-                <w:bCs/>
-                <w:b/>
-              </w:rPr>
+              <w:t xml:space="preserve">混用</w:t>
+            </w:r>
+          </w:p>
+        </w:tc>
+        <w:tc>
+          <w:tcPr/>
+          <w:p>
+            <w:pPr>
+              <w:pStyle w:val="Compact"/>
+              <w:jc w:val="left"/>
+            </w:pPr>
+            <w:r>
+              <w:t xml:space="preserve">列数与分隔行不符，截列</w:t>
+            </w:r>
+          </w:p>
+        </w:tc>
+        <w:tc>
+          <w:tcPr/>
+          <w:p>
+            <w:pPr>
+              <w:pStyle w:val="Compact"/>
+              <w:jc w:val="center"/>
+            </w:pPr>
+            <w:r>
+              <w:t xml:space="preserve">⚠</w:t>
+            </w:r>
+            <w:r>
               <w:t xml:space="preserve"> </w:t>
             </w:r>
             <w:r>
               <w:rPr>
+                <w:bCs/>
+                <w:b/>
+              </w:rPr>
+              <w:t xml:space="preserve">未被任何判据覆盖</w:t>
+            </w:r>
+            <w:r>
+              <w:t xml:space="preserve">（</w:t>
+            </w:r>
+            <w:r>
+              <w:rPr>
                 <w:rStyle w:val="VerbatimChar"/>
-                <w:bCs/>
-                <w:b/>
-              </w:rPr>
-              <w:t xml:space="preserve">|</w:t>
-            </w:r>
-            <w:r>
-              <w:rPr>
-                <w:bCs/>
-                <w:b/>
-              </w:rPr>
+              </w:rPr>
+              <w:t xml:space="preserve">split_cells</w:t>
+            </w:r>
+            <w:r>
               <w:t xml:space="preserve"> </w:t>
             </w:r>
             <w:r>
-              <w:rPr>
-                <w:bCs/>
-                <w:b/>
-              </w:rPr>
-              <w:t xml:space="preserve">混用</w:t>
-            </w:r>
-          </w:p>
-        </w:tc>
-        <w:tc>
-          <w:tcPr/>
-          <w:p>
-            <w:pPr>
-              <w:pStyle w:val="Compact"/>
-              <w:jc w:val="left"/>
-            </w:pPr>
-            <w:r>
-              <w:t xml:space="preserve">★ 列数与分隔行不符 ⇒ 截列</w:t>
-            </w:r>
-          </w:p>
-        </w:tc>
-        <w:tc>
-          <w:tcPr/>
-          <w:p>
-            <w:pPr>
-              <w:pStyle w:val="Compact"/>
-              <w:jc w:val="center"/>
-            </w:pPr>
-            <w:r>
-              <w:t xml:space="preserve">⚠</w:t>
-            </w:r>
-            <w:r>
-              <w:t xml:space="preserve"> </w:t>
-            </w:r>
-            <w:r>
-              <w:rPr>
-                <w:bCs/>
-                <w:b/>
-              </w:rPr>
-              <w:t xml:space="preserve">未被任何判据覆盖</w:t>
-            </w:r>
-            <w:r>
-              <w:t xml:space="preserve">（★</w:t>
-            </w:r>
-            <w:r>
-              <w:t xml:space="preserve"> </w:t>
-            </w:r>
-            <w:r>
-              <w:rPr>
-                <w:rStyle w:val="VerbatimChar"/>
-              </w:rPr>
-              <w:t xml:space="preserve">split_cells</w:t>
-            </w:r>
-            <w:r>
-              <w:t xml:space="preserve"> </w:t>
-            </w:r>
-            <w:r>
-              <w:t xml:space="preserve">只认半角）⇒</w:t>
-            </w:r>
-            <w:r>
-              <w:t xml:space="preserve"> </w:t>
+              <w:t xml:space="preserve">只认半角），</w:t>
             </w:r>
             <w:r>
               <w:rPr>
@@ -7591,29 +6885,52 @@
               <w:jc w:val="left"/>
             </w:pPr>
             <w:r>
-              <w:t xml:space="preserve">★</w:t>
+              <w:rPr>
+                <w:bCs/>
+                <w:b/>
+              </w:rPr>
+              <w:t xml:space="preserve">整张表缺分隔行</w:t>
+            </w:r>
+          </w:p>
+        </w:tc>
+        <w:tc>
+          <w:tcPr/>
+          <w:p>
+            <w:pPr>
+              <w:pStyle w:val="Compact"/>
+              <w:jc w:val="left"/>
+            </w:pPr>
+            <w:r>
+              <w:rPr>
+                <w:bCs/>
+                <w:b/>
+              </w:rPr>
+              <w:t xml:space="preserve">不被识别为表格</w:t>
             </w:r>
             <w:r>
               <w:t xml:space="preserve"> </w:t>
             </w:r>
             <w:r>
-              <w:rPr>
-                <w:bCs/>
-                <w:b/>
-              </w:rPr>
-              <w:t xml:space="preserve">整张表缺分隔行</w:t>
-            </w:r>
-          </w:p>
-        </w:tc>
-        <w:tc>
-          <w:tcPr/>
-          <w:p>
-            <w:pPr>
-              <w:pStyle w:val="Compact"/>
-              <w:jc w:val="left"/>
-            </w:pPr>
-            <w:r>
-              <w:t xml:space="preserve">★</w:t>
+              <w:t xml:space="preserve">渲染成段落，</w:t>
+            </w:r>
+            <w:r>
+              <w:rPr>
+                <w:bCs/>
+                <w:b/>
+              </w:rPr>
+              <w:t xml:space="preserve">"表数对上了"也看不见结构</w:t>
+            </w:r>
+          </w:p>
+        </w:tc>
+        <w:tc>
+          <w:tcPr/>
+          <w:p>
+            <w:pPr>
+              <w:pStyle w:val="Compact"/>
+              <w:jc w:val="center"/>
+            </w:pPr>
+            <w:r>
+              <w:t xml:space="preserve">⚠</w:t>
             </w:r>
             <w:r>
               <w:t xml:space="preserve"> </w:t>
@@ -7623,90 +6940,25 @@
                 <w:bCs/>
                 <w:b/>
               </w:rPr>
-              <w:t xml:space="preserve">不被识别为表格</w:t>
+              <w:t xml:space="preserve">未被覆盖</w:t>
+            </w:r>
+            <w:r>
+              <w:t xml:space="preserve">建议：md 侧统计"以</w:t>
             </w:r>
             <w:r>
               <w:t xml:space="preserve"> </w:t>
             </w:r>
             <w:r>
-              <w:t xml:space="preserve">⇒ 渲染成段落 ⇒</w:t>
+              <w:rPr>
+                <w:rStyle w:val="VerbatimChar"/>
+              </w:rPr>
+              <w:t xml:space="preserve">|</w:t>
             </w:r>
             <w:r>
               <w:t xml:space="preserve"> </w:t>
             </w:r>
             <w:r>
-              <w:rPr>
-                <w:bCs/>
-                <w:b/>
-              </w:rPr>
-              <w:t xml:space="preserve">"表数对上了"也看不见结构</w:t>
-            </w:r>
-          </w:p>
-        </w:tc>
-        <w:tc>
-          <w:tcPr/>
-          <w:p>
-            <w:pPr>
-              <w:pStyle w:val="Compact"/>
-              <w:jc w:val="center"/>
-            </w:pPr>
-            <w:r>
-              <w:t xml:space="preserve">⚠</w:t>
-            </w:r>
-            <w:r>
-              <w:t xml:space="preserve"> </w:t>
-            </w:r>
-            <w:r>
-              <w:rPr>
-                <w:bCs/>
-                <w:b/>
-              </w:rPr>
-              <w:t xml:space="preserve">未被覆盖</w:t>
-            </w:r>
-            <w:r>
-              <w:t xml:space="preserve"> </w:t>
-            </w:r>
-            <w:r>
-              <w:t xml:space="preserve">⇒ ★</w:t>
-            </w:r>
-            <w:r>
-              <w:t xml:space="preserve"> </w:t>
-            </w:r>
-            <w:r>
-              <w:rPr>
-                <w:bCs/>
-                <w:b/>
-              </w:rPr>
-              <w:t xml:space="preserve">建议：md 侧统计"以</w:t>
-            </w:r>
-            <w:r>
-              <w:rPr>
-                <w:bCs/>
-                <w:b/>
-              </w:rPr>
-              <w:t xml:space="preserve"> </w:t>
-            </w:r>
-            <w:r>
-              <w:rPr>
-                <w:rStyle w:val="VerbatimChar"/>
-                <w:bCs/>
-                <w:b/>
-              </w:rPr>
-              <w:t xml:space="preserve">|</w:t>
-            </w:r>
-            <w:r>
-              <w:rPr>
-                <w:bCs/>
-                <w:b/>
-              </w:rPr>
-              <w:t xml:space="preserve"> </w:t>
-            </w:r>
-            <w:r>
-              <w:rPr>
-                <w:bCs/>
-                <w:b/>
-              </w:rPr>
-              <w:t xml:space="preserve">开头的连续行块数"vs"其中有分隔行的块数"，差值应能人工解释</w:t>
+              <w:t xml:space="preserve">开头的连续行块数"vs"其中有分隔行的块数"，差值应能人工解释**</w:t>
             </w:r>
           </w:p>
         </w:tc>
@@ -7732,17 +6984,26 @@
               <w:jc w:val="left"/>
             </w:pPr>
             <w:r>
-              <w:t xml:space="preserve">★</w:t>
-            </w:r>
-            <w:r>
+              <w:rPr>
+                <w:bCs/>
+                <w:b/>
+              </w:rPr>
+              <w:t xml:space="preserve">代码围栏里的</w:t>
+            </w:r>
+            <w:r>
+              <w:rPr>
+                <w:bCs/>
+                <w:b/>
+              </w:rPr>
               <w:t xml:space="preserve"> </w:t>
             </w:r>
             <w:r>
               <w:rPr>
-                <w:bCs/>
-                <w:b/>
-              </w:rPr>
-              <w:t xml:space="preserve">代码围栏里的</w:t>
+                <w:rStyle w:val="VerbatimChar"/>
+                <w:bCs/>
+                <w:b/>
+              </w:rPr>
+              <w:t xml:space="preserve">|</w:t>
             </w:r>
             <w:r>
               <w:rPr>
@@ -7753,21 +7014,6 @@
             </w:r>
             <w:r>
               <w:rPr>
-                <w:rStyle w:val="VerbatimChar"/>
-                <w:bCs/>
-                <w:b/>
-              </w:rPr>
-              <w:t xml:space="preserve">|</w:t>
-            </w:r>
-            <w:r>
-              <w:rPr>
-                <w:bCs/>
-                <w:b/>
-              </w:rPr>
-              <w:t xml:space="preserve"> </w:t>
-            </w:r>
-            <w:r>
-              <w:rPr>
                 <w:bCs/>
                 <w:b/>
               </w:rPr>
@@ -7783,7 +7029,7 @@
               <w:jc w:val="left"/>
             </w:pPr>
             <w:r>
-              <w:t xml:space="preserve">★ 若围栏未闭合 ⇒ 后续</w:t>
+              <w:t xml:space="preserve">若围栏未闭合，后续</w:t>
             </w:r>
             <w:r>
               <w:t xml:space="preserve"> </w:t>
@@ -7851,12 +7097,6 @@
               <w:jc w:val="left"/>
             </w:pPr>
             <w:r>
-              <w:t xml:space="preserve">★</w:t>
-            </w:r>
-            <w:r>
-              <w:t xml:space="preserve"> </w:t>
-            </w:r>
-            <w:r>
               <w:rPr>
                 <w:bCs/>
                 <w:b/>
@@ -7873,7 +7113,7 @@
               <w:jc w:val="left"/>
             </w:pPr>
             <w:r>
-              <w:t xml:space="preserve">★ 该行被拆成两行 ⇒ 变残行</w:t>
+              <w:t xml:space="preserve">该行被拆成两行，变残行</w:t>
             </w:r>
           </w:p>
         </w:tc>
@@ -7909,17 +7149,11 @@
         <w:pStyle w:val="BodyText"/>
       </w:pPr>
       <w:r>
-        <w:t xml:space="preserve">⇒ ★★★</w:t>
-      </w:r>
-      <w:r>
-        <w:t xml:space="preserve"> </w:t>
-      </w:r>
-      <w:r>
-        <w:rPr>
-          <w:bCs/>
-          <w:b/>
-        </w:rPr>
-        <w:t xml:space="preserve">⇒ 建议追加 3 条判据（零成本）</w:t>
+        <w:rPr>
+          <w:bCs/>
+          <w:b/>
+        </w:rPr>
+        <w:t xml:space="preserve">，建议追加 3 条判据（零成本）</w:t>
       </w:r>
       <w:r>
         <w:t xml:space="preserve">：</w:t>
@@ -7928,7 +7162,7 @@
         <w:t xml:space="preserve"> </w:t>
       </w:r>
       <w:r>
-        <w:t xml:space="preserve">&gt; ★</w:t>
+        <w:t xml:space="preserve">&gt;</w:t>
       </w:r>
       <w:r>
         <w:t xml:space="preserve"> </w:t>
@@ -7968,7 +7202,7 @@
         <w:t xml:space="preserve">|</w:t>
       </w:r>
       <w:r>
-        <w:t xml:space="preserve">）｜★</w:t>
+        <w:t xml:space="preserve">）｜</w:t>
       </w:r>
       <w:r>
         <w:t xml:space="preserve"> </w:t>
@@ -7981,7 +7215,7 @@
         <w:t xml:space="preserve">S13 全角/半角竖线混用检测</w:t>
       </w:r>
       <w:r>
-        <w:t xml:space="preserve">（同一表内两种竖线 ⇒ 必截列）｜★</w:t>
+        <w:t xml:space="preserve">（同一表内两种竖线，必截列）｜</w:t>
       </w:r>
       <w:r>
         <w:t xml:space="preserve"> </w:t>
@@ -8015,20 +7249,20 @@
         <w:t xml:space="preserve"> </w:t>
       </w:r>
       <w:r>
-        <w:t xml:space="preserve">&gt; ★ ★</w:t>
-      </w:r>
-      <w:r>
-        <w:t xml:space="preserve"> </w:t>
-      </w:r>
-      <w:r>
-        <w:rPr>
-          <w:bCs/>
-          <w:b/>
-        </w:rPr>
-        <w:t xml:space="preserve">⇒ 并且加一条【结构级】对拍</w:t>
-      </w:r>
-      <w:r>
-        <w:t xml:space="preserve">（§7.1）：★</w:t>
+        <w:t xml:space="preserve">&gt;</w:t>
+      </w:r>
+      <w:r>
+        <w:t xml:space="preserve"> </w:t>
+      </w:r>
+      <w:r>
+        <w:rPr>
+          <w:bCs/>
+          <w:b/>
+        </w:rPr>
+        <w:t xml:space="preserve">，并且加一条【结构级】对拍</w:t>
+      </w:r>
+      <w:r>
+        <w:t xml:space="preserve">（§7.1）：</w:t>
       </w:r>
       <w:r>
         <w:t xml:space="preserve"> </w:t>
@@ -8042,13 +7276,13 @@
       </w:r>
     </w:p>
     <w:bookmarkEnd w:id="34"/>
-    <w:bookmarkStart w:id="35" w:name="第三层-这条与-①-篇的-α-读数是同族的"/>
+    <w:bookmarkStart w:id="35" w:name="第三层这条与-①-篇的-α-读数是同族的"/>
     <w:p>
       <w:pPr>
         <w:pStyle w:val="Heading3"/>
       </w:pPr>
       <w:r>
-        <w:t xml:space="preserve">7.3 ★★ 第三层（★ 这条与 ① 篇的 α 读数是同族的）</w:t>
+        <w:t xml:space="preserve">7.3 第三层（这条与 ① 篇的 α 读数是同族的）</w:t>
       </w:r>
     </w:p>
     <w:p>
@@ -8056,12 +7290,6 @@
         <w:pStyle w:val="FirstParagraph"/>
       </w:pPr>
       <w:r>
-        <w:t xml:space="preserve">★</w:t>
-      </w:r>
-      <w:r>
-        <w:t xml:space="preserve"> </w:t>
-      </w:r>
-      <w:r>
         <w:rPr>
           <w:bCs/>
           <w:b/>
@@ -8069,7 +7297,7 @@
         <w:t xml:space="preserve">"口径/版本串会被数字抽取器切碎"</w:t>
       </w:r>
       <w:r>
-        <w:t xml:space="preserve">（★ §3.2 的</w:t>
+        <w:t xml:space="preserve">（§3.2 的</w:t>
       </w:r>
       <w:r>
         <w:t xml:space="preserve"> </w:t>
@@ -8096,20 +7324,17 @@
         <w:t xml:space="preserve">68</w:t>
       </w:r>
       <w:r>
-        <w:t xml:space="preserve">）⇒ ★★</w:t>
-      </w:r>
-      <w:r>
-        <w:t xml:space="preserve"> </w:t>
-      </w:r>
-      <w:r>
-        <w:rPr>
-          <w:bCs/>
-          <w:b/>
-        </w:rPr>
-        <w:t xml:space="preserve">⇒ 这就是我自己记忆里那条纪律「数字白名单类判据必须给行号/结构编号单开通道」的应用</w:t>
-      </w:r>
-      <w:r>
-        <w:t xml:space="preserve">，★</w:t>
+        <w:t xml:space="preserve">），</w:t>
+      </w:r>
+      <w:r>
+        <w:rPr>
+          <w:bCs/>
+          <w:b/>
+        </w:rPr>
+        <w:t xml:space="preserve">，这就是我自己记忆里那条要求「数字白名单类判据必须给行号/结构编号单开通道」的应用</w:t>
+      </w:r>
+      <w:r>
+        <w:t xml:space="preserve">，</w:t>
       </w:r>
       <w:r>
         <w:t xml:space="preserve"> </w:t>
@@ -8151,23 +7376,7 @@
         <w:t xml:space="preserve">一条通道</w:t>
       </w:r>
       <w:r>
-        <w:t xml:space="preserve"> </w:t>
-      </w:r>
-      <w:r>
-        <w:t xml:space="preserve">⇒ ★★</w:t>
-      </w:r>
-      <w:r>
-        <w:t xml:space="preserve"> </w:t>
-      </w:r>
-      <w:r>
-        <w:rPr>
-          <w:bCs/>
-          <w:b/>
-        </w:rPr>
-        <w:t xml:space="preserve">⇒ 建议 A3 增设【commit sha / 版本串 / 裸行号】三条通道</w:t>
-      </w:r>
-      <w:r>
-        <w:t xml:space="preserve">（★ 已在 §3.2 写进 S-2）。</w:t>
+        <w:t xml:space="preserve">，建议 A3 增设【commit sha / 版本串 / 裸行号】三条通道**（已在 §3.2 写进 S-2）。</w:t>
       </w:r>
     </w:p>
     <w:p>
@@ -8185,7 +7394,7 @@
         <w:pStyle w:val="Heading2"/>
       </w:pPr>
       <w:r>
-        <w:t xml:space="preserve">8 · ★★ 补实验三档清单（更新版）</w:t>
+        <w:t xml:space="preserve">8 · 补实验三档清单（更新版）</w:t>
       </w:r>
     </w:p>
     <w:tbl>
@@ -8252,7 +7461,14 @@
               <w:jc w:val="left"/>
             </w:pPr>
             <w:r>
-              <w:t xml:space="preserve">★</w:t>
+              <w:rPr>
+                <w:bCs/>
+                <w:b/>
+              </w:rPr>
+              <w:t xml:space="preserve">E-1 ✅</w:t>
+            </w:r>
+            <w:r>
+              <w:t xml:space="preserve">（E1 跑完）｜</w:t>
             </w:r>
             <w:r>
               <w:t xml:space="preserve"> </w:t>
@@ -8262,10 +7478,10 @@
                 <w:bCs/>
                 <w:b/>
               </w:rPr>
-              <w:t xml:space="preserve">E-1 ✅</w:t>
-            </w:r>
-            <w:r>
-              <w:t xml:space="preserve">（E1 跑完）｜★</w:t>
+              <w:t xml:space="preserve">E-2 ✅</w:t>
+            </w:r>
+            <w:r>
+              <w:t xml:space="preserve">（我已跑，脚本已交付版，</w:t>
             </w:r>
             <w:r>
               <w:t xml:space="preserve"> </w:t>
@@ -8275,10 +7491,10 @@
                 <w:bCs/>
                 <w:b/>
               </w:rPr>
-              <w:t xml:space="preserve">E-2 ✅</w:t>
-            </w:r>
-            <w:r>
-              <w:t xml:space="preserve">（我已跑，脚本已交付版，★</w:t>
+              <w:t xml:space="preserve">待 git add 进包</w:t>
+            </w:r>
+            <w:r>
+              <w:t xml:space="preserve">）｜</w:t>
             </w:r>
             <w:r>
               <w:t xml:space="preserve"> </w:t>
@@ -8288,20 +7504,45 @@
                 <w:bCs/>
                 <w:b/>
               </w:rPr>
-              <w:t xml:space="preserve">待 git add 进包</w:t>
-            </w:r>
-            <w:r>
-              <w:t xml:space="preserve">）｜★</w:t>
+              <w:t xml:space="preserve">E-3 ✅</w:t>
+            </w:r>
+            <w:r>
+              <w:t xml:space="preserve">（</w:t>
+            </w:r>
+            <w:r>
+              <w:rPr>
+                <w:rStyle w:val="VerbatimChar"/>
+              </w:rPr>
+              <w:t xml:space="preserve">m</w:t>
             </w:r>
             <w:r>
               <w:t xml:space="preserve"> </w:t>
             </w:r>
             <w:r>
-              <w:rPr>
-                <w:bCs/>
-                <w:b/>
-              </w:rPr>
-              <w:t xml:space="preserve">E-3 ✅</w:t>
+              <w:t xml:space="preserve">六行逐值 + 上下文通道探针）｜</w:t>
+            </w:r>
+            <w:r>
+              <w:t xml:space="preserve"> </w:t>
+            </w:r>
+            <w:r>
+              <w:rPr>
+                <w:bCs/>
+                <w:b/>
+              </w:rPr>
+              <w:t xml:space="preserve">E-22 ✅（这一轮完成）</w:t>
+            </w:r>
+            <w:r>
+              <w:t xml:space="preserve">：</w:t>
+            </w:r>
+            <w:r>
+              <w:t xml:space="preserve"> </w:t>
+            </w:r>
+            <w:r>
+              <w:rPr>
+                <w:bCs/>
+                <w:b/>
+              </w:rPr>
+              <w:t xml:space="preserve">③ 的两份外部仓报告已进包</w:t>
             </w:r>
             <w:r>
               <w:t xml:space="preserve">（</w:t>
@@ -8310,26 +7551,35 @@
               <w:rPr>
                 <w:rStyle w:val="VerbatimChar"/>
               </w:rPr>
-              <w:t xml:space="preserve">m</w:t>
+              <w:t xml:space="preserve">REPORT-TRAIN-AGENT-2026-10-19.md</w:t>
             </w:r>
             <w:r>
               <w:t xml:space="preserve"> </w:t>
             </w:r>
             <w:r>
-              <w:t xml:space="preserve">六行逐值 + 上下文通道探针）｜★</w:t>
+              <w:t xml:space="preserve">/</w:t>
             </w:r>
             <w:r>
               <w:t xml:space="preserve"> </w:t>
             </w:r>
             <w:r>
               <w:rPr>
-                <w:bCs/>
-                <w:b/>
-              </w:rPr>
-              <w:t xml:space="preserve">E-22 ✅（本轮完成）</w:t>
-            </w:r>
-            <w:r>
-              <w:t xml:space="preserve">：★</w:t>
+                <w:rStyle w:val="VerbatimChar"/>
+              </w:rPr>
+              <w:t xml:space="preserve">REPORT-TRAIN-AGENT-2026-10-18.md</w:t>
+            </w:r>
+            <w:r>
+              <w:t xml:space="preserve">，仓内命中各 1），</w:t>
+            </w:r>
+            <w:r>
+              <w:rPr>
+                <w:bCs/>
+                <w:b/>
+              </w:rPr>
+              <w:t xml:space="preserve">我阶段二 §2.6 那条硬缺口【已解决】</w:t>
+            </w:r>
+            <w:r>
+              <w:t xml:space="preserve">｜⬜</w:t>
             </w:r>
             <w:r>
               <w:t xml:space="preserve"> </w:t>
@@ -8339,70 +7589,17 @@
                 <w:bCs/>
                 <w:b/>
               </w:rPr>
-              <w:t xml:space="preserve">③ 的两份外部仓报告已进包</w:t>
+              <w:t xml:space="preserve">E-4 / E-5 / E-6 / E-7 / E-8 待派</w:t>
             </w:r>
             <w:r>
               <w:t xml:space="preserve">（</w:t>
             </w:r>
             <w:r>
               <w:rPr>
-                <w:rStyle w:val="VerbatimChar"/>
-              </w:rPr>
-              <w:t xml:space="preserve">REPORT-TRAIN-AGENT-2026-10-19.md</w:t>
-            </w:r>
-            <w:r>
-              <w:t xml:space="preserve"> </w:t>
-            </w:r>
-            <w:r>
-              <w:t xml:space="preserve">/</w:t>
-            </w:r>
-            <w:r>
-              <w:t xml:space="preserve"> </w:t>
-            </w:r>
-            <w:r>
-              <w:rPr>
-                <w:rStyle w:val="VerbatimChar"/>
-              </w:rPr>
-              <w:t xml:space="preserve">REPORT-TRAIN-AGENT-2026-10-18.md</w:t>
-            </w:r>
-            <w:r>
-              <w:t xml:space="preserve">，★ 仓内命中各 1）⇒ ★★</w:t>
-            </w:r>
-            <w:r>
-              <w:t xml:space="preserve"> </w:t>
-            </w:r>
-            <w:r>
-              <w:rPr>
-                <w:bCs/>
-                <w:b/>
-              </w:rPr>
-              <w:t xml:space="preserve">我阶段二 §2.6 那条硬缺口【已解决】</w:t>
-            </w:r>
-            <w:r>
-              <w:t xml:space="preserve">｜⬜</w:t>
-            </w:r>
-            <w:r>
-              <w:t xml:space="preserve"> </w:t>
-            </w:r>
-            <w:r>
-              <w:rPr>
-                <w:bCs/>
-                <w:b/>
-              </w:rPr>
-              <w:t xml:space="preserve">E-4 / E-5 / E-6 / E-7 / E-8 待派</w:t>
-            </w:r>
-            <w:r>
-              <w:t xml:space="preserve">（★</w:t>
-            </w:r>
-            <w:r>
-              <w:t xml:space="preserve"> </w:t>
-            </w:r>
-            <w:r>
-              <w:rPr>
-                <w:bCs/>
-                <w:b/>
-              </w:rPr>
-              <w:t xml:space="preserve">E-7 = 验收器再补 S12/S13/S14 + 结构级对拍，★ 零成本、收益最大，建议优先</w:t>
+                <w:bCs/>
+                <w:b/>
+              </w:rPr>
+              <w:t xml:space="preserve">E-7 = 验收器再补 S12/S13/S14 + 结构级对拍，零成本、收益最大，建议优先</w:t>
             </w:r>
             <w:r>
               <w:t xml:space="preserve">）</w:t>
@@ -8435,7 +7632,14 @@
               <w:jc w:val="left"/>
             </w:pPr>
             <w:r>
-              <w:t xml:space="preserve">★</w:t>
+              <w:rPr>
+                <w:bCs/>
+                <w:b/>
+              </w:rPr>
+              <w:t xml:space="preserve">等 owner 批</w:t>
+            </w:r>
+            <w:r>
+              <w:t xml:space="preserve">；</w:t>
             </w:r>
             <w:r>
               <w:t xml:space="preserve"> </w:t>
@@ -8445,49 +7649,27 @@
                 <w:bCs/>
                 <w:b/>
               </w:rPr>
-              <w:t xml:space="preserve">等 owner 批</w:t>
-            </w:r>
-            <w:r>
-              <w:t xml:space="preserve">；★</w:t>
-            </w:r>
-            <w:r>
+              <w:t xml:space="preserve">成本按两个独立来源同量级写「≈¥17 / ¥15–38」</w:t>
+            </w:r>
+            <w:r>
+              <w:t xml:space="preserve">； ** 前置条件</w:t>
+            </w:r>
+            <w:r>
+              <w:rPr>
+                <w:bCs/>
+                <w:b/>
+              </w:rPr>
+              <w:t xml:space="preserve">：</w:t>
+            </w:r>
+            <w:r>
+              <w:rPr>
+                <w:bCs/>
+                <w:b/>
+              </w:rPr>
               <w:t xml:space="preserve"> </w:t>
             </w:r>
             <w:r>
-              <w:rPr>
-                <w:bCs/>
-                <w:b/>
-              </w:rPr>
-              <w:t xml:space="preserve">成本按两个独立来源同量级写「≈¥17 / ¥15–38」</w:t>
-            </w:r>
-            <w:r>
-              <w:t xml:space="preserve">；★</w:t>
-            </w:r>
-            <w:r>
-              <w:t xml:space="preserve"> </w:t>
-            </w:r>
-            <w:r>
-              <w:rPr>
-                <w:bCs/>
-                <w:b/>
-              </w:rPr>
-              <w:t xml:space="preserve">★ 前置条件</w:t>
-            </w:r>
-            <w:r>
-              <w:t xml:space="preserve">：★</w:t>
-            </w:r>
-            <w:r>
-              <w:t xml:space="preserve"> </w:t>
-            </w:r>
-            <w:r>
-              <w:rPr>
-                <w:bCs/>
-                <w:b/>
-              </w:rPr>
-              <w:t xml:space="preserve">E-12（③ 查表 vs 学出来，90 次）必须等排序 bug 修完再跑</w:t>
-            </w:r>
-            <w:r>
-              <w:t xml:space="preserve">，★ 否则一次性烧掉且读数作废（★ 这正是 ③ 篇把相关读数降为【未测】的原因）</w:t>
+              <w:t xml:space="preserve">E-12（③ 查表 vs 学出来，90 次）必须等排序 bug 修完再跑**，否则一次性烧掉且读数作废（这正是 ③ 篇把相关读数降为【未测】的原因）</w:t>
             </w:r>
           </w:p>
         </w:tc>
@@ -8517,12 +7699,6 @@
               <w:jc w:val="left"/>
             </w:pPr>
             <w:r>
-              <w:t xml:space="preserve">★</w:t>
-            </w:r>
-            <w:r>
-              <w:t xml:space="preserve"> </w:t>
-            </w:r>
-            <w:r>
               <w:rPr>
                 <w:bCs/>
                 <w:b/>
@@ -8530,7 +7706,7 @@
               <w:t xml:space="preserve">只列不跑</w:t>
             </w:r>
             <w:r>
-              <w:t xml:space="preserve">（★ E-19 已三路证伪不可达 ⇒ 该路作废）</w:t>
+              <w:t xml:space="preserve">（E-19 已三路证伪不可达，该路作废）</w:t>
             </w:r>
           </w:p>
         </w:tc>
@@ -8544,13 +7720,13 @@
       </w:r>
     </w:p>
     <w:bookmarkEnd w:id="37"/>
-    <w:bookmarkStart w:id="38" w:name="交付态三条边界-与父会话约定写进入口-md"/>
+    <w:bookmarkStart w:id="38" w:name="交付态三条边界与父会话约定写进入口-md"/>
     <w:p>
       <w:pPr>
         <w:pStyle w:val="Heading2"/>
       </w:pPr>
       <w:r>
-        <w:t xml:space="preserve">9 · ★★ 交付态三条边界（★ 与父会话约定，写进入口 md）</w:t>
+        <w:t xml:space="preserve">9 · 交付态三条边界（与父会话约定，写进入口 md）</w:t>
       </w:r>
     </w:p>
     <w:p>
@@ -8562,12 +7738,6 @@
         <w:pStyle w:val="Compact"/>
       </w:pPr>
       <w:r>
-        <w:t xml:space="preserve">★</w:t>
-      </w:r>
-      <w:r>
-        <w:t xml:space="preserve"> </w:t>
-      </w:r>
-      <w:r>
         <w:rPr>
           <w:bCs/>
           <w:b/>
@@ -8590,10 +7760,7 @@
         <w:t xml:space="preserve"> </w:t>
       </w:r>
       <w:r>
-        <w:t xml:space="preserve">缺陷）⇒ ★</w:t>
-      </w:r>
-      <w:r>
-        <w:t xml:space="preserve"> </w:t>
+        <w:t xml:space="preserve">缺陷），</w:t>
       </w:r>
       <w:r>
         <w:rPr>
@@ -8612,12 +7779,6 @@
         <w:pStyle w:val="Compact"/>
       </w:pPr>
       <w:r>
-        <w:t xml:space="preserve">★</w:t>
-      </w:r>
-      <w:r>
-        <w:t xml:space="preserve"> </w:t>
-      </w:r>
-      <w:r>
         <w:rPr>
           <w:bCs/>
           <w:b/>
@@ -8625,20 +7786,7 @@
         <w:t xml:space="preserve">法律域 944 条那批原始产出不在仓内</w:t>
       </w:r>
       <w:r>
-        <w:t xml:space="preserve"> </w:t>
-      </w:r>
-      <w:r>
-        <w:t xml:space="preserve">⇒ ★</w:t>
-      </w:r>
-      <w:r>
-        <w:t xml:space="preserve"> </w:t>
-      </w:r>
-      <w:r>
-        <w:rPr>
-          <w:bCs/>
-          <w:b/>
-        </w:rPr>
-        <w:t xml:space="preserve">批 2 净增益只剩代数推导 ⇒ 符号未定 ⇒ 判决维持"不可分辨"</w:t>
+        <w:t xml:space="preserve">批 2 净增益只剩代数推导，符号未定，判决维持"不可分辨"**</w:t>
       </w:r>
     </w:p>
     <w:p>
@@ -8650,12 +7798,6 @@
         <w:pStyle w:val="Compact"/>
       </w:pPr>
       <w:r>
-        <w:t xml:space="preserve">★</w:t>
-      </w:r>
-      <w:r>
-        <w:t xml:space="preserve"> </w:t>
-      </w:r>
-      <w:r>
         <w:rPr>
           <w:bCs/>
           <w:b/>
@@ -8663,10 +7805,7 @@
         <w:t xml:space="preserve">① 篇的注意力层探针在当前条件下不可判定</w:t>
       </w:r>
       <w:r>
-        <w:t xml:space="preserve">（无内部激活访问权）⇒ ★</w:t>
-      </w:r>
-      <w:r>
-        <w:t xml:space="preserve"> </w:t>
+        <w:t xml:space="preserve">（无内部激活访问权），</w:t>
       </w:r>
       <w:r>
         <w:rPr>
@@ -8681,17 +7820,11 @@
         <w:pStyle w:val="FirstParagraph"/>
       </w:pPr>
       <w:r>
-        <w:t xml:space="preserve">★ ★</w:t>
-      </w:r>
-      <w:r>
-        <w:t xml:space="preserve"> </w:t>
-      </w:r>
-      <w:r>
-        <w:rPr>
-          <w:bCs/>
-          <w:b/>
-        </w:rPr>
-        <w:t xml:space="preserve">⇒ 我再加第 4 条（★ 本轮新发现，★ 建议也写进入口 md）</w:t>
+        <w:rPr>
+          <w:bCs/>
+          <w:b/>
+        </w:rPr>
+        <w:t xml:space="preserve">，我再加第 4 条（这一轮新发现，建议也写进入口 md）</w:t>
       </w:r>
       <w:r>
         <w:t xml:space="preserve">：</w:t>
@@ -8700,7 +7833,7 @@
         <w:t xml:space="preserve"> </w:t>
       </w:r>
       <w:r>
-        <w:t xml:space="preserve">4. ★★★</w:t>
+        <w:t xml:space="preserve">4.</w:t>
       </w:r>
       <w:r>
         <w:t xml:space="preserve"> </w:t>
@@ -8713,7 +7846,7 @@
         <w:t xml:space="preserve">承重子层的方向【本批不稳健】</w:t>
       </w:r>
       <w:r>
-        <w:t xml:space="preserve">：★</w:t>
+        <w:t xml:space="preserve">：</w:t>
       </w:r>
       <w:r>
         <w:t xml:space="preserve"> </w:t>
@@ -8726,116 +7859,66 @@
         <w:t xml:space="preserve">OR 主口径 +6 / +7（为正）、AND 敏感性变体 −7 / −2（为负）</w:t>
       </w:r>
       <w:r>
-        <w:t xml:space="preserve"> </w:t>
-      </w:r>
-      <w:r>
-        <w:t xml:space="preserve">⇒ ★★</w:t>
-      </w:r>
-      <w:r>
-        <w:t xml:space="preserve"> </w:t>
-      </w:r>
-      <w:r>
-        <w:rPr>
-          <w:bCs/>
-          <w:b/>
-        </w:rPr>
-        <w:t xml:space="preserve">⇒ 任何"承重子层为负/为正"的单一口径表述都不成立</w:t>
-      </w:r>
-      <w:r>
-        <w:t xml:space="preserve">；★</w:t>
-      </w:r>
-      <w:r>
-        <w:t xml:space="preserve"> </w:t>
-      </w:r>
-      <w:r>
-        <w:rPr>
-          <w:bCs/>
-          <w:b/>
-        </w:rPr>
-        <w:t xml:space="preserve">⇒ 且从包内机器结果直抽时，★</w:t>
-      </w:r>
-      <w:r>
-        <w:rPr>
-          <w:bCs/>
-          <w:b/>
-        </w:rPr>
-        <w:t xml:space="preserve"> </w:t>
-      </w:r>
-      <w:r>
-        <w:rPr>
-          <w:rStyle w:val="VerbatimChar"/>
-          <w:bCs/>
-          <w:b/>
+        <w:t xml:space="preserve">，任何"承重子层为负/为正"的单一口径表述都不成立</w:t>
+      </w:r>
+      <w:r>
+        <w:rPr>
+          <w:bCs/>
+          <w:b/>
+        </w:rPr>
+        <w:t xml:space="preserve">；</w:t>
+      </w:r>
+      <w:r>
+        <w:rPr>
+          <w:bCs/>
+          <w:b/>
+        </w:rPr>
+        <w:t xml:space="preserve"> </w:t>
+      </w:r>
+      <w:r>
+        <w:t xml:space="preserve">，且从包内机器结果直抽时，</w:t>
+      </w:r>
+      <w:r>
+        <w:t xml:space="preserve"> </w:t>
+      </w:r>
+      <w:r>
+        <w:rPr>
+          <w:rStyle w:val="VerbatimChar"/>
         </w:rPr>
         <w:t xml:space="preserve">L3_net_v2</w:t>
       </w:r>
       <w:r>
-        <w:rPr>
-          <w:bCs/>
-          <w:b/>
-        </w:rPr>
-        <w:t xml:space="preserve"> </w:t>
-      </w:r>
-      <w:r>
-        <w:rPr>
-          <w:bCs/>
-          <w:b/>
-        </w:rPr>
+        <w:t xml:space="preserve"> </w:t>
+      </w:r>
+      <w:r>
         <w:t xml:space="preserve">/</w:t>
       </w:r>
       <w:r>
-        <w:rPr>
-          <w:bCs/>
-          <w:b/>
-        </w:rPr>
-        <w:t xml:space="preserve"> </w:t>
-      </w:r>
-      <w:r>
-        <w:rPr>
-          <w:rStyle w:val="VerbatimChar"/>
-          <w:bCs/>
-          <w:b/>
+        <w:t xml:space="preserve"> </w:t>
+      </w:r>
+      <w:r>
+        <w:rPr>
+          <w:rStyle w:val="VerbatimChar"/>
         </w:rPr>
         <w:t xml:space="preserve">L3_net_AND</w:t>
       </w:r>
       <w:r>
-        <w:rPr>
-          <w:bCs/>
-          <w:b/>
-        </w:rPr>
-        <w:t xml:space="preserve"> </w:t>
-      </w:r>
-      <w:r>
-        <w:rPr>
-          <w:bCs/>
-          <w:b/>
-        </w:rPr>
-        <w:t xml:space="preserve">两个键都返回 14（断言层总净）⇒ ★ 必须用</w:t>
-      </w:r>
-      <w:r>
-        <w:rPr>
-          <w:bCs/>
-          <w:b/>
-        </w:rPr>
-        <w:t xml:space="preserve"> </w:t>
-      </w:r>
-      <w:r>
-        <w:rPr>
-          <w:rStyle w:val="VerbatimChar"/>
-          <w:bCs/>
-          <w:b/>
+        <w:t xml:space="preserve"> </w:t>
+      </w:r>
+      <w:r>
+        <w:t xml:space="preserve">两个键都返回 14（断言层总净），必须用</w:t>
+      </w:r>
+      <w:r>
+        <w:t xml:space="preserve"> </w:t>
+      </w:r>
+      <w:r>
+        <w:rPr>
+          <w:rStyle w:val="VerbatimChar"/>
         </w:rPr>
         <w:t xml:space="preserve">L3_added_lb − L3_lost_lb</w:t>
       </w:r>
       <w:r>
-        <w:rPr>
-          <w:bCs/>
-          <w:b/>
-        </w:rPr>
-        <w:t xml:space="preserve">，★ 且建议改名（§6.2）</w:t>
-      </w:r>
-      <w:r>
-        <w:t xml:space="preserve">。</w:t>
+        <w:t xml:space="preserve">，且建议改名（§6.2）**。</w:t>
       </w:r>
     </w:p>
     <w:p>
@@ -8867,17 +7950,14 @@
         <w:t xml:space="preserve">VERDICT: FAIL</w:t>
       </w:r>
       <w:r>
-        <w:t xml:space="preserve">（★</w:t>
-      </w:r>
-      <w:r>
-        <w:t xml:space="preserve"> </w:t>
-      </w:r>
-      <w:r>
-        <w:rPr>
-          <w:bCs/>
-          <w:b/>
-        </w:rPr>
-        <w:t xml:space="preserve">当前不可交付；★ 但 5 条收口动作全部是 0 成本、★ 且路径已确定</w:t>
+        <w:t xml:space="preserve">（</w:t>
+      </w:r>
+      <w:r>
+        <w:rPr>
+          <w:bCs/>
+          <w:b/>
+        </w:rPr>
+        <w:t xml:space="preserve">当前不可交付；但 5 条收口动作全部是 0 成本、且路径已确定</w:t>
       </w:r>
       <w:r>
         <w:t xml:space="preserve">）</w:t>
@@ -8888,17 +7968,11 @@
         <w:pStyle w:val="BodyText"/>
       </w:pPr>
       <w:r>
-        <w:t xml:space="preserve">★</w:t>
-      </w:r>
-      <w:r>
-        <w:t xml:space="preserve"> </w:t>
-      </w:r>
-      <w:r>
-        <w:rPr>
-          <w:bCs/>
-          <w:b/>
-        </w:rPr>
-        <w:t xml:space="preserve">理由（三条，全部是我本轮实跑）</w:t>
+        <w:rPr>
+          <w:bCs/>
+          <w:b/>
+        </w:rPr>
+        <w:t xml:space="preserve">理由（三条，全部是我这一轮实跑）</w:t>
       </w:r>
       <w:r>
         <w:t xml:space="preserve">：</w:t>
@@ -8907,7 +7981,7 @@
         <w:t xml:space="preserve"> </w:t>
       </w:r>
       <w:r>
-        <w:t xml:space="preserve">1. ★★★★</w:t>
+        <w:t xml:space="preserve">1.</w:t>
       </w:r>
       <w:r>
         <w:t xml:space="preserve"> </w:t>
@@ -8920,7 +7994,7 @@
         <w:t xml:space="preserve">交付态验收 2 项不通过</w:t>
       </w:r>
       <w:r>
-        <w:t xml:space="preserve">（★ 打包器自己喊了"不要交付"）：★</w:t>
+        <w:t xml:space="preserve">（打包器自己喊了"不要交付"）：</w:t>
       </w:r>
       <w:r>
         <w:t xml:space="preserve"> </w:t>
@@ -8933,10 +8007,7 @@
         <w:t xml:space="preserve">② 篇 md 的 4 处表格结构伤</w:t>
       </w:r>
       <w:r>
-        <w:t xml:space="preserve">（★</w:t>
-      </w:r>
-      <w:r>
-        <w:t xml:space="preserve"> </w:t>
+        <w:t xml:space="preserve">（</w:t>
       </w:r>
       <w:r>
         <w:rPr>
@@ -8980,134 +8051,131 @@
         <w:t xml:space="preserve"> </w:t>
       </w:r>
       <w:r>
-        <w:t xml:space="preserve">2. ★★★★</w:t>
-      </w:r>
-      <w:r>
-        <w:t xml:space="preserve"> </w:t>
-      </w:r>
-      <w:r>
-        <w:rPr>
-          <w:bCs/>
-          <w:b/>
-        </w:rPr>
-        <w:t xml:space="preserve">★ 漏一步</w:t>
-      </w:r>
-      <w:r>
-        <w:rPr>
-          <w:bCs/>
-          <w:b/>
-        </w:rPr>
-        <w:t xml:space="preserve"> </w:t>
-      </w:r>
-      <w:r>
-        <w:rPr>
-          <w:rStyle w:val="VerbatimChar"/>
-          <w:bCs/>
-          <w:b/>
+        <w:t xml:space="preserve">2. ** 漏一步</w:t>
+      </w:r>
+      <w:r>
+        <w:t xml:space="preserve"> </w:t>
+      </w:r>
+      <w:r>
+        <w:rPr>
+          <w:rStyle w:val="VerbatimChar"/>
         </w:rPr>
         <w:t xml:space="preserve">git add</w:t>
       </w:r>
       <w:r>
-        <w:rPr>
-          <w:bCs/>
-          <w:b/>
-        </w:rPr>
-        <w:t xml:space="preserve"> </w:t>
-      </w:r>
-      <w:r>
-        <w:rPr>
-          <w:bCs/>
-          <w:b/>
-        </w:rPr>
-        <w:t xml:space="preserve">⇒ 包里装的是旧 docx</w:t>
-      </w:r>
-      <w:r>
-        <w:t xml:space="preserve">（★</w:t>
-      </w:r>
-      <w:r>
-        <w:t xml:space="preserve"> </w:t>
-      </w:r>
-      <w:r>
-        <w:rPr>
-          <w:bCs/>
-          <w:b/>
-        </w:rPr>
-        <w:t xml:space="preserve">工作树 33 个 docx 全新、索引里全旧；★ 打包器按索引取内容</w:t>
-      </w:r>
-      <w:r>
-        <w:t xml:space="preserve">）⇒ ★★</w:t>
-      </w:r>
-      <w:r>
-        <w:t xml:space="preserve"> </w:t>
-      </w:r>
-      <w:r>
-        <w:rPr>
-          <w:bCs/>
-          <w:b/>
-        </w:rPr>
-        <w:t xml:space="preserve">⇒ 这不在任何人的清单上，★ 是我本轮实测新发现的</w:t>
-      </w:r>
-      <w:r>
+        <w:t xml:space="preserve">，包里装的是旧 docx</w:t>
+      </w:r>
+      <w:r>
+        <w:rPr>
+          <w:bCs/>
+          <w:b/>
+        </w:rPr>
+        <w:t xml:space="preserve">（</w:t>
+      </w:r>
+      <w:r>
+        <w:t xml:space="preserve">工作树 33 个 docx 全新、索引里全旧；打包器按索引取内容</w:t>
+      </w:r>
+      <w:r>
+        <w:rPr>
+          <w:bCs/>
+          <w:b/>
+        </w:rPr>
+        <w:t xml:space="preserve">），</w:t>
+      </w:r>
+      <w:r>
+        <w:t xml:space="preserve">，这不在任何人的清单上，是我这一轮实测新发现的</w:t>
+      </w:r>
+      <w:r>
+        <w:rPr>
+          <w:bCs/>
+          <w:b/>
+        </w:rPr>
         <w:t xml:space="preserve">。</w:t>
       </w:r>
       <w:r>
-        <w:t xml:space="preserve"> </w:t>
-      </w:r>
-      <w:r>
-        <w:t xml:space="preserve">3. ★★★</w:t>
-      </w:r>
-      <w:r>
-        <w:t xml:space="preserve"> </w:t>
-      </w:r>
-      <w:r>
-        <w:rPr>
-          <w:bCs/>
-          <w:b/>
-        </w:rPr>
+        <w:rPr>
+          <w:bCs/>
+          <w:b/>
+        </w:rPr>
+        <w:t xml:space="preserve"> </w:t>
+      </w:r>
+      <w:r>
+        <w:rPr>
+          <w:bCs/>
+          <w:b/>
+        </w:rPr>
+        <w:t xml:space="preserve">3.</w:t>
+      </w:r>
+      <w:r>
+        <w:rPr>
+          <w:bCs/>
+          <w:b/>
+        </w:rPr>
+        <w:t xml:space="preserve"> </w:t>
+      </w:r>
+      <w:r>
         <w:t xml:space="preserve">包内机器结果存在主动误导的键名</w:t>
       </w:r>
       <w:r>
+        <w:rPr>
+          <w:bCs/>
+          <w:b/>
+        </w:rPr>
         <w:t xml:space="preserve">（</w:t>
       </w:r>
       <w:r>
         <w:rPr>
           <w:rStyle w:val="VerbatimChar"/>
+          <w:bCs/>
+          <w:b/>
         </w:rPr>
         <w:t xml:space="preserve">L3_net_v2</w:t>
       </w:r>
       <w:r>
-        <w:t xml:space="preserve"> </w:t>
-      </w:r>
-      <w:r>
+        <w:rPr>
+          <w:bCs/>
+          <w:b/>
+        </w:rPr>
+        <w:t xml:space="preserve"> </w:t>
+      </w:r>
+      <w:r>
+        <w:rPr>
+          <w:bCs/>
+          <w:b/>
+        </w:rPr>
         <w:t xml:space="preserve">/</w:t>
       </w:r>
       <w:r>
-        <w:t xml:space="preserve"> </w:t>
-      </w:r>
-      <w:r>
-        <w:rPr>
-          <w:rStyle w:val="VerbatimChar"/>
+        <w:rPr>
+          <w:bCs/>
+          <w:b/>
+        </w:rPr>
+        <w:t xml:space="preserve"> </w:t>
+      </w:r>
+      <w:r>
+        <w:rPr>
+          <w:rStyle w:val="VerbatimChar"/>
+          <w:bCs/>
+          <w:b/>
         </w:rPr>
         <w:t xml:space="preserve">L3_net_AND</w:t>
       </w:r>
       <w:r>
-        <w:t xml:space="preserve"> </w:t>
-      </w:r>
-      <w:r>
-        <w:t xml:space="preserve">都返回 14）⇒ ★★</w:t>
-      </w:r>
-      <w:r>
-        <w:t xml:space="preserve"> </w:t>
-      </w:r>
-      <w:r>
-        <w:rPr>
-          <w:bCs/>
-          <w:b/>
-        </w:rPr>
-        <w:t xml:space="preserve">⇒ 第三方直抽会得出"承重子层为正 ⇒ ② 篇结论不成立"的错结论</w:t>
-      </w:r>
-      <w:r>
-        <w:t xml:space="preserve">。</w:t>
+        <w:rPr>
+          <w:bCs/>
+          <w:b/>
+        </w:rPr>
+        <w:t xml:space="preserve"> </w:t>
+      </w:r>
+      <w:r>
+        <w:rPr>
+          <w:bCs/>
+          <w:b/>
+        </w:rPr>
+        <w:t xml:space="preserve">都返回 14），</w:t>
+      </w:r>
+      <w:r>
+        <w:t xml:space="preserve">，第三方直抽会得出"承重子层为正，② 篇结论不成立"的错结论**。</w:t>
       </w:r>
     </w:p>
     <w:p>
@@ -9115,12 +8183,6 @@
         <w:pStyle w:val="BodyText"/>
       </w:pPr>
       <w:r>
-        <w:t xml:space="preserve">★ ★</w:t>
-      </w:r>
-      <w:r>
-        <w:t xml:space="preserve"> </w:t>
-      </w:r>
-      <w:r>
         <w:rPr>
           <w:bCs/>
           <w:b/>
@@ -9134,7 +8196,7 @@
         <w:t xml:space="preserve"> </w:t>
       </w:r>
       <w:r>
-        <w:t xml:space="preserve">- ★</w:t>
+        <w:t xml:space="preserve">-</w:t>
       </w:r>
       <w:r>
         <w:t xml:space="preserve"> </w:t>
@@ -9147,7 +8209,7 @@
         <w:t xml:space="preserve">① 篇的注意力红线已修完</w:t>
       </w:r>
       <w:r>
-        <w:t xml:space="preserve">（★ 我的判据实跑 0 处违规；★ S9/S10/S11 绿；★ 13/13 负向测试过）｜★</w:t>
+        <w:t xml:space="preserve">（我的判据实跑 0 处违规； S9/S10/S11 绿； 13/13 负向测试过）｜</w:t>
       </w:r>
       <w:r>
         <w:t xml:space="preserve"> </w:t>
@@ -9166,7 +8228,7 @@
         <w:t xml:space="preserve"> </w:t>
       </w:r>
       <w:r>
-        <w:t xml:space="preserve">- ★</w:t>
+        <w:t xml:space="preserve">-</w:t>
       </w:r>
       <w:r>
         <w:t xml:space="preserve"> </w:t>
@@ -9201,10 +8263,7 @@
         <w:t xml:space="preserve">」在 HEAD 三次移动下都成立</w:t>
       </w:r>
       <w:r>
-        <w:t xml:space="preserve">（★ 三个新 commit 全在改稿之后）⇒ ★</w:t>
-      </w:r>
-      <w:r>
-        <w:t xml:space="preserve"> </w:t>
+        <w:t xml:space="preserve">（三个新 commit 全在改稿之后），</w:t>
       </w:r>
       <w:r>
         <w:rPr>
@@ -9220,7 +8279,7 @@
         <w:t xml:space="preserve"> </w:t>
       </w:r>
       <w:r>
-        <w:t xml:space="preserve">- ★</w:t>
+        <w:t xml:space="preserve">-</w:t>
       </w:r>
       <w:r>
         <w:t xml:space="preserve"> </w:t>
@@ -9254,7 +8313,7 @@
         <w:t xml:space="preserve"> </w:t>
       </w:r>
       <w:r>
-        <w:t xml:space="preserve">- ★</w:t>
+        <w:t xml:space="preserve">-</w:t>
       </w:r>
       <w:r>
         <w:t xml:space="preserve"> </w:t>
@@ -9267,7 +8326,7 @@
         <w:t xml:space="preserve">打包门禁有效</w:t>
       </w:r>
       <w:r>
-        <w:t xml:space="preserve">：★</w:t>
+        <w:t xml:space="preserve">：</w:t>
       </w:r>
       <w:r>
         <w:t xml:space="preserve"> </w:t>
@@ -9280,173 +8339,204 @@
         <w:t xml:space="preserve">交付态验收失败时正确喊"不要交付"</w:t>
       </w:r>
       <w:r>
-        <w:t xml:space="preserve"> </w:t>
-      </w:r>
-      <w:r>
-        <w:t xml:space="preserve">⇒ ★</w:t>
-      </w:r>
-      <w:r>
-        <w:t xml:space="preserve"> </w:t>
-      </w:r>
-      <w:r>
-        <w:rPr>
-          <w:bCs/>
-          <w:b/>
-        </w:rPr>
         <w:t xml:space="preserve">它替 owner 拦住了这次交付</w:t>
       </w:r>
       <w:r>
+        <w:rPr>
+          <w:bCs/>
+          <w:b/>
+        </w:rPr>
         <w:t xml:space="preserve">。</w:t>
       </w:r>
       <w:r>
-        <w:t xml:space="preserve"> </w:t>
-      </w:r>
-      <w:r>
-        <w:t xml:space="preserve">- ★</w:t>
-      </w:r>
-      <w:r>
-        <w:t xml:space="preserve"> </w:t>
-      </w:r>
-      <w:r>
-        <w:rPr>
-          <w:bCs/>
-          <w:b/>
-        </w:rPr>
+        <w:rPr>
+          <w:bCs/>
+          <w:b/>
+        </w:rPr>
+        <w:t xml:space="preserve"> </w:t>
+      </w:r>
+      <w:r>
+        <w:rPr>
+          <w:bCs/>
+          <w:b/>
+        </w:rPr>
+        <w:t xml:space="preserve">-</w:t>
+      </w:r>
+      <w:r>
+        <w:rPr>
+          <w:bCs/>
+          <w:b/>
+        </w:rPr>
+        <w:t xml:space="preserve"> </w:t>
+      </w:r>
+      <w:r>
         <w:t xml:space="preserve">可复现重建成立</w:t>
       </w:r>
       <w:r>
-        <w:t xml:space="preserve">：★</w:t>
-      </w:r>
-      <w:r>
-        <w:t xml:space="preserve"> </w:t>
-      </w:r>
-      <w:r>
-        <w:rPr>
-          <w:bCs/>
-          <w:b/>
-        </w:rPr>
-        <w:t xml:space="preserve">仓内打包 vs 无 git 解包后重打包 ⇒ 逐字节相同</w:t>
-      </w:r>
-      <w:r>
-        <w:rPr>
-          <w:bCs/>
-          <w:b/>
-        </w:rPr>
-        <w:t xml:space="preserve"> </w:t>
-      </w:r>
-      <w:r>
-        <w:rPr>
-          <w:rStyle w:val="VerbatimChar"/>
-          <w:bCs/>
-          <w:b/>
+        <w:rPr>
+          <w:bCs/>
+          <w:b/>
+        </w:rPr>
+        <w:t xml:space="preserve">：</w:t>
+      </w:r>
+      <w:r>
+        <w:rPr>
+          <w:bCs/>
+          <w:b/>
+        </w:rPr>
+        <w:t xml:space="preserve"> </w:t>
+      </w:r>
+      <w:r>
+        <w:t xml:space="preserve">仓内打包 vs 无 git 解包后重打包，逐字节相同</w:t>
+      </w:r>
+      <w:r>
+        <w:t xml:space="preserve"> </w:t>
+      </w:r>
+      <w:r>
+        <w:rPr>
+          <w:rStyle w:val="VerbatimChar"/>
         </w:rPr>
         <w:t xml:space="preserve">6dee2593…</w:t>
       </w:r>
       <w:r>
-        <w:t xml:space="preserve">（★ 独立复现父会话的实测）｜★</w:t>
-      </w:r>
-      <w:r>
-        <w:t xml:space="preserve"> </w:t>
-      </w:r>
-      <w:r>
-        <w:rPr>
-          <w:bCs/>
-          <w:b/>
-        </w:rPr>
+        <w:rPr>
+          <w:bCs/>
+          <w:b/>
+        </w:rPr>
+        <w:t xml:space="preserve">（独立复现父会话的实测）｜</w:t>
+      </w:r>
+      <w:r>
+        <w:rPr>
+          <w:bCs/>
+          <w:b/>
+        </w:rPr>
+        <w:t xml:space="preserve"> </w:t>
+      </w:r>
+      <w:r>
         <w:t xml:space="preserve">连打两次亦一致</w:t>
       </w:r>
       <w:r>
+        <w:rPr>
+          <w:bCs/>
+          <w:b/>
+        </w:rPr>
         <w:t xml:space="preserve">。</w:t>
       </w:r>
       <w:r>
-        <w:t xml:space="preserve"> </w:t>
-      </w:r>
-      <w:r>
-        <w:t xml:space="preserve">- ★</w:t>
-      </w:r>
-      <w:r>
-        <w:t xml:space="preserve"> </w:t>
-      </w:r>
-      <w:r>
-        <w:rPr>
-          <w:bCs/>
-          <w:b/>
-        </w:rPr>
+        <w:rPr>
+          <w:bCs/>
+          <w:b/>
+        </w:rPr>
+        <w:t xml:space="preserve"> </w:t>
+      </w:r>
+      <w:r>
+        <w:rPr>
+          <w:bCs/>
+          <w:b/>
+        </w:rPr>
+        <w:t xml:space="preserve">-</w:t>
+      </w:r>
+      <w:r>
+        <w:rPr>
+          <w:bCs/>
+          <w:b/>
+        </w:rPr>
+        <w:t xml:space="preserve"> </w:t>
+      </w:r>
+      <w:r>
         <w:t xml:space="preserve">交付态可离线独立重跑已闭合</w:t>
       </w:r>
       <w:r>
-        <w:t xml:space="preserve">：★</w:t>
-      </w:r>
-      <w:r>
-        <w:t xml:space="preserve"> </w:t>
-      </w:r>
-      <w:r>
-        <w:rPr>
-          <w:bCs/>
-          <w:b/>
-        </w:rPr>
+        <w:rPr>
+          <w:bCs/>
+          <w:b/>
+        </w:rPr>
+        <w:t xml:space="preserve">：</w:t>
+      </w:r>
+      <w:r>
+        <w:rPr>
+          <w:bCs/>
+          <w:b/>
+        </w:rPr>
+        <w:t xml:space="preserve"> </w:t>
+      </w:r>
+      <w:r>
         <w:t xml:space="preserve">原始 JSONL + 两份复算脚本都在包内</w:t>
       </w:r>
       <w:r>
-        <w:t xml:space="preserve">；★</w:t>
-      </w:r>
-      <w:r>
-        <w:t xml:space="preserve"> </w:t>
-      </w:r>
-      <w:r>
-        <w:rPr>
-          <w:bCs/>
-          <w:b/>
-        </w:rPr>
+        <w:rPr>
+          <w:bCs/>
+          <w:b/>
+        </w:rPr>
+        <w:t xml:space="preserve">；</w:t>
+      </w:r>
+      <w:r>
+        <w:rPr>
+          <w:bCs/>
+          <w:b/>
+        </w:rPr>
+        <w:t xml:space="preserve"> </w:t>
+      </w:r>
+      <w:r>
         <w:t xml:space="preserve">④ 篇 D-1 复算 EXIT=0、逐行不一致 0、三方 p 值逐位一致</w:t>
       </w:r>
       <w:r>
-        <w:t xml:space="preserve">；★</w:t>
-      </w:r>
-      <w:r>
-        <w:t xml:space="preserve"> </w:t>
-      </w:r>
-      <w:r>
-        <w:rPr>
-          <w:bCs/>
-          <w:b/>
-        </w:rPr>
+        <w:rPr>
+          <w:bCs/>
+          <w:b/>
+        </w:rPr>
+        <w:t xml:space="preserve">；</w:t>
+      </w:r>
+      <w:r>
+        <w:rPr>
+          <w:bCs/>
+          <w:b/>
+        </w:rPr>
+        <w:t xml:space="preserve"> </w:t>
+      </w:r>
+      <w:r>
         <w:t xml:space="preserve">② 篇净增益重算 EXIT=0、自检 6 项全过（含变异注入）</w:t>
       </w:r>
       <w:r>
+        <w:rPr>
+          <w:bCs/>
+          <w:b/>
+        </w:rPr>
         <w:t xml:space="preserve">。</w:t>
       </w:r>
       <w:r>
-        <w:t xml:space="preserve"> </w:t>
-      </w:r>
-      <w:r>
-        <w:t xml:space="preserve">- ★</w:t>
-      </w:r>
-      <w:r>
-        <w:t xml:space="preserve"> </w:t>
-      </w:r>
-      <w:r>
-        <w:rPr>
-          <w:bCs/>
-          <w:b/>
-        </w:rPr>
+        <w:rPr>
+          <w:bCs/>
+          <w:b/>
+        </w:rPr>
+        <w:t xml:space="preserve"> </w:t>
+      </w:r>
+      <w:r>
+        <w:rPr>
+          <w:bCs/>
+          <w:b/>
+        </w:rPr>
+        <w:t xml:space="preserve">-</w:t>
+      </w:r>
+      <w:r>
+        <w:rPr>
+          <w:bCs/>
+          <w:b/>
+        </w:rPr>
+        <w:t xml:space="preserve"> </w:t>
+      </w:r>
+      <w:r>
         <w:t xml:space="preserve">承重子层四个独立来源逐位一致</w:t>
       </w:r>
       <w:r>
-        <w:t xml:space="preserve">（★ 我 / W2 / 父会话 / ★ 我从包内机器结果直抽）⇒ ★</w:t>
-      </w:r>
-      <w:r>
-        <w:t xml:space="preserve"> </w:t>
-      </w:r>
-      <w:r>
-        <w:rPr>
-          <w:bCs/>
-          <w:b/>
-        </w:rPr>
-        <w:t xml:space="preserve">数已经钉死，★ 剩下的是口径表述问题</w:t>
-      </w:r>
-      <w:r>
-        <w:t xml:space="preserve">。</w:t>
+        <w:rPr>
+          <w:bCs/>
+          <w:b/>
+        </w:rPr>
+        <w:t xml:space="preserve">（我 / W2 / 父会话 / 我从包内机器结果直抽），</w:t>
+      </w:r>
+      <w:r>
+        <w:t xml:space="preserve">数已经钉死，剩下的是口径表述问题**。</w:t>
       </w:r>
     </w:p>
     <w:p>
@@ -9454,17 +8544,11 @@
         <w:pStyle w:val="BodyText"/>
       </w:pPr>
       <w:r>
-        <w:t xml:space="preserve">★</w:t>
-      </w:r>
-      <w:r>
-        <w:t xml:space="preserve"> </w:t>
-      </w:r>
-      <w:r>
-        <w:rPr>
-          <w:bCs/>
-          <w:b/>
-        </w:rPr>
-        <w:t xml:space="preserve">—— 本报告只对 §1 列出的 sha 与 §3 各条实测时的树状态负责；★ 所有"自检"均为我实跑输出；★ 仓内零写入。</w:t>
+        <w:rPr>
+          <w:bCs/>
+          <w:b/>
+        </w:rPr>
+        <w:t xml:space="preserve">—— 本报告只对 §1 列出的 sha 与 §3 各条实测时的树状态负责；所有"自检"均为我实跑输出；仓内零写入。</w:t>
       </w:r>
     </w:p>
     <w:bookmarkEnd w:id="39"/>

--- a/papers/复核链/终版收口报告_交付态实跑_2026-10-25.docx
+++ b/papers/复核链/终版收口报告_交付态实跑_2026-10-25.docx
@@ -39,9 +39,6 @@
         <w:t xml:space="preserve">：</w:t>
       </w:r>
       <w:r>
-        <w:t xml:space="preserve"> </w:t>
-      </w:r>
-      <w:r>
         <w:rPr>
           <w:bCs/>
           <w:b/>
@@ -119,14 +116,11 @@
         <w:t xml:space="preserve">：</w:t>
       </w:r>
       <w:r>
-        <w:t xml:space="preserve"> </w:t>
-      </w:r>
-      <w:r>
-        <w:rPr>
-          <w:bCs/>
-          <w:b/>
-        </w:rPr>
-        <w:t xml:space="preserve">在冻结态树上打包，交付态验收 2 项不通过，打包器自己喊了「⛔ 不要交付」</w:t>
+        <w:rPr>
+          <w:bCs/>
+          <w:b/>
+        </w:rPr>
+        <w:t xml:space="preserve">在冻结态树上打包，交付态验收 2 项不通过，打包器自己喊了「 不要交付」</w:t>
       </w:r>
       <w:r>
         <w:t xml:space="preserve">。</w:t>
@@ -143,9 +137,6 @@
       </w:r>
       <w:r>
         <w:t xml:space="preserve">（§4），</w:t>
-      </w:r>
-      <w:r>
-        <w:t xml:space="preserve"> </w:t>
       </w:r>
       <w:r>
         <w:rPr>
@@ -398,9 +389,6 @@
               <w:t xml:space="preserve">；</w:t>
             </w:r>
             <w:r>
-              <w:t xml:space="preserve"> </w:t>
-            </w:r>
-            <w:r>
               <w:rPr>
                 <w:bCs/>
                 <w:b/>
@@ -580,9 +568,6 @@
             </w:pPr>
             <w:r>
               <w:t xml:space="preserve">读数全复算通过；</w:t>
-            </w:r>
-            <w:r>
-              <w:t xml:space="preserve"> </w:t>
             </w:r>
             <w:r>
               <w:rPr>
@@ -906,12 +891,6 @@
               <w:jc w:val="left"/>
             </w:pPr>
             <w:r>
-              <w:t xml:space="preserve">✔</w:t>
-            </w:r>
-            <w:r>
-              <w:t xml:space="preserve"> </w:t>
-            </w:r>
-            <w:r>
               <w:rPr>
                 <w:bCs/>
                 <w:b/>
@@ -975,12 +954,6 @@
               <w:pStyle w:val="Compact"/>
               <w:jc w:val="left"/>
             </w:pPr>
-            <w:r>
-              <w:t xml:space="preserve">✘</w:t>
-            </w:r>
-            <w:r>
-              <w:t xml:space="preserve"> </w:t>
-            </w:r>
             <w:r>
               <w:rPr>
                 <w:bCs/>
@@ -1137,7 +1110,7 @@
               <w:jc w:val="center"/>
             </w:pPr>
             <w:r>
-              <w:t xml:space="preserve">✔「# 搜索空间过早闭合：注意力层归因假说与判决式」</w:t>
+              <w:t xml:space="preserve">「# 搜索空间过早闭合：注意力层归因假说与判决式」</w:t>
             </w:r>
           </w:p>
         </w:tc>
@@ -1163,7 +1136,7 @@
               <w:jc w:val="center"/>
             </w:pPr>
             <w:r>
-              <w:t xml:space="preserve">✔「## 2 归因论证：四条机制假说与它们各自的可失败预测」</w:t>
+              <w:t xml:space="preserve">「## 2 归因论证：四条机制假说与它们各自的可失败预测」</w:t>
             </w:r>
           </w:p>
         </w:tc>
@@ -1189,7 +1162,7 @@
               <w:jc w:val="center"/>
             </w:pPr>
             <w:r>
-              <w:t xml:space="preserve">✔「… 本文给出的是【机制假说 + 已定版判决式】，不是已完成的归因。」</w:t>
+              <w:t xml:space="preserve">「… 本文给出的是【机制假说 + 已定版判决式】，不是已完成的归因。」</w:t>
             </w:r>
           </w:p>
         </w:tc>
@@ -1219,12 +1192,6 @@
               <w:jc w:val="center"/>
             </w:pPr>
             <w:r>
-              <w:t xml:space="preserve">✔</w:t>
-            </w:r>
-            <w:r>
-              <w:t xml:space="preserve"> </w:t>
-            </w:r>
-            <w:r>
               <w:rPr>
                 <w:bCs/>
                 <w:b/>
@@ -1255,7 +1222,7 @@
               <w:jc w:val="center"/>
             </w:pPr>
             <w:r>
-              <w:t xml:space="preserve">✔「0 处无条件归因断言 ✔（豁免 0 行）」</w:t>
+              <w:t xml:space="preserve">「0 处无条件归因断言（豁免 0 行）」</w:t>
             </w:r>
           </w:p>
         </w:tc>
@@ -1281,7 +1248,7 @@
               <w:jc w:val="center"/>
             </w:pPr>
             <w:r>
-              <w:t xml:space="preserve">✔「「本文的主张」共 2 处，全部带限定 ✔」</w:t>
+              <w:t xml:space="preserve">「「本文的主张」共 2 处，全部带限定」</w:t>
             </w:r>
           </w:p>
         </w:tc>
@@ -1307,7 +1274,7 @@
               <w:jc w:val="center"/>
             </w:pPr>
             <w:r>
-              <w:t xml:space="preserve">✔「表格残行扫描：0 处」</w:t>
+              <w:t xml:space="preserve">「表格残行扫描：0 处」</w:t>
             </w:r>
           </w:p>
         </w:tc>
@@ -1384,7 +1351,7 @@
         <w:pStyle w:val="Heading3"/>
       </w:pPr>
       <w:r>
-        <w:t xml:space="preserve">3.1 ❌ 交付态失败 ①：</w:t>
+        <w:t xml:space="preserve">3.1 交付态失败 ①：</w:t>
       </w:r>
       <w:r>
         <w:rPr>
@@ -1449,9 +1416,6 @@
       </w:r>
       <w:r>
         <w:t xml:space="preserve">，</w:t>
-      </w:r>
-      <w:r>
-        <w:t xml:space="preserve"> </w:t>
       </w:r>
       <w:r>
         <w:rPr>
@@ -1774,7 +1738,7 @@
           <w:bCs/>
           <w:b/>
         </w:rPr>
-        <w:t xml:space="preserve">】， 【表格结构伤】不在其中</w:t>
+        <w:t xml:space="preserve">】，【表格结构伤】不在其中</w:t>
       </w:r>
       <w:r>
         <w:t xml:space="preserve">，</w:t>
@@ -1794,7 +1758,7 @@
         <w:pStyle w:val="Heading3"/>
       </w:pPr>
       <w:r>
-        <w:t xml:space="preserve">3.2 ❌ 交付态失败 ②：</w:t>
+        <w:t xml:space="preserve">3.2 交付态失败 ②：</w:t>
       </w:r>
       <w:r>
         <w:rPr>
@@ -1851,9 +1815,6 @@
       </w:r>
       <w:r>
         <w:t xml:space="preserve">：</w:t>
-      </w:r>
-      <w:r>
-        <w:t xml:space="preserve"> </w:t>
       </w:r>
       <w:r>
         <w:rPr>
@@ -2929,7 +2890,14 @@
                 <w:bCs/>
                 <w:b/>
               </w:rPr>
-              <w:t xml:space="preserve">我已独立复算：86/88 = 97.727…% ✔</w:t>
+              <w:t xml:space="preserve">我已独立复算：86/88 = 97.727…%</w:t>
+            </w:r>
+            <w:r>
+              <w:rPr>
+                <w:bCs/>
+                <w:b/>
+              </w:rPr>
+              <w:t xml:space="preserve"> </w:t>
             </w:r>
             <w:r>
               <w:t xml:space="preserve">）</w:t>
@@ -3018,7 +2986,14 @@
                 <w:bCs/>
                 <w:b/>
               </w:rPr>
-              <w:t xml:space="preserve">我已独立复算：98/100 = 98.0% ✔</w:t>
+              <w:t xml:space="preserve">我已独立复算：98/100 = 98.0%</w:t>
+            </w:r>
+            <w:r>
+              <w:rPr>
+                <w:bCs/>
+                <w:b/>
+              </w:rPr>
+              <w:t xml:space="preserve"> </w:t>
             </w:r>
             <w:r>
               <w:t xml:space="preserve">）</w:t>
@@ -3061,9 +3036,6 @@
         <w:t xml:space="preserve">：</w:t>
       </w:r>
       <w:r>
-        <w:t xml:space="preserve"> </w:t>
-      </w:r>
-      <w:r>
         <w:rPr>
           <w:bCs/>
           <w:b/>
@@ -3129,9 +3101,6 @@
       </w:r>
       <w:r>
         <w:t xml:space="preserve">：</w:t>
-      </w:r>
-      <w:r>
-        <w:t xml:space="preserve"> </w:t>
       </w:r>
       <w:r>
         <w:rPr>
@@ -3294,7 +3263,7 @@
         <w:pStyle w:val="Heading3"/>
       </w:pPr>
       <w:r>
-        <w:t xml:space="preserve">3.3 ✔ 交付态</w:t>
+        <w:t xml:space="preserve">3.3 交付态</w:t>
       </w:r>
       <w:r>
         <w:rPr>
@@ -3436,7 +3405,7 @@
               <w:t xml:space="preserve"> </w:t>
             </w:r>
             <w:r>
-              <w:t xml:space="preserve">✔（</w:t>
+              <w:t xml:space="preserve">（</w:t>
             </w:r>
             <w:r>
               <w:rPr>
@@ -3522,12 +3491,6 @@
               <w:jc w:val="center"/>
             </w:pPr>
             <w:r>
-              <w:t xml:space="preserve">✔</w:t>
-            </w:r>
-            <w:r>
-              <w:t xml:space="preserve"> </w:t>
-            </w:r>
-            <w:r>
               <w:rPr>
                 <w:bCs/>
                 <w:b/>
@@ -3562,12 +3525,6 @@
               <w:jc w:val="center"/>
             </w:pPr>
             <w:r>
-              <w:t xml:space="preserve">✔</w:t>
-            </w:r>
-            <w:r>
-              <w:t xml:space="preserve"> </w:t>
-            </w:r>
-            <w:r>
               <w:rPr>
                 <w:bCs/>
                 <w:b/>
@@ -3602,12 +3559,6 @@
               <w:jc w:val="center"/>
             </w:pPr>
             <w:r>
-              <w:t xml:space="preserve">✔</w:t>
-            </w:r>
-            <w:r>
-              <w:t xml:space="preserve"> </w:t>
-            </w:r>
-            <w:r>
               <w:rPr>
                 <w:bCs/>
                 <w:b/>
@@ -3638,9 +3589,25 @@
               <w:jc w:val="center"/>
             </w:pPr>
             <w:r>
-              <w:t xml:space="preserve">✔</w:t>
-            </w:r>
-            <w:r>
+              <w:rPr>
+                <w:bCs/>
+                <w:b/>
+              </w:rPr>
+              <w:t xml:space="preserve">仓内打包 vs 无 .git 解包后【不重建】直接重打包，</w:t>
+            </w:r>
+            <w:r>
+              <w:rPr>
+                <w:rStyle w:val="VerbatimChar"/>
+                <w:bCs/>
+                <w:b/>
+              </w:rPr>
+              <w:t xml:space="preserve">6dee2593…</w:t>
+            </w:r>
+            <w:r>
+              <w:rPr>
+                <w:bCs/>
+                <w:b/>
+              </w:rPr>
               <w:t xml:space="preserve"> </w:t>
             </w:r>
             <w:r>
@@ -3648,47 +3615,22 @@
                 <w:bCs/>
                 <w:b/>
               </w:rPr>
-              <w:t xml:space="preserve">仓内打包 vs 无 .git 解包后【不重建】直接重打包，</w:t>
+              <w:t xml:space="preserve">逐字节相同</w:t>
+            </w:r>
+            <w:r>
+              <w:t xml:space="preserve">（</w:t>
             </w:r>
             <w:r>
               <w:rPr>
                 <w:rStyle w:val="VerbatimChar"/>
-                <w:bCs/>
-                <w:b/>
-              </w:rPr>
-              <w:t xml:space="preserve">6dee2593…</w:t>
-            </w:r>
-            <w:r>
-              <w:rPr>
-                <w:bCs/>
-                <w:b/>
-              </w:rPr>
+              </w:rPr>
+              <w:t xml:space="preserve">cmp</w:t>
+            </w:r>
+            <w:r>
               <w:t xml:space="preserve"> </w:t>
             </w:r>
             <w:r>
-              <w:rPr>
-                <w:bCs/>
-                <w:b/>
-              </w:rPr>
-              <w:t xml:space="preserve">逐字节相同</w:t>
-            </w:r>
-            <w:r>
-              <w:t xml:space="preserve">（</w:t>
-            </w:r>
-            <w:r>
-              <w:rPr>
-                <w:rStyle w:val="VerbatimChar"/>
-              </w:rPr>
-              <w:t xml:space="preserve">cmp</w:t>
-            </w:r>
-            <w:r>
-              <w:t xml:space="preserve"> </w:t>
-            </w:r>
-            <w:r>
               <w:t xml:space="preserve">通过）</w:t>
-            </w:r>
-            <w:r>
-              <w:t xml:space="preserve"> </w:t>
             </w:r>
             <w:r>
               <w:rPr>
@@ -3743,9 +3685,6 @@
               <w:t xml:space="preserve">）</w:t>
             </w:r>
             <w:r>
-              <w:t xml:space="preserve"> </w:t>
-            </w:r>
-            <w:r>
               <w:rPr>
                 <w:bCs/>
                 <w:b/>
@@ -3857,12 +3796,6 @@
               <w:pStyle w:val="Compact"/>
               <w:jc w:val="center"/>
             </w:pPr>
-            <w:r>
-              <w:t xml:space="preserve">✔</w:t>
-            </w:r>
-            <w:r>
-              <w:t xml:space="preserve"> </w:t>
-            </w:r>
             <w:r>
               <w:rPr>
                 <w:bCs/>
@@ -4055,9 +3988,6 @@
               <w:t xml:space="preserve">：</w:t>
             </w:r>
             <w:r>
-              <w:t xml:space="preserve"> </w:t>
-            </w:r>
-            <w:r>
               <w:rPr>
                 <w:bCs/>
                 <w:b/>
@@ -4627,7 +4557,7 @@
         <w:t xml:space="preserve"> </w:t>
       </w:r>
       <w:r>
-        <w:t xml:space="preserve">我在副本上打包时，交付态验收直接喊了「⛔ 交付态验收失败：2 项不通过，不要交付」</w:t>
+        <w:t xml:space="preserve">我在副本上打包时，交付态验收直接喊了「 交付态验收失败：2 项不通过，不要交付」</w:t>
       </w:r>
       <w:r>
         <w:rPr>
@@ -4672,9 +4602,6 @@
         <w:t xml:space="preserve">：</w:t>
       </w:r>
       <w:r>
-        <w:t xml:space="preserve"> </w:t>
-      </w:r>
-      <w:r>
         <w:rPr>
           <w:bCs/>
           <w:b/>
@@ -4704,10 +4631,7 @@
         <w:t xml:space="preserve">0</w:t>
       </w:r>
       <w:r>
-        <w:t xml:space="preserve"> </w:t>
-      </w:r>
-      <w:r>
-        <w:t xml:space="preserve">✔）｜</w:t>
+        <w:t xml:space="preserve">）｜</w:t>
       </w:r>
       <w:r>
         <w:t xml:space="preserve"> </w:t>
@@ -4833,9 +4757,6 @@
         <w:t xml:space="preserve">：</w:t>
       </w:r>
       <w:r>
-        <w:t xml:space="preserve"> </w:t>
-      </w:r>
-      <w:r>
         <w:rPr>
           <w:bCs/>
           <w:b/>
@@ -4856,9 +4777,6 @@
         <w:t xml:space="preserve">：</w:t>
       </w:r>
       <w:r>
-        <w:t xml:space="preserve"> </w:t>
-      </w:r>
-      <w:r>
         <w:rPr>
           <w:bCs/>
           <w:b/>
@@ -4941,13 +4859,6 @@
           <w:b/>
         </w:rPr>
         <w:t xml:space="preserve">：</w:t>
-      </w:r>
-      <w:r>
-        <w:rPr>
-          <w:bCs/>
-          <w:b/>
-        </w:rPr>
-        <w:t xml:space="preserve"> </w:t>
       </w:r>
       <w:r>
         <w:t xml:space="preserve">不是包 sha 变，是包【内容】错（装的是旧 docx）。</w:t>
@@ -5151,9 +5062,6 @@
         <w:t xml:space="preserve">：</w:t>
       </w:r>
       <w:r>
-        <w:t xml:space="preserve"> </w:t>
-      </w:r>
-      <w:r>
         <w:rPr>
           <w:bCs/>
           <w:b/>
@@ -5164,9 +5072,6 @@
         <w:t xml:space="preserve">；</w:t>
       </w:r>
       <w:r>
-        <w:t xml:space="preserve"> </w:t>
-      </w:r>
-      <w:r>
         <w:rPr>
           <w:bCs/>
           <w:b/>
@@ -5203,9 +5108,6 @@
         <w:t xml:space="preserve">：</w:t>
       </w:r>
       <w:r>
-        <w:t xml:space="preserve"> </w:t>
-      </w:r>
-      <w:r>
         <w:rPr>
           <w:bCs/>
           <w:b/>
@@ -5220,7 +5122,7 @@
           <w:bCs/>
           <w:b/>
         </w:rPr>
-        <w:t xml:space="preserve">，你的核验点 A 判据在这里升级成： 【口径可自由选择时，任何单一口径的方向都不得进结论句】。</w:t>
+        <w:t xml:space="preserve">，你的核验点 A 判据在这里升级成：【口径可自由选择时，任何单一口径的方向都不得进结论句】。</w:t>
       </w:r>
     </w:p>
     <w:bookmarkStart w:id="30" w:name="顺带回一条给父会话e1-的-a2-4是可复算的"/>
@@ -5348,9 +5250,6 @@
         <w:t xml:space="preserve">；</w:t>
       </w:r>
       <w:r>
-        <w:t xml:space="preserve"> </w:t>
-      </w:r>
-      <w:r>
         <w:rPr>
           <w:bCs/>
           <w:b/>
@@ -5411,7 +5310,7 @@
         <w:t xml:space="preserve"> </w:t>
       </w:r>
       <w:r>
-        <w:t xml:space="preserve">= −2 / −4 ✔，</w:t>
+        <w:t xml:space="preserve">= −2 / −4，</w:t>
       </w:r>
       <w:r>
         <w:rPr>
@@ -5423,7 +5322,10 @@
         <w:t xml:space="preserve"> </w:t>
       </w:r>
       <w:r>
-        <w:t xml:space="preserve">= [−3,2,−8,7] / [−1,3,−7,1] ✔</w:t>
+        <w:t xml:space="preserve">= [−3,2,−8,7] / [−1,3,−7,1]</w:t>
+      </w:r>
+      <w:r>
+        <w:t xml:space="preserve"> </w:t>
       </w:r>
       <w:r>
         <w:rPr>
@@ -6115,7 +6017,7 @@
         <w:t xml:space="preserve">md 内部</w:t>
       </w:r>
       <w:r>
-        <w:t xml:space="preserve">的表头/分隔行/表体列数必须一致 ✔</w:t>
+        <w:t xml:space="preserve">的表头/分隔行/表体列数必须一致</w:t>
       </w:r>
       <w:r>
         <w:t xml:space="preserve"> </w:t>
@@ -6142,7 +6044,7 @@
         <w:t xml:space="preserve">:73</w:t>
       </w:r>
       <w:r>
-        <w:t xml:space="preserve">），无表头碎片 ✔</w:t>
+        <w:t xml:space="preserve">），无表头碎片</w:t>
       </w:r>
       <w:r>
         <w:t xml:space="preserve"> </w:t>
@@ -6169,7 +6071,7 @@
         <w:t xml:space="preserve">:131</w:t>
       </w:r>
       <w:r>
-        <w:t xml:space="preserve">），代码块表 ✔</w:t>
+        <w:t xml:space="preserve">），代码块表</w:t>
       </w:r>
       <w:r>
         <w:t xml:space="preserve"> </w:t>
@@ -6196,7 +6098,7 @@
         <w:t xml:space="preserve">:80</w:t>
       </w:r>
       <w:r>
-        <w:t xml:space="preserve">），缺空行 ✔</w:t>
+        <w:t xml:space="preserve">），缺空行</w:t>
       </w:r>
       <w:r>
         <w:t xml:space="preserve"> </w:t>
@@ -6248,9 +6150,6 @@
         <w:t xml:space="preserve">：</w:t>
       </w:r>
       <w:r>
-        <w:t xml:space="preserve"> </w:t>
-      </w:r>
-      <w:r>
         <w:rPr>
           <w:bCs/>
           <w:b/>
@@ -6258,7 +6157,7 @@
         <w:t xml:space="preserve">没有任何判据比对【md 每表的列数序列】与【docx 该表每行的实际单元格数】</w:t>
       </w:r>
       <w:r>
-        <w:t xml:space="preserve">，md 侧检查抓得住"pandoc 截列"（被截的单元格内容会消失，内容级检查会红）✔，但抓不住"内容还在、列结构被重排"的情形</w:t>
+        <w:t xml:space="preserve">，md 侧检查抓得住"pandoc 截列"（被截的单元格内容会消失，内容级检查会红），但抓不住"内容还在、列结构被重排"的情形</w:t>
       </w:r>
       <w:r>
         <w:rPr>
@@ -6471,12 +6370,6 @@
               <w:jc w:val="center"/>
             </w:pPr>
             <w:r>
-              <w:t xml:space="preserve">✔</w:t>
-            </w:r>
-            <w:r>
-              <w:t xml:space="preserve"> </w:t>
-            </w:r>
-            <w:r>
               <w:rPr>
                 <w:bCs/>
                 <w:b/>
@@ -6582,12 +6475,6 @@
               <w:jc w:val="center"/>
             </w:pPr>
             <w:r>
-              <w:t xml:space="preserve">✘</w:t>
-            </w:r>
-            <w:r>
-              <w:t xml:space="preserve"> </w:t>
-            </w:r>
-            <w:r>
               <w:rPr>
                 <w:bCs/>
                 <w:b/>
@@ -6700,7 +6587,7 @@
               <w:jc w:val="center"/>
             </w:pPr>
             <w:r>
-              <w:t xml:space="preserve">✔ md 侧</w:t>
+              <w:t xml:space="preserve">md 侧</w:t>
             </w:r>
             <w:r>
               <w:t xml:space="preserve"> </w:t>
@@ -6827,12 +6714,6 @@
               <w:jc w:val="center"/>
             </w:pPr>
             <w:r>
-              <w:t xml:space="preserve">⚠</w:t>
-            </w:r>
-            <w:r>
-              <w:t xml:space="preserve"> </w:t>
-            </w:r>
-            <w:r>
               <w:rPr>
                 <w:bCs/>
                 <w:b/>
@@ -6930,12 +6811,6 @@
               <w:jc w:val="center"/>
             </w:pPr>
             <w:r>
-              <w:t xml:space="preserve">⚠</w:t>
-            </w:r>
-            <w:r>
-              <w:t xml:space="preserve"> </w:t>
-            </w:r>
-            <w:r>
               <w:rPr>
                 <w:bCs/>
                 <w:b/>
@@ -7056,12 +6931,6 @@
               <w:jc w:val="center"/>
             </w:pPr>
             <w:r>
-              <w:t xml:space="preserve">✔</w:t>
-            </w:r>
-            <w:r>
-              <w:t xml:space="preserve"> </w:t>
-            </w:r>
-            <w:r>
               <w:rPr>
                 <w:rStyle w:val="VerbatimChar"/>
               </w:rPr>
@@ -7124,12 +6993,6 @@
               <w:pStyle w:val="Compact"/>
               <w:jc w:val="center"/>
             </w:pPr>
-            <w:r>
-              <w:t xml:space="preserve">⚠</w:t>
-            </w:r>
-            <w:r>
-              <w:t xml:space="preserve"> </w:t>
-            </w:r>
             <w:r>
               <w:rPr>
                 <w:bCs/>
@@ -7263,9 +7126,6 @@
       </w:r>
       <w:r>
         <w:t xml:space="preserve">（§7.1）：</w:t>
-      </w:r>
-      <w:r>
-        <w:t xml:space="preserve"> </w:t>
       </w:r>
       <w:r>
         <w:rPr>
@@ -7335,9 +7195,6 @@
       </w:r>
       <w:r>
         <w:t xml:space="preserve">，</w:t>
-      </w:r>
-      <w:r>
-        <w:t xml:space="preserve"> </w:t>
       </w:r>
       <w:r>
         <w:rPr>
@@ -7465,7 +7322,14 @@
                 <w:bCs/>
                 <w:b/>
               </w:rPr>
-              <w:t xml:space="preserve">E-1 ✅</w:t>
+              <w:t xml:space="preserve">E-1</w:t>
+            </w:r>
+            <w:r>
+              <w:rPr>
+                <w:bCs/>
+                <w:b/>
+              </w:rPr>
+              <w:t xml:space="preserve"> </w:t>
             </w:r>
             <w:r>
               <w:t xml:space="preserve">（E1 跑完）｜</w:t>
@@ -7478,12 +7342,29 @@
                 <w:bCs/>
                 <w:b/>
               </w:rPr>
-              <w:t xml:space="preserve">E-2 ✅</w:t>
+              <w:t xml:space="preserve">E-2</w:t>
+            </w:r>
+            <w:r>
+              <w:rPr>
+                <w:bCs/>
+                <w:b/>
+              </w:rPr>
+              <w:t xml:space="preserve"> </w:t>
             </w:r>
             <w:r>
               <w:t xml:space="preserve">（我已跑，脚本已交付版，</w:t>
             </w:r>
             <w:r>
+              <w:rPr>
+                <w:bCs/>
+                <w:b/>
+              </w:rPr>
+              <w:t xml:space="preserve">待 git add 进包</w:t>
+            </w:r>
+            <w:r>
+              <w:t xml:space="preserve">）｜</w:t>
+            </w:r>
+            <w:r>
               <w:t xml:space="preserve"> </w:t>
             </w:r>
             <w:r>
@@ -7491,22 +7372,16 @@
                 <w:bCs/>
                 <w:b/>
               </w:rPr>
-              <w:t xml:space="preserve">待 git add 进包</w:t>
-            </w:r>
-            <w:r>
-              <w:t xml:space="preserve">）｜</w:t>
-            </w:r>
-            <w:r>
+              <w:t xml:space="preserve">E-3</w:t>
+            </w:r>
+            <w:r>
+              <w:rPr>
+                <w:bCs/>
+                <w:b/>
+              </w:rPr>
               <w:t xml:space="preserve"> </w:t>
             </w:r>
             <w:r>
-              <w:rPr>
-                <w:bCs/>
-                <w:b/>
-              </w:rPr>
-              <w:t xml:space="preserve">E-3 ✅</w:t>
-            </w:r>
-            <w:r>
               <w:t xml:space="preserve">（</w:t>
             </w:r>
             <w:r>
@@ -7529,43 +7404,40 @@
                 <w:bCs/>
                 <w:b/>
               </w:rPr>
-              <w:t xml:space="preserve">E-22 ✅（这一轮完成）</w:t>
+              <w:t xml:space="preserve">E-22 （这一轮完成）</w:t>
             </w:r>
             <w:r>
               <w:t xml:space="preserve">：</w:t>
             </w:r>
             <w:r>
+              <w:rPr>
+                <w:bCs/>
+                <w:b/>
+              </w:rPr>
+              <w:t xml:space="preserve">③ 的两份外部仓报告已进包</w:t>
+            </w:r>
+            <w:r>
+              <w:t xml:space="preserve">（</w:t>
+            </w:r>
+            <w:r>
+              <w:rPr>
+                <w:rStyle w:val="VerbatimChar"/>
+              </w:rPr>
+              <w:t xml:space="preserve">REPORT-TRAIN-AGENT-2026-10-19.md</w:t>
+            </w:r>
+            <w:r>
               <w:t xml:space="preserve"> </w:t>
             </w:r>
             <w:r>
-              <w:rPr>
-                <w:bCs/>
-                <w:b/>
-              </w:rPr>
-              <w:t xml:space="preserve">③ 的两份外部仓报告已进包</w:t>
-            </w:r>
-            <w:r>
-              <w:t xml:space="preserve">（</w:t>
+              <w:t xml:space="preserve">/</w:t>
+            </w:r>
+            <w:r>
+              <w:t xml:space="preserve"> </w:t>
             </w:r>
             <w:r>
               <w:rPr>
                 <w:rStyle w:val="VerbatimChar"/>
               </w:rPr>
-              <w:t xml:space="preserve">REPORT-TRAIN-AGENT-2026-10-19.md</w:t>
-            </w:r>
-            <w:r>
-              <w:t xml:space="preserve"> </w:t>
-            </w:r>
-            <w:r>
-              <w:t xml:space="preserve">/</w:t>
-            </w:r>
-            <w:r>
-              <w:t xml:space="preserve"> </w:t>
-            </w:r>
-            <w:r>
-              <w:rPr>
-                <w:rStyle w:val="VerbatimChar"/>
-              </w:rPr>
               <w:t xml:space="preserve">REPORT-TRAIN-AGENT-2026-10-18.md</w:t>
             </w:r>
             <w:r>
@@ -7579,7 +7451,7 @@
               <w:t xml:space="preserve">我阶段二 §2.6 那条硬缺口【已解决】</w:t>
             </w:r>
             <w:r>
-              <w:t xml:space="preserve">｜⬜</w:t>
+              <w:t xml:space="preserve">｜</w:t>
             </w:r>
             <w:r>
               <w:t xml:space="preserve"> </w:t>
@@ -7642,9 +7514,6 @@
               <w:t xml:space="preserve">；</w:t>
             </w:r>
             <w:r>
-              <w:t xml:space="preserve"> </w:t>
-            </w:r>
-            <w:r>
               <w:rPr>
                 <w:bCs/>
                 <w:b/>
@@ -7652,7 +7521,7 @@
               <w:t xml:space="preserve">成本按两个独立来源同量级写「≈¥17 / ¥15–38」</w:t>
             </w:r>
             <w:r>
-              <w:t xml:space="preserve">； ** 前置条件</w:t>
+              <w:t xml:space="preserve">；** 前置条件</w:t>
             </w:r>
             <w:r>
               <w:rPr>
@@ -7660,13 +7529,6 @@
                 <w:b/>
               </w:rPr>
               <w:t xml:space="preserve">：</w:t>
-            </w:r>
-            <w:r>
-              <w:rPr>
-                <w:bCs/>
-                <w:b/>
-              </w:rPr>
-              <w:t xml:space="preserve"> </w:t>
             </w:r>
             <w:r>
               <w:t xml:space="preserve">E-12（③ 查表 vs 学出来，90 次）必须等排序 bug 修完再跑**，否则一次性烧掉且读数作废（这正是 ③ 篇把相关读数降为【未测】的原因）</w:t>
@@ -7849,9 +7711,6 @@
         <w:t xml:space="preserve">：</w:t>
       </w:r>
       <w:r>
-        <w:t xml:space="preserve"> </w:t>
-      </w:r>
-      <w:r>
         <w:rPr>
           <w:bCs/>
           <w:b/>
@@ -7867,13 +7726,6 @@
           <w:b/>
         </w:rPr>
         <w:t xml:space="preserve">；</w:t>
-      </w:r>
-      <w:r>
-        <w:rPr>
-          <w:bCs/>
-          <w:b/>
-        </w:rPr>
-        <w:t xml:space="preserve"> </w:t>
       </w:r>
       <w:r>
         <w:t xml:space="preserve">，且从包内机器结果直抽时，</w:t>
@@ -7997,9 +7849,6 @@
         <w:t xml:space="preserve">（打包器自己喊了"不要交付"）：</w:t>
       </w:r>
       <w:r>
-        <w:t xml:space="preserve"> </w:t>
-      </w:r>
-      <w:r>
         <w:rPr>
           <w:bCs/>
           <w:b/>
@@ -8329,9 +8178,6 @@
         <w:t xml:space="preserve">：</w:t>
       </w:r>
       <w:r>
-        <w:t xml:space="preserve"> </w:t>
-      </w:r>
-      <w:r>
         <w:rPr>
           <w:bCs/>
           <w:b/>
@@ -8380,13 +8226,6 @@
         <w:t xml:space="preserve">：</w:t>
       </w:r>
       <w:r>
-        <w:rPr>
-          <w:bCs/>
-          <w:b/>
-        </w:rPr>
-        <w:t xml:space="preserve"> </w:t>
-      </w:r>
-      <w:r>
         <w:t xml:space="preserve">仓内打包 vs 无 git 解包后重打包，逐字节相同</w:t>
       </w:r>
       <w:r>
@@ -8454,13 +8293,6 @@
         <w:t xml:space="preserve">：</w:t>
       </w:r>
       <w:r>
-        <w:rPr>
-          <w:bCs/>
-          <w:b/>
-        </w:rPr>
-        <w:t xml:space="preserve"> </w:t>
-      </w:r>
-      <w:r>
         <w:t xml:space="preserve">原始 JSONL + 两份复算脚本都在包内</w:t>
       </w:r>
       <w:r>
@@ -8471,13 +8303,6 @@
         <w:t xml:space="preserve">；</w:t>
       </w:r>
       <w:r>
-        <w:rPr>
-          <w:bCs/>
-          <w:b/>
-        </w:rPr>
-        <w:t xml:space="preserve"> </w:t>
-      </w:r>
-      <w:r>
         <w:t xml:space="preserve">④ 篇 D-1 复算 EXIT=0、逐行不一致 0、三方 p 值逐位一致</w:t>
       </w:r>
       <w:r>
@@ -8486,13 +8311,6 @@
           <w:b/>
         </w:rPr>
         <w:t xml:space="preserve">；</w:t>
-      </w:r>
-      <w:r>
-        <w:rPr>
-          <w:bCs/>
-          <w:b/>
-        </w:rPr>
-        <w:t xml:space="preserve"> </w:t>
       </w:r>
       <w:r>
         <w:t xml:space="preserve">② 篇净增益重算 EXIT=0、自检 6 项全过（含变异注入）</w:t>
